--- a/Insomniac_Test_Plan_and_Traceability_Matrix.docx
+++ b/Insomniac_Test_Plan_and_Traceability_Matrix.docx
@@ -174,7 +174,7 @@
         <w:rPr>
           <w:rFonts w:ascii="Times New Roman" w:hAnsi="Times New Roman" w:cs="Times New Roman"/>
         </w:rPr>
-        <w:t>0</w:t>
+        <w:t>1</w:t>
       </w:r>
     </w:p>
     <w:p>
@@ -207,13 +207,31 @@
         <w:rPr>
           <w:rFonts w:ascii="Times New Roman" w:hAnsi="Times New Roman" w:cs="Times New Roman"/>
         </w:rPr>
-        <w:t>13</w:t>
+        <w:t>1</w:t>
       </w:r>
       <w:r>
         <w:rPr>
           <w:rFonts w:ascii="Times New Roman" w:hAnsi="Times New Roman" w:cs="Times New Roman"/>
         </w:rPr>
-        <w:t>/26</w:t>
+        <w:t>5</w:t>
+      </w:r>
+      <w:r>
+        <w:rPr>
+          <w:rFonts w:ascii="Times New Roman" w:hAnsi="Times New Roman" w:cs="Times New Roman"/>
+        </w:rPr>
+        <w:t>/</w:t>
+      </w:r>
+      <w:r>
+        <w:rPr>
+          <w:rFonts w:ascii="Times New Roman" w:hAnsi="Times New Roman" w:cs="Times New Roman"/>
+        </w:rPr>
+        <w:t>20</w:t>
+      </w:r>
+      <w:r>
+        <w:rPr>
+          <w:rFonts w:ascii="Times New Roman" w:hAnsi="Times New Roman" w:cs="Times New Roman"/>
+        </w:rPr>
+        <w:t>26</w:t>
       </w:r>
     </w:p>
     <w:p>
@@ -272,7 +290,7 @@
         </w:rPr>
         <w:fldChar w:fldCharType="separate"/>
       </w:r>
-      <w:hyperlink w:anchor="_Toc229583513" w:history="1">
+      <w:hyperlink w:anchor="_Toc229730988" w:history="1">
         <w:r>
           <w:rPr>
             <w:rStyle w:val="Hyperlink"/>
@@ -320,7 +338,7 @@
             <w:noProof/>
             <w:webHidden/>
           </w:rPr>
-          <w:instrText xml:space="preserve"> PAGEREF _Toc229583513 \h </w:instrText>
+          <w:instrText xml:space="preserve"> PAGEREF _Toc229730988 \h </w:instrText>
         </w:r>
         <w:r>
           <w:rPr>
@@ -366,7 +384,7 @@
           <w14:ligatures w14:val="standardContextual"/>
         </w:rPr>
       </w:pPr>
-      <w:hyperlink w:anchor="_Toc229583514" w:history="1">
+      <w:hyperlink w:anchor="_Toc229730989" w:history="1">
         <w:r>
           <w:rPr>
             <w:rStyle w:val="Hyperlink"/>
@@ -414,7 +432,7 @@
             <w:noProof/>
             <w:webHidden/>
           </w:rPr>
-          <w:instrText xml:space="preserve"> PAGEREF _Toc229583514 \h </w:instrText>
+          <w:instrText xml:space="preserve"> PAGEREF _Toc229730989 \h </w:instrText>
         </w:r>
         <w:r>
           <w:rPr>
@@ -460,7 +478,7 @@
           <w14:ligatures w14:val="standardContextual"/>
         </w:rPr>
       </w:pPr>
-      <w:hyperlink w:anchor="_Toc229583515" w:history="1">
+      <w:hyperlink w:anchor="_Toc229730990" w:history="1">
         <w:r>
           <w:rPr>
             <w:rStyle w:val="Hyperlink"/>
@@ -508,7 +526,7 @@
             <w:noProof/>
             <w:webHidden/>
           </w:rPr>
-          <w:instrText xml:space="preserve"> PAGEREF _Toc229583515 \h </w:instrText>
+          <w:instrText xml:space="preserve"> PAGEREF _Toc229730990 \h </w:instrText>
         </w:r>
         <w:r>
           <w:rPr>
@@ -551,7 +569,7 @@
           <w14:ligatures w14:val="standardContextual"/>
         </w:rPr>
       </w:pPr>
-      <w:hyperlink w:anchor="_Toc229583516" w:history="1">
+      <w:hyperlink w:anchor="_Toc229730991" w:history="1">
         <w:r>
           <w:rPr>
             <w:rStyle w:val="Hyperlink"/>
@@ -591,7 +609,7 @@
           <w:rPr>
             <w:webHidden/>
           </w:rPr>
-          <w:instrText xml:space="preserve"> PAGEREF _Toc229583516 \h </w:instrText>
+          <w:instrText xml:space="preserve"> PAGEREF _Toc229730991 \h </w:instrText>
         </w:r>
         <w:r>
           <w:rPr>
@@ -630,7 +648,7 @@
           <w14:ligatures w14:val="standardContextual"/>
         </w:rPr>
       </w:pPr>
-      <w:hyperlink w:anchor="_Toc229583517" w:history="1">
+      <w:hyperlink w:anchor="_Toc229730992" w:history="1">
         <w:r>
           <w:rPr>
             <w:rStyle w:val="Hyperlink"/>
@@ -670,7 +688,7 @@
           <w:rPr>
             <w:webHidden/>
           </w:rPr>
-          <w:instrText xml:space="preserve"> PAGEREF _Toc229583517 \h </w:instrText>
+          <w:instrText xml:space="preserve"> PAGEREF _Toc229730992 \h </w:instrText>
         </w:r>
         <w:r>
           <w:rPr>
@@ -712,7 +730,7 @@
           <w14:ligatures w14:val="standardContextual"/>
         </w:rPr>
       </w:pPr>
-      <w:hyperlink w:anchor="_Toc229583518" w:history="1">
+      <w:hyperlink w:anchor="_Toc229730993" w:history="1">
         <w:r>
           <w:rPr>
             <w:rStyle w:val="Hyperlink"/>
@@ -760,7 +778,7 @@
             <w:noProof/>
             <w:webHidden/>
           </w:rPr>
-          <w:instrText xml:space="preserve"> PAGEREF _Toc229583518 \h </w:instrText>
+          <w:instrText xml:space="preserve"> PAGEREF _Toc229730993 \h </w:instrText>
         </w:r>
         <w:r>
           <w:rPr>
@@ -806,7 +824,7 @@
           <w14:ligatures w14:val="standardContextual"/>
         </w:rPr>
       </w:pPr>
-      <w:hyperlink w:anchor="_Toc229583519" w:history="1">
+      <w:hyperlink w:anchor="_Toc229730994" w:history="1">
         <w:r>
           <w:rPr>
             <w:rStyle w:val="Hyperlink"/>
@@ -854,7 +872,7 @@
             <w:noProof/>
             <w:webHidden/>
           </w:rPr>
-          <w:instrText xml:space="preserve"> PAGEREF _Toc229583519 \h </w:instrText>
+          <w:instrText xml:space="preserve"> PAGEREF _Toc229730994 \h </w:instrText>
         </w:r>
         <w:r>
           <w:rPr>
@@ -900,7 +918,7 @@
           <w14:ligatures w14:val="standardContextual"/>
         </w:rPr>
       </w:pPr>
-      <w:hyperlink w:anchor="_Toc229583520" w:history="1">
+      <w:hyperlink w:anchor="_Toc229730995" w:history="1">
         <w:r>
           <w:rPr>
             <w:rStyle w:val="Hyperlink"/>
@@ -948,7 +966,7 @@
             <w:noProof/>
             <w:webHidden/>
           </w:rPr>
-          <w:instrText xml:space="preserve"> PAGEREF _Toc229583520 \h </w:instrText>
+          <w:instrText xml:space="preserve"> PAGEREF _Toc229730995 \h </w:instrText>
         </w:r>
         <w:r>
           <w:rPr>
@@ -991,7 +1009,7 @@
           <w14:ligatures w14:val="standardContextual"/>
         </w:rPr>
       </w:pPr>
-      <w:hyperlink w:anchor="_Toc229583521" w:history="1">
+      <w:hyperlink w:anchor="_Toc229730996" w:history="1">
         <w:r>
           <w:rPr>
             <w:rStyle w:val="Hyperlink"/>
@@ -1031,7 +1049,7 @@
           <w:rPr>
             <w:webHidden/>
           </w:rPr>
-          <w:instrText xml:space="preserve"> PAGEREF _Toc229583521 \h </w:instrText>
+          <w:instrText xml:space="preserve"> PAGEREF _Toc229730996 \h </w:instrText>
         </w:r>
         <w:r>
           <w:rPr>
@@ -1070,7 +1088,7 @@
           <w14:ligatures w14:val="standardContextual"/>
         </w:rPr>
       </w:pPr>
-      <w:hyperlink w:anchor="_Toc229583522" w:history="1">
+      <w:hyperlink w:anchor="_Toc229730997" w:history="1">
         <w:r>
           <w:rPr>
             <w:rStyle w:val="Hyperlink"/>
@@ -1110,7 +1128,7 @@
           <w:rPr>
             <w:webHidden/>
           </w:rPr>
-          <w:instrText xml:space="preserve"> PAGEREF _Toc229583522 \h </w:instrText>
+          <w:instrText xml:space="preserve"> PAGEREF _Toc229730997 \h </w:instrText>
         </w:r>
         <w:r>
           <w:rPr>
@@ -1149,7 +1167,7 @@
           <w14:ligatures w14:val="standardContextual"/>
         </w:rPr>
       </w:pPr>
-      <w:hyperlink w:anchor="_Toc229583523" w:history="1">
+      <w:hyperlink w:anchor="_Toc229730998" w:history="1">
         <w:r>
           <w:rPr>
             <w:rStyle w:val="Hyperlink"/>
@@ -1189,7 +1207,7 @@
           <w:rPr>
             <w:webHidden/>
           </w:rPr>
-          <w:instrText xml:space="preserve"> PAGEREF _Toc229583523 \h </w:instrText>
+          <w:instrText xml:space="preserve"> PAGEREF _Toc229730998 \h </w:instrText>
         </w:r>
         <w:r>
           <w:rPr>
@@ -1231,7 +1249,7 @@
           <w14:ligatures w14:val="standardContextual"/>
         </w:rPr>
       </w:pPr>
-      <w:hyperlink w:anchor="_Toc229583524" w:history="1">
+      <w:hyperlink w:anchor="_Toc229730999" w:history="1">
         <w:r>
           <w:rPr>
             <w:rStyle w:val="Hyperlink"/>
@@ -1279,7 +1297,7 @@
             <w:noProof/>
             <w:webHidden/>
           </w:rPr>
-          <w:instrText xml:space="preserve"> PAGEREF _Toc229583524 \h </w:instrText>
+          <w:instrText xml:space="preserve"> PAGEREF _Toc229730999 \h </w:instrText>
         </w:r>
         <w:r>
           <w:rPr>
@@ -1322,7 +1340,7 @@
           <w14:ligatures w14:val="standardContextual"/>
         </w:rPr>
       </w:pPr>
-      <w:hyperlink w:anchor="_Toc229583525" w:history="1">
+      <w:hyperlink w:anchor="_Toc229731000" w:history="1">
         <w:r>
           <w:rPr>
             <w:rStyle w:val="Hyperlink"/>
@@ -1362,7 +1380,7 @@
           <w:rPr>
             <w:webHidden/>
           </w:rPr>
-          <w:instrText xml:space="preserve"> PAGEREF _Toc229583525 \h </w:instrText>
+          <w:instrText xml:space="preserve"> PAGEREF _Toc229731000 \h </w:instrText>
         </w:r>
         <w:r>
           <w:rPr>
@@ -1401,7 +1419,7 @@
           <w14:ligatures w14:val="standardContextual"/>
         </w:rPr>
       </w:pPr>
-      <w:hyperlink w:anchor="_Toc229583526" w:history="1">
+      <w:hyperlink w:anchor="_Toc229731001" w:history="1">
         <w:r>
           <w:rPr>
             <w:rStyle w:val="Hyperlink"/>
@@ -1441,7 +1459,7 @@
           <w:rPr>
             <w:webHidden/>
           </w:rPr>
-          <w:instrText xml:space="preserve"> PAGEREF _Toc229583526 \h </w:instrText>
+          <w:instrText xml:space="preserve"> PAGEREF _Toc229731001 \h </w:instrText>
         </w:r>
         <w:r>
           <w:rPr>
@@ -1480,7 +1498,7 @@
           <w14:ligatures w14:val="standardContextual"/>
         </w:rPr>
       </w:pPr>
-      <w:hyperlink w:anchor="_Toc229583527" w:history="1">
+      <w:hyperlink w:anchor="_Toc229731002" w:history="1">
         <w:r>
           <w:rPr>
             <w:rStyle w:val="Hyperlink"/>
@@ -1520,7 +1538,7 @@
           <w:rPr>
             <w:webHidden/>
           </w:rPr>
-          <w:instrText xml:space="preserve"> PAGEREF _Toc229583527 \h </w:instrText>
+          <w:instrText xml:space="preserve"> PAGEREF _Toc229731002 \h </w:instrText>
         </w:r>
         <w:r>
           <w:rPr>
@@ -1559,7 +1577,7 @@
           <w14:ligatures w14:val="standardContextual"/>
         </w:rPr>
       </w:pPr>
-      <w:hyperlink w:anchor="_Toc229583528" w:history="1">
+      <w:hyperlink w:anchor="_Toc229731003" w:history="1">
         <w:r>
           <w:rPr>
             <w:rStyle w:val="Hyperlink"/>
@@ -1599,7 +1617,7 @@
           <w:rPr>
             <w:webHidden/>
           </w:rPr>
-          <w:instrText xml:space="preserve"> PAGEREF _Toc229583528 \h </w:instrText>
+          <w:instrText xml:space="preserve"> PAGEREF _Toc229731003 \h </w:instrText>
         </w:r>
         <w:r>
           <w:rPr>
@@ -1638,7 +1656,7 @@
           <w14:ligatures w14:val="standardContextual"/>
         </w:rPr>
       </w:pPr>
-      <w:hyperlink w:anchor="_Toc229583529" w:history="1">
+      <w:hyperlink w:anchor="_Toc229731004" w:history="1">
         <w:r>
           <w:rPr>
             <w:rStyle w:val="Hyperlink"/>
@@ -1678,7 +1696,7 @@
           <w:rPr>
             <w:webHidden/>
           </w:rPr>
-          <w:instrText xml:space="preserve"> PAGEREF _Toc229583529 \h </w:instrText>
+          <w:instrText xml:space="preserve"> PAGEREF _Toc229731004 \h </w:instrText>
         </w:r>
         <w:r>
           <w:rPr>
@@ -1717,7 +1735,7 @@
           <w14:ligatures w14:val="standardContextual"/>
         </w:rPr>
       </w:pPr>
-      <w:hyperlink w:anchor="_Toc229583530" w:history="1">
+      <w:hyperlink w:anchor="_Toc229731005" w:history="1">
         <w:r>
           <w:rPr>
             <w:rStyle w:val="Hyperlink"/>
@@ -1757,7 +1775,7 @@
           <w:rPr>
             <w:webHidden/>
           </w:rPr>
-          <w:instrText xml:space="preserve"> PAGEREF _Toc229583530 \h </w:instrText>
+          <w:instrText xml:space="preserve"> PAGEREF _Toc229731005 \h </w:instrText>
         </w:r>
         <w:r>
           <w:rPr>
@@ -1796,7 +1814,7 @@
           <w14:ligatures w14:val="standardContextual"/>
         </w:rPr>
       </w:pPr>
-      <w:hyperlink w:anchor="_Toc229583531" w:history="1">
+      <w:hyperlink w:anchor="_Toc229731006" w:history="1">
         <w:r>
           <w:rPr>
             <w:rStyle w:val="Hyperlink"/>
@@ -1836,7 +1854,7 @@
           <w:rPr>
             <w:webHidden/>
           </w:rPr>
-          <w:instrText xml:space="preserve"> PAGEREF _Toc229583531 \h </w:instrText>
+          <w:instrText xml:space="preserve"> PAGEREF _Toc229731006 \h </w:instrText>
         </w:r>
         <w:r>
           <w:rPr>
@@ -1878,7 +1896,7 @@
           <w14:ligatures w14:val="standardContextual"/>
         </w:rPr>
       </w:pPr>
-      <w:hyperlink w:anchor="_Toc229583532" w:history="1">
+      <w:hyperlink w:anchor="_Toc229731007" w:history="1">
         <w:r>
           <w:rPr>
             <w:rStyle w:val="Hyperlink"/>
@@ -1926,7 +1944,7 @@
             <w:noProof/>
             <w:webHidden/>
           </w:rPr>
-          <w:instrText xml:space="preserve"> PAGEREF _Toc229583532 \h </w:instrText>
+          <w:instrText xml:space="preserve"> PAGEREF _Toc229731007 \h </w:instrText>
         </w:r>
         <w:r>
           <w:rPr>
@@ -1972,7 +1990,7 @@
           <w14:ligatures w14:val="standardContextual"/>
         </w:rPr>
       </w:pPr>
-      <w:hyperlink w:anchor="_Toc229583533" w:history="1">
+      <w:hyperlink w:anchor="_Toc229731008" w:history="1">
         <w:r>
           <w:rPr>
             <w:rStyle w:val="Hyperlink"/>
@@ -2020,7 +2038,7 @@
             <w:noProof/>
             <w:webHidden/>
           </w:rPr>
-          <w:instrText xml:space="preserve"> PAGEREF _Toc229583533 \h </w:instrText>
+          <w:instrText xml:space="preserve"> PAGEREF _Toc229731008 \h </w:instrText>
         </w:r>
         <w:r>
           <w:rPr>
@@ -2066,7 +2084,7 @@
           <w14:ligatures w14:val="standardContextual"/>
         </w:rPr>
       </w:pPr>
-      <w:hyperlink w:anchor="_Toc229583534" w:history="1">
+      <w:hyperlink w:anchor="_Toc229731009" w:history="1">
         <w:r>
           <w:rPr>
             <w:rStyle w:val="Hyperlink"/>
@@ -2114,7 +2132,7 @@
             <w:noProof/>
             <w:webHidden/>
           </w:rPr>
-          <w:instrText xml:space="preserve"> PAGEREF _Toc229583534 \h </w:instrText>
+          <w:instrText xml:space="preserve"> PAGEREF _Toc229731009 \h </w:instrText>
         </w:r>
         <w:r>
           <w:rPr>
@@ -2157,7 +2175,7 @@
           <w14:ligatures w14:val="standardContextual"/>
         </w:rPr>
       </w:pPr>
-      <w:hyperlink w:anchor="_Toc229583535" w:history="1">
+      <w:hyperlink w:anchor="_Toc229731010" w:history="1">
         <w:r>
           <w:rPr>
             <w:rStyle w:val="Hyperlink"/>
@@ -2197,7 +2215,7 @@
           <w:rPr>
             <w:webHidden/>
           </w:rPr>
-          <w:instrText xml:space="preserve"> PAGEREF _Toc229583535 \h </w:instrText>
+          <w:instrText xml:space="preserve"> PAGEREF _Toc229731010 \h </w:instrText>
         </w:r>
         <w:r>
           <w:rPr>
@@ -2236,7 +2254,7 @@
           <w14:ligatures w14:val="standardContextual"/>
         </w:rPr>
       </w:pPr>
-      <w:hyperlink w:anchor="_Toc229583536" w:history="1">
+      <w:hyperlink w:anchor="_Toc229731011" w:history="1">
         <w:r>
           <w:rPr>
             <w:rStyle w:val="Hyperlink"/>
@@ -2276,7 +2294,7 @@
           <w:rPr>
             <w:webHidden/>
           </w:rPr>
-          <w:instrText xml:space="preserve"> PAGEREF _Toc229583536 \h </w:instrText>
+          <w:instrText xml:space="preserve"> PAGEREF _Toc229731011 \h </w:instrText>
         </w:r>
         <w:r>
           <w:rPr>
@@ -2318,7 +2336,7 @@
           <w14:ligatures w14:val="standardContextual"/>
         </w:rPr>
       </w:pPr>
-      <w:hyperlink w:anchor="_Toc229583537" w:history="1">
+      <w:hyperlink w:anchor="_Toc229731012" w:history="1">
         <w:r>
           <w:rPr>
             <w:rStyle w:val="Hyperlink"/>
@@ -2366,7 +2384,7 @@
             <w:noProof/>
             <w:webHidden/>
           </w:rPr>
-          <w:instrText xml:space="preserve"> PAGEREF _Toc229583537 \h </w:instrText>
+          <w:instrText xml:space="preserve"> PAGEREF _Toc229731012 \h </w:instrText>
         </w:r>
         <w:r>
           <w:rPr>
@@ -2409,7 +2427,7 @@
           <w14:ligatures w14:val="standardContextual"/>
         </w:rPr>
       </w:pPr>
-      <w:hyperlink w:anchor="_Toc229583538" w:history="1">
+      <w:hyperlink w:anchor="_Toc229731013" w:history="1">
         <w:r>
           <w:rPr>
             <w:rStyle w:val="Hyperlink"/>
@@ -2449,7 +2467,7 @@
           <w:rPr>
             <w:webHidden/>
           </w:rPr>
-          <w:instrText xml:space="preserve"> PAGEREF _Toc229583538 \h </w:instrText>
+          <w:instrText xml:space="preserve"> PAGEREF _Toc229731013 \h </w:instrText>
         </w:r>
         <w:r>
           <w:rPr>
@@ -2488,7 +2506,7 @@
           <w14:ligatures w14:val="standardContextual"/>
         </w:rPr>
       </w:pPr>
-      <w:hyperlink w:anchor="_Toc229583539" w:history="1">
+      <w:hyperlink w:anchor="_Toc229731014" w:history="1">
         <w:r>
           <w:rPr>
             <w:rStyle w:val="Hyperlink"/>
@@ -2528,7 +2546,7 @@
           <w:rPr>
             <w:webHidden/>
           </w:rPr>
-          <w:instrText xml:space="preserve"> PAGEREF _Toc229583539 \h </w:instrText>
+          <w:instrText xml:space="preserve"> PAGEREF _Toc229731014 \h </w:instrText>
         </w:r>
         <w:r>
           <w:rPr>
@@ -2570,7 +2588,7 @@
           <w14:ligatures w14:val="standardContextual"/>
         </w:rPr>
       </w:pPr>
-      <w:hyperlink w:anchor="_Toc229583540" w:history="1">
+      <w:hyperlink w:anchor="_Toc229731015" w:history="1">
         <w:r>
           <w:rPr>
             <w:rStyle w:val="Hyperlink"/>
@@ -2618,7 +2636,7 @@
             <w:noProof/>
             <w:webHidden/>
           </w:rPr>
-          <w:instrText xml:space="preserve"> PAGEREF _Toc229583540 \h </w:instrText>
+          <w:instrText xml:space="preserve"> PAGEREF _Toc229731015 \h </w:instrText>
         </w:r>
         <w:r>
           <w:rPr>
@@ -2661,7 +2679,7 @@
           <w14:ligatures w14:val="standardContextual"/>
         </w:rPr>
       </w:pPr>
-      <w:hyperlink w:anchor="_Toc229583541" w:history="1">
+      <w:hyperlink w:anchor="_Toc229731016" w:history="1">
         <w:r>
           <w:rPr>
             <w:rStyle w:val="Hyperlink"/>
@@ -2701,7 +2719,7 @@
           <w:rPr>
             <w:webHidden/>
           </w:rPr>
-          <w:instrText xml:space="preserve"> PAGEREF _Toc229583541 \h </w:instrText>
+          <w:instrText xml:space="preserve"> PAGEREF _Toc229731016 \h </w:instrText>
         </w:r>
         <w:r>
           <w:rPr>
@@ -2740,7 +2758,7 @@
           <w14:ligatures w14:val="standardContextual"/>
         </w:rPr>
       </w:pPr>
-      <w:hyperlink w:anchor="_Toc229583542" w:history="1">
+      <w:hyperlink w:anchor="_Toc229731017" w:history="1">
         <w:r>
           <w:rPr>
             <w:rStyle w:val="Hyperlink"/>
@@ -2780,7 +2798,7 @@
           <w:rPr>
             <w:webHidden/>
           </w:rPr>
-          <w:instrText xml:space="preserve"> PAGEREF _Toc229583542 \h </w:instrText>
+          <w:instrText xml:space="preserve"> PAGEREF _Toc229731017 \h </w:instrText>
         </w:r>
         <w:r>
           <w:rPr>
@@ -2822,7 +2840,7 @@
           <w14:ligatures w14:val="standardContextual"/>
         </w:rPr>
       </w:pPr>
-      <w:hyperlink w:anchor="_Toc229583543" w:history="1">
+      <w:hyperlink w:anchor="_Toc229731018" w:history="1">
         <w:r>
           <w:rPr>
             <w:rStyle w:val="Hyperlink"/>
@@ -2870,7 +2888,7 @@
             <w:noProof/>
             <w:webHidden/>
           </w:rPr>
-          <w:instrText xml:space="preserve"> PAGEREF _Toc229583543 \h </w:instrText>
+          <w:instrText xml:space="preserve"> PAGEREF _Toc229731018 \h </w:instrText>
         </w:r>
         <w:r>
           <w:rPr>
@@ -2916,7 +2934,7 @@
           <w14:ligatures w14:val="standardContextual"/>
         </w:rPr>
       </w:pPr>
-      <w:hyperlink w:anchor="_Toc229583544" w:history="1">
+      <w:hyperlink w:anchor="_Toc229731019" w:history="1">
         <w:r>
           <w:rPr>
             <w:rStyle w:val="Hyperlink"/>
@@ -2964,7 +2982,7 @@
             <w:noProof/>
             <w:webHidden/>
           </w:rPr>
-          <w:instrText xml:space="preserve"> PAGEREF _Toc229583544 \h </w:instrText>
+          <w:instrText xml:space="preserve"> PAGEREF _Toc229731019 \h </w:instrText>
         </w:r>
         <w:r>
           <w:rPr>
@@ -3010,7 +3028,7 @@
           <w14:ligatures w14:val="standardContextual"/>
         </w:rPr>
       </w:pPr>
-      <w:hyperlink w:anchor="_Toc229583545" w:history="1">
+      <w:hyperlink w:anchor="_Toc229731020" w:history="1">
         <w:r>
           <w:rPr>
             <w:rStyle w:val="Hyperlink"/>
@@ -3058,7 +3076,7 @@
             <w:noProof/>
             <w:webHidden/>
           </w:rPr>
-          <w:instrText xml:space="preserve"> PAGEREF _Toc229583545 \h </w:instrText>
+          <w:instrText xml:space="preserve"> PAGEREF _Toc229731020 \h </w:instrText>
         </w:r>
         <w:r>
           <w:rPr>
@@ -3104,7 +3122,7 @@
           <w14:ligatures w14:val="standardContextual"/>
         </w:rPr>
       </w:pPr>
-      <w:hyperlink w:anchor="_Toc229583546" w:history="1">
+      <w:hyperlink w:anchor="_Toc229731021" w:history="1">
         <w:r>
           <w:rPr>
             <w:rStyle w:val="Hyperlink"/>
@@ -3152,7 +3170,7 @@
             <w:noProof/>
             <w:webHidden/>
           </w:rPr>
-          <w:instrText xml:space="preserve"> PAGEREF _Toc229583546 \h </w:instrText>
+          <w:instrText xml:space="preserve"> PAGEREF _Toc229731021 \h </w:instrText>
         </w:r>
         <w:r>
           <w:rPr>
@@ -3195,7 +3213,7 @@
           <w14:ligatures w14:val="standardContextual"/>
         </w:rPr>
       </w:pPr>
-      <w:hyperlink w:anchor="_Toc229583547" w:history="1">
+      <w:hyperlink w:anchor="_Toc229731022" w:history="1">
         <w:r>
           <w:rPr>
             <w:rStyle w:val="Hyperlink"/>
@@ -3235,7 +3253,7 @@
           <w:rPr>
             <w:webHidden/>
           </w:rPr>
-          <w:instrText xml:space="preserve"> PAGEREF _Toc229583547 \h </w:instrText>
+          <w:instrText xml:space="preserve"> PAGEREF _Toc229731022 \h </w:instrText>
         </w:r>
         <w:r>
           <w:rPr>
@@ -3274,7 +3292,7 @@
           <w14:ligatures w14:val="standardContextual"/>
         </w:rPr>
       </w:pPr>
-      <w:hyperlink w:anchor="_Toc229583548" w:history="1">
+      <w:hyperlink w:anchor="_Toc229731023" w:history="1">
         <w:r>
           <w:rPr>
             <w:rStyle w:val="Hyperlink"/>
@@ -3314,7 +3332,7 @@
           <w:rPr>
             <w:webHidden/>
           </w:rPr>
-          <w:instrText xml:space="preserve"> PAGEREF _Toc229583548 \h </w:instrText>
+          <w:instrText xml:space="preserve"> PAGEREF _Toc229731023 \h </w:instrText>
         </w:r>
         <w:r>
           <w:rPr>
@@ -3353,7 +3371,7 @@
           <w14:ligatures w14:val="standardContextual"/>
         </w:rPr>
       </w:pPr>
-      <w:hyperlink w:anchor="_Toc229583549" w:history="1">
+      <w:hyperlink w:anchor="_Toc229731024" w:history="1">
         <w:r>
           <w:rPr>
             <w:rStyle w:val="Hyperlink"/>
@@ -3393,7 +3411,7 @@
           <w:rPr>
             <w:webHidden/>
           </w:rPr>
-          <w:instrText xml:space="preserve"> PAGEREF _Toc229583549 \h </w:instrText>
+          <w:instrText xml:space="preserve"> PAGEREF _Toc229731024 \h </w:instrText>
         </w:r>
         <w:r>
           <w:rPr>
@@ -3432,7 +3450,7 @@
           <w14:ligatures w14:val="standardContextual"/>
         </w:rPr>
       </w:pPr>
-      <w:hyperlink w:anchor="_Toc229583550" w:history="1">
+      <w:hyperlink w:anchor="_Toc229731025" w:history="1">
         <w:r>
           <w:rPr>
             <w:rStyle w:val="Hyperlink"/>
@@ -3472,7 +3490,7 @@
           <w:rPr>
             <w:webHidden/>
           </w:rPr>
-          <w:instrText xml:space="preserve"> PAGEREF _Toc229583550 \h </w:instrText>
+          <w:instrText xml:space="preserve"> PAGEREF _Toc229731025 \h </w:instrText>
         </w:r>
         <w:r>
           <w:rPr>
@@ -3511,7 +3529,7 @@
           <w14:ligatures w14:val="standardContextual"/>
         </w:rPr>
       </w:pPr>
-      <w:hyperlink w:anchor="_Toc229583551" w:history="1">
+      <w:hyperlink w:anchor="_Toc229731026" w:history="1">
         <w:r>
           <w:rPr>
             <w:rStyle w:val="Hyperlink"/>
@@ -3551,7 +3569,7 @@
           <w:rPr>
             <w:webHidden/>
           </w:rPr>
-          <w:instrText xml:space="preserve"> PAGEREF _Toc229583551 \h </w:instrText>
+          <w:instrText xml:space="preserve"> PAGEREF _Toc229731026 \h </w:instrText>
         </w:r>
         <w:r>
           <w:rPr>
@@ -3568,7 +3586,7 @@
           <w:rPr>
             <w:webHidden/>
           </w:rPr>
-          <w:t>11</w:t>
+          <w:t>12</w:t>
         </w:r>
         <w:r>
           <w:rPr>
@@ -3590,7 +3608,7 @@
           <w14:ligatures w14:val="standardContextual"/>
         </w:rPr>
       </w:pPr>
-      <w:hyperlink w:anchor="_Toc229583552" w:history="1">
+      <w:hyperlink w:anchor="_Toc229731027" w:history="1">
         <w:r>
           <w:rPr>
             <w:rStyle w:val="Hyperlink"/>
@@ -3630,7 +3648,7 @@
           <w:rPr>
             <w:webHidden/>
           </w:rPr>
-          <w:instrText xml:space="preserve"> PAGEREF _Toc229583552 \h </w:instrText>
+          <w:instrText xml:space="preserve"> PAGEREF _Toc229731027 \h </w:instrText>
         </w:r>
         <w:r>
           <w:rPr>
@@ -3669,7 +3687,7 @@
           <w14:ligatures w14:val="standardContextual"/>
         </w:rPr>
       </w:pPr>
-      <w:hyperlink w:anchor="_Toc229583553" w:history="1">
+      <w:hyperlink w:anchor="_Toc229731028" w:history="1">
         <w:r>
           <w:rPr>
             <w:rStyle w:val="Hyperlink"/>
@@ -3709,7 +3727,7 @@
           <w:rPr>
             <w:webHidden/>
           </w:rPr>
-          <w:instrText xml:space="preserve"> PAGEREF _Toc229583553 \h </w:instrText>
+          <w:instrText xml:space="preserve"> PAGEREF _Toc229731028 \h </w:instrText>
         </w:r>
         <w:r>
           <w:rPr>
@@ -3726,7 +3744,7 @@
           <w:rPr>
             <w:webHidden/>
           </w:rPr>
-          <w:t>12</w:t>
+          <w:t>13</w:t>
         </w:r>
         <w:r>
           <w:rPr>
@@ -3748,7 +3766,7 @@
           <w14:ligatures w14:val="standardContextual"/>
         </w:rPr>
       </w:pPr>
-      <w:hyperlink w:anchor="_Toc229583554" w:history="1">
+      <w:hyperlink w:anchor="_Toc229731029" w:history="1">
         <w:r>
           <w:rPr>
             <w:rStyle w:val="Hyperlink"/>
@@ -3788,7 +3806,7 @@
           <w:rPr>
             <w:webHidden/>
           </w:rPr>
-          <w:instrText xml:space="preserve"> PAGEREF _Toc229583554 \h </w:instrText>
+          <w:instrText xml:space="preserve"> PAGEREF _Toc229731029 \h </w:instrText>
         </w:r>
         <w:r>
           <w:rPr>
@@ -3805,7 +3823,7 @@
           <w:rPr>
             <w:webHidden/>
           </w:rPr>
-          <w:t>12</w:t>
+          <w:t>13</w:t>
         </w:r>
         <w:r>
           <w:rPr>
@@ -3827,7 +3845,7 @@
           <w14:ligatures w14:val="standardContextual"/>
         </w:rPr>
       </w:pPr>
-      <w:hyperlink w:anchor="_Toc229583555" w:history="1">
+      <w:hyperlink w:anchor="_Toc229731030" w:history="1">
         <w:r>
           <w:rPr>
             <w:rStyle w:val="Hyperlink"/>
@@ -3867,7 +3885,7 @@
           <w:rPr>
             <w:webHidden/>
           </w:rPr>
-          <w:instrText xml:space="preserve"> PAGEREF _Toc229583555 \h </w:instrText>
+          <w:instrText xml:space="preserve"> PAGEREF _Toc229731030 \h </w:instrText>
         </w:r>
         <w:r>
           <w:rPr>
@@ -3906,7 +3924,7 @@
           <w14:ligatures w14:val="standardContextual"/>
         </w:rPr>
       </w:pPr>
-      <w:hyperlink w:anchor="_Toc229583556" w:history="1">
+      <w:hyperlink w:anchor="_Toc229731031" w:history="1">
         <w:r>
           <w:rPr>
             <w:rStyle w:val="Hyperlink"/>
@@ -3946,7 +3964,7 @@
           <w:rPr>
             <w:webHidden/>
           </w:rPr>
-          <w:instrText xml:space="preserve"> PAGEREF _Toc229583556 \h </w:instrText>
+          <w:instrText xml:space="preserve"> PAGEREF _Toc229731031 \h </w:instrText>
         </w:r>
         <w:r>
           <w:rPr>
@@ -3963,7 +3981,7 @@
           <w:rPr>
             <w:webHidden/>
           </w:rPr>
-          <w:t>13</w:t>
+          <w:t>14</w:t>
         </w:r>
         <w:r>
           <w:rPr>
@@ -3985,7 +4003,7 @@
           <w14:ligatures w14:val="standardContextual"/>
         </w:rPr>
       </w:pPr>
-      <w:hyperlink w:anchor="_Toc229583557" w:history="1">
+      <w:hyperlink w:anchor="_Toc229731032" w:history="1">
         <w:r>
           <w:rPr>
             <w:rStyle w:val="Hyperlink"/>
@@ -4025,7 +4043,7 @@
           <w:rPr>
             <w:webHidden/>
           </w:rPr>
-          <w:instrText xml:space="preserve"> PAGEREF _Toc229583557 \h </w:instrText>
+          <w:instrText xml:space="preserve"> PAGEREF _Toc229731032 \h </w:instrText>
         </w:r>
         <w:r>
           <w:rPr>
@@ -4042,7 +4060,7 @@
           <w:rPr>
             <w:webHidden/>
           </w:rPr>
-          <w:t>13</w:t>
+          <w:t>14</w:t>
         </w:r>
         <w:r>
           <w:rPr>
@@ -4064,7 +4082,7 @@
           <w14:ligatures w14:val="standardContextual"/>
         </w:rPr>
       </w:pPr>
-      <w:hyperlink w:anchor="_Toc229583558" w:history="1">
+      <w:hyperlink w:anchor="_Toc229731033" w:history="1">
         <w:r>
           <w:rPr>
             <w:rStyle w:val="Hyperlink"/>
@@ -4104,7 +4122,7 @@
           <w:rPr>
             <w:webHidden/>
           </w:rPr>
-          <w:instrText xml:space="preserve"> PAGEREF _Toc229583558 \h </w:instrText>
+          <w:instrText xml:space="preserve"> PAGEREF _Toc229731033 \h </w:instrText>
         </w:r>
         <w:r>
           <w:rPr>
@@ -4121,7 +4139,7 @@
           <w:rPr>
             <w:webHidden/>
           </w:rPr>
-          <w:t>14</w:t>
+          <w:t>15</w:t>
         </w:r>
         <w:r>
           <w:rPr>
@@ -4143,7 +4161,7 @@
           <w14:ligatures w14:val="standardContextual"/>
         </w:rPr>
       </w:pPr>
-      <w:hyperlink w:anchor="_Toc229583559" w:history="1">
+      <w:hyperlink w:anchor="_Toc229731034" w:history="1">
         <w:r>
           <w:rPr>
             <w:rStyle w:val="Hyperlink"/>
@@ -4183,7 +4201,7 @@
           <w:rPr>
             <w:webHidden/>
           </w:rPr>
-          <w:instrText xml:space="preserve"> PAGEREF _Toc229583559 \h </w:instrText>
+          <w:instrText xml:space="preserve"> PAGEREF _Toc229731034 \h </w:instrText>
         </w:r>
         <w:r>
           <w:rPr>
@@ -4200,7 +4218,7 @@
           <w:rPr>
             <w:webHidden/>
           </w:rPr>
-          <w:t>14</w:t>
+          <w:t>15</w:t>
         </w:r>
         <w:r>
           <w:rPr>
@@ -4222,7 +4240,7 @@
           <w14:ligatures w14:val="standardContextual"/>
         </w:rPr>
       </w:pPr>
-      <w:hyperlink w:anchor="_Toc229583560" w:history="1">
+      <w:hyperlink w:anchor="_Toc229731035" w:history="1">
         <w:r>
           <w:rPr>
             <w:rStyle w:val="Hyperlink"/>
@@ -4262,7 +4280,7 @@
           <w:rPr>
             <w:webHidden/>
           </w:rPr>
-          <w:instrText xml:space="preserve"> PAGEREF _Toc229583560 \h </w:instrText>
+          <w:instrText xml:space="preserve"> PAGEREF _Toc229731035 \h </w:instrText>
         </w:r>
         <w:r>
           <w:rPr>
@@ -4279,7 +4297,7 @@
           <w:rPr>
             <w:webHidden/>
           </w:rPr>
-          <w:t>14</w:t>
+          <w:t>15</w:t>
         </w:r>
         <w:r>
           <w:rPr>
@@ -4304,7 +4322,7 @@
           <w14:ligatures w14:val="standardContextual"/>
         </w:rPr>
       </w:pPr>
-      <w:hyperlink w:anchor="_Toc229583561" w:history="1">
+      <w:hyperlink w:anchor="_Toc229731036" w:history="1">
         <w:r>
           <w:rPr>
             <w:rStyle w:val="Hyperlink"/>
@@ -4352,7 +4370,7 @@
             <w:noProof/>
             <w:webHidden/>
           </w:rPr>
-          <w:instrText xml:space="preserve"> PAGEREF _Toc229583561 \h </w:instrText>
+          <w:instrText xml:space="preserve"> PAGEREF _Toc229731036 \h </w:instrText>
         </w:r>
         <w:r>
           <w:rPr>
@@ -4372,7 +4390,7 @@
             <w:noProof/>
             <w:webHidden/>
           </w:rPr>
-          <w:t>15</w:t>
+          <w:t>16</w:t>
         </w:r>
         <w:r>
           <w:rPr>
@@ -4398,7 +4416,7 @@
           <w14:ligatures w14:val="standardContextual"/>
         </w:rPr>
       </w:pPr>
-      <w:hyperlink w:anchor="_Toc229583562" w:history="1">
+      <w:hyperlink w:anchor="_Toc229731037" w:history="1">
         <w:r>
           <w:rPr>
             <w:rStyle w:val="Hyperlink"/>
@@ -4446,7 +4464,7 @@
             <w:noProof/>
             <w:webHidden/>
           </w:rPr>
-          <w:instrText xml:space="preserve"> PAGEREF _Toc229583562 \h </w:instrText>
+          <w:instrText xml:space="preserve"> PAGEREF _Toc229731037 \h </w:instrText>
         </w:r>
         <w:r>
           <w:rPr>
@@ -4466,7 +4484,7 @@
             <w:noProof/>
             <w:webHidden/>
           </w:rPr>
-          <w:t>17</w:t>
+          <w:t>18</w:t>
         </w:r>
         <w:r>
           <w:rPr>
@@ -4492,7 +4510,7 @@
           <w14:ligatures w14:val="standardContextual"/>
         </w:rPr>
       </w:pPr>
-      <w:hyperlink w:anchor="_Toc229583563" w:history="1">
+      <w:hyperlink w:anchor="_Toc229731038" w:history="1">
         <w:r>
           <w:rPr>
             <w:rStyle w:val="Hyperlink"/>
@@ -4540,7 +4558,7 @@
             <w:noProof/>
             <w:webHidden/>
           </w:rPr>
-          <w:instrText xml:space="preserve"> PAGEREF _Toc229583563 \h </w:instrText>
+          <w:instrText xml:space="preserve"> PAGEREF _Toc229731038 \h </w:instrText>
         </w:r>
         <w:r>
           <w:rPr>
@@ -4560,7 +4578,7 @@
             <w:noProof/>
             <w:webHidden/>
           </w:rPr>
-          <w:t>17</w:t>
+          <w:t>18</w:t>
         </w:r>
         <w:r>
           <w:rPr>
@@ -4588,7 +4606,7 @@
       <w:pPr>
         <w:pStyle w:val="Heading1"/>
       </w:pPr>
-      <w:bookmarkStart w:id="0" w:name="_Toc229583513"/>
+      <w:bookmarkStart w:id="0" w:name="_Toc229730988"/>
       <w:r>
         <w:lastRenderedPageBreak/>
         <w:t>Introduction</w:t>
@@ -4612,7 +4630,7 @@
       <w:pPr>
         <w:pStyle w:val="Heading1"/>
       </w:pPr>
-      <w:bookmarkStart w:id="1" w:name="_Toc229583514"/>
+      <w:bookmarkStart w:id="1" w:name="_Toc229730989"/>
       <w:r>
         <w:t>Purpose</w:t>
       </w:r>
@@ -4678,7 +4696,7 @@
       <w:pPr>
         <w:pStyle w:val="Heading1"/>
       </w:pPr>
-      <w:bookmarkStart w:id="2" w:name="_Toc229583515"/>
+      <w:bookmarkStart w:id="2" w:name="_Toc229730990"/>
       <w:r>
         <w:t>Scope</w:t>
       </w:r>
@@ -4688,7 +4706,7 @@
       <w:pPr>
         <w:pStyle w:val="Heading2"/>
       </w:pPr>
-      <w:bookmarkStart w:id="3" w:name="_Toc229583516"/>
+      <w:bookmarkStart w:id="3" w:name="_Toc229730991"/>
       <w:r>
         <w:t>In Scope</w:t>
       </w:r>
@@ -4760,8 +4778,13 @@
         <w:pStyle w:val="ListParagraph"/>
       </w:pPr>
       <w:r>
-        <w:t>Game Over and Night Complete states</w:t>
-      </w:r>
+        <w:t xml:space="preserve">Game Over and Night Complete </w:t>
+      </w:r>
+      <w:proofErr w:type="gramStart"/>
+      <w:r>
+        <w:t>states</w:t>
+      </w:r>
+      <w:proofErr w:type="gramEnd"/>
     </w:p>
     <w:p>
       <w:pPr>
@@ -4808,7 +4831,7 @@
       <w:pPr>
         <w:pStyle w:val="Heading2"/>
       </w:pPr>
-      <w:bookmarkStart w:id="4" w:name="_Toc229583517"/>
+      <w:bookmarkStart w:id="4" w:name="_Toc229730992"/>
       <w:r>
         <w:t>Out of Scope</w:t>
       </w:r>
@@ -4871,7 +4894,7 @@
       <w:pPr>
         <w:pStyle w:val="Heading1"/>
       </w:pPr>
-      <w:bookmarkStart w:id="5" w:name="_Toc229583518"/>
+      <w:bookmarkStart w:id="5" w:name="_Toc229730993"/>
       <w:r>
         <w:lastRenderedPageBreak/>
         <w:t>References</w:t>
@@ -5156,7 +5179,7 @@
       <w:pPr>
         <w:pStyle w:val="Heading1"/>
       </w:pPr>
-      <w:bookmarkStart w:id="6" w:name="_Toc229583519"/>
+      <w:bookmarkStart w:id="6" w:name="_Toc229730994"/>
       <w:r>
         <w:t>Test Objectives</w:t>
       </w:r>
@@ -5228,8 +5251,13 @@
         <w:pStyle w:val="ListParagraph"/>
       </w:pPr>
       <w:r>
-        <w:t>Verify stable execution without crashes or freezes</w:t>
-      </w:r>
+        <w:t xml:space="preserve">Verify stable execution without crashes or </w:t>
+      </w:r>
+      <w:proofErr w:type="gramStart"/>
+      <w:r>
+        <w:t>freezes</w:t>
+      </w:r>
+      <w:proofErr w:type="gramEnd"/>
     </w:p>
     <w:p>
       <w:pPr>
@@ -5251,7 +5279,7 @@
       <w:pPr>
         <w:pStyle w:val="Heading1"/>
       </w:pPr>
-      <w:bookmarkStart w:id="7" w:name="_Toc229583520"/>
+      <w:bookmarkStart w:id="7" w:name="_Toc229730995"/>
       <w:r>
         <w:t>Test Environment</w:t>
       </w:r>
@@ -5261,7 +5289,7 @@
       <w:pPr>
         <w:pStyle w:val="Heading2"/>
       </w:pPr>
-      <w:bookmarkStart w:id="8" w:name="_Toc229583521"/>
+      <w:bookmarkStart w:id="8" w:name="_Toc229730996"/>
       <w:r>
         <w:t>Hardware Requirements</w:t>
       </w:r>
@@ -5303,7 +5331,7 @@
       <w:pPr>
         <w:pStyle w:val="Heading2"/>
       </w:pPr>
-      <w:bookmarkStart w:id="9" w:name="_Toc229583522"/>
+      <w:bookmarkStart w:id="9" w:name="_Toc229730997"/>
       <w:r>
         <w:t>Software Requirements</w:t>
       </w:r>
@@ -5337,7 +5365,7 @@
       <w:pPr>
         <w:pStyle w:val="Heading2"/>
       </w:pPr>
-      <w:bookmarkStart w:id="10" w:name="_Toc229583523"/>
+      <w:bookmarkStart w:id="10" w:name="_Toc229730998"/>
       <w:r>
         <w:lastRenderedPageBreak/>
         <w:t>Build Under Test</w:t>
@@ -5380,7 +5408,7 @@
       <w:pPr>
         <w:pStyle w:val="Heading1"/>
       </w:pPr>
-      <w:bookmarkStart w:id="11" w:name="_Toc229583524"/>
+      <w:bookmarkStart w:id="11" w:name="_Toc229730999"/>
       <w:r>
         <w:t>Test Types</w:t>
       </w:r>
@@ -5390,7 +5418,7 @@
       <w:pPr>
         <w:pStyle w:val="Heading2"/>
       </w:pPr>
-      <w:bookmarkStart w:id="12" w:name="_Toc229583525"/>
+      <w:bookmarkStart w:id="12" w:name="_Toc229731000"/>
       <w:r>
         <w:t>Functional Testing</w:t>
       </w:r>
@@ -5405,7 +5433,7 @@
       <w:pPr>
         <w:pStyle w:val="Heading2"/>
       </w:pPr>
-      <w:bookmarkStart w:id="13" w:name="_Toc229583526"/>
+      <w:bookmarkStart w:id="13" w:name="_Toc229731001"/>
       <w:r>
         <w:t>Integration Testing</w:t>
       </w:r>
@@ -5420,7 +5448,7 @@
       <w:pPr>
         <w:pStyle w:val="Heading2"/>
       </w:pPr>
-      <w:bookmarkStart w:id="14" w:name="_Toc229583527"/>
+      <w:bookmarkStart w:id="14" w:name="_Toc229731002"/>
       <w:r>
         <w:t>User Interface Testing</w:t>
       </w:r>
@@ -5435,7 +5463,7 @@
       <w:pPr>
         <w:pStyle w:val="Heading2"/>
       </w:pPr>
-      <w:bookmarkStart w:id="15" w:name="_Toc229583528"/>
+      <w:bookmarkStart w:id="15" w:name="_Toc229731003"/>
       <w:r>
         <w:t>Performance Testing</w:t>
       </w:r>
@@ -5450,7 +5478,7 @@
       <w:pPr>
         <w:pStyle w:val="Heading2"/>
       </w:pPr>
-      <w:bookmarkStart w:id="16" w:name="_Toc229583529"/>
+      <w:bookmarkStart w:id="16" w:name="_Toc229731004"/>
       <w:r>
         <w:t>Regression Testing</w:t>
       </w:r>
@@ -5471,7 +5499,7 @@
       <w:pPr>
         <w:pStyle w:val="Heading2"/>
       </w:pPr>
-      <w:bookmarkStart w:id="17" w:name="_Toc229583530"/>
+      <w:bookmarkStart w:id="17" w:name="_Toc229731005"/>
       <w:r>
         <w:t>Usability Testing</w:t>
       </w:r>
@@ -5486,7 +5514,7 @@
       <w:pPr>
         <w:pStyle w:val="Heading2"/>
       </w:pPr>
-      <w:bookmarkStart w:id="18" w:name="_Toc229583531"/>
+      <w:bookmarkStart w:id="18" w:name="_Toc229731006"/>
       <w:r>
         <w:t>Build Verification Testing</w:t>
       </w:r>
@@ -5501,7 +5529,7 @@
       <w:pPr>
         <w:pStyle w:val="Heading1"/>
       </w:pPr>
-      <w:bookmarkStart w:id="19" w:name="_Toc229583532"/>
+      <w:bookmarkStart w:id="19" w:name="_Toc229731007"/>
       <w:r>
         <w:t>Test Approach</w:t>
       </w:r>
@@ -5598,7 +5626,7 @@
       <w:pPr>
         <w:pStyle w:val="Heading1"/>
       </w:pPr>
-      <w:bookmarkStart w:id="20" w:name="_Toc229583533"/>
+      <w:bookmarkStart w:id="20" w:name="_Toc229731008"/>
       <w:r>
         <w:lastRenderedPageBreak/>
         <w:t>Roles and Responsibilities</w:t>
@@ -5839,7 +5867,7 @@
       <w:pPr>
         <w:pStyle w:val="Heading1"/>
       </w:pPr>
-      <w:bookmarkStart w:id="21" w:name="_Toc229583534"/>
+      <w:bookmarkStart w:id="21" w:name="_Toc229731009"/>
       <w:r>
         <w:t>Entry and Exit Criteria</w:t>
       </w:r>
@@ -5852,7 +5880,7 @@
       <w:pPr>
         <w:pStyle w:val="Heading2"/>
       </w:pPr>
-      <w:bookmarkStart w:id="22" w:name="_Toc229583535"/>
+      <w:bookmarkStart w:id="22" w:name="_Toc229731010"/>
       <w:r>
         <w:t>Entry Criteria</w:t>
       </w:r>
@@ -5899,7 +5927,7 @@
       <w:pPr>
         <w:pStyle w:val="Heading2"/>
       </w:pPr>
-      <w:bookmarkStart w:id="23" w:name="_Toc229583536"/>
+      <w:bookmarkStart w:id="23" w:name="_Toc229731011"/>
       <w:r>
         <w:t>Exit Criteria</w:t>
       </w:r>
@@ -5954,7 +5982,7 @@
       <w:pPr>
         <w:pStyle w:val="Heading1"/>
       </w:pPr>
-      <w:bookmarkStart w:id="24" w:name="_Toc229583537"/>
+      <w:bookmarkStart w:id="24" w:name="_Toc229731012"/>
       <w:r>
         <w:t>Defect Management Process</w:t>
       </w:r>
@@ -5967,7 +5995,7 @@
       <w:pPr>
         <w:pStyle w:val="Heading2"/>
       </w:pPr>
-      <w:bookmarkStart w:id="25" w:name="_Toc229583538"/>
+      <w:bookmarkStart w:id="25" w:name="_Toc229731013"/>
       <w:r>
         <w:t>Defect Lifecycle</w:t>
       </w:r>
@@ -6002,8 +6030,13 @@
         <w:pStyle w:val="ListParagraph"/>
       </w:pPr>
       <w:r>
-        <w:t>Developer investigates and fixes issue</w:t>
-      </w:r>
+        <w:t xml:space="preserve">Developer investigates and fixes </w:t>
+      </w:r>
+      <w:proofErr w:type="gramStart"/>
+      <w:r>
+        <w:t>issue</w:t>
+      </w:r>
+      <w:proofErr w:type="gramEnd"/>
     </w:p>
     <w:p>
       <w:pPr>
@@ -6025,7 +6058,7 @@
       <w:pPr>
         <w:pStyle w:val="Heading2"/>
       </w:pPr>
-      <w:bookmarkStart w:id="26" w:name="_Toc229583539"/>
+      <w:bookmarkStart w:id="26" w:name="_Toc229731014"/>
       <w:r>
         <w:lastRenderedPageBreak/>
         <w:t>Severity Levels</w:t>
@@ -6235,7 +6268,7 @@
       <w:pPr>
         <w:pStyle w:val="Heading1"/>
       </w:pPr>
-      <w:bookmarkStart w:id="27" w:name="_Toc229583540"/>
+      <w:bookmarkStart w:id="27" w:name="_Toc229731015"/>
       <w:r>
         <w:t>Suspension and Resumption Criteria</w:t>
       </w:r>
@@ -6245,7 +6278,7 @@
       <w:pPr>
         <w:pStyle w:val="Heading2"/>
       </w:pPr>
-      <w:bookmarkStart w:id="28" w:name="_Toc229583541"/>
+      <w:bookmarkStart w:id="28" w:name="_Toc229731016"/>
       <w:r>
         <w:t>Testing May Be Suspended If:</w:t>
       </w:r>
@@ -6287,7 +6320,7 @@
       <w:pPr>
         <w:pStyle w:val="Heading2"/>
       </w:pPr>
-      <w:bookmarkStart w:id="29" w:name="_Toc229583542"/>
+      <w:bookmarkStart w:id="29" w:name="_Toc229731017"/>
       <w:r>
         <w:t>Testing Will Resume When:</w:t>
       </w:r>
@@ -6321,7 +6354,7 @@
       <w:pPr>
         <w:pStyle w:val="Heading1"/>
       </w:pPr>
-      <w:bookmarkStart w:id="30" w:name="_Toc229583543"/>
+      <w:bookmarkStart w:id="30" w:name="_Toc229731018"/>
       <w:r>
         <w:t>Risks and Mitigation</w:t>
       </w:r>
@@ -6366,7 +6399,7 @@
       <w:pPr>
         <w:pStyle w:val="Heading1"/>
       </w:pPr>
-      <w:bookmarkStart w:id="31" w:name="_Toc229583544"/>
+      <w:bookmarkStart w:id="31" w:name="_Toc229731019"/>
       <w:r>
         <w:t>Deliverables</w:t>
       </w:r>
@@ -6435,7 +6468,7 @@
       <w:pPr>
         <w:pStyle w:val="Heading1"/>
       </w:pPr>
-      <w:bookmarkStart w:id="32" w:name="_Toc229583545"/>
+      <w:bookmarkStart w:id="32" w:name="_Toc229731020"/>
       <w:r>
         <w:lastRenderedPageBreak/>
         <w:t>Test Schedule</w:t>
@@ -6675,7 +6708,7 @@
       <w:pPr>
         <w:pStyle w:val="Heading1"/>
       </w:pPr>
-      <w:bookmarkStart w:id="33" w:name="_Toc229583546"/>
+      <w:bookmarkStart w:id="33" w:name="_Toc229731021"/>
       <w:r>
         <w:t>Test Cases</w:t>
       </w:r>
@@ -6685,7 +6718,7 @@
       <w:pPr>
         <w:pStyle w:val="Heading2"/>
       </w:pPr>
-      <w:bookmarkStart w:id="34" w:name="_Toc229583547"/>
+      <w:bookmarkStart w:id="34" w:name="_Toc229731022"/>
       <w:r>
         <w:t>TC-001 – Launch Application</w:t>
       </w:r>
@@ -6998,6 +7031,77 @@
               <w:spacing w:after="0"/>
               <w:cnfStyle w:val="000000000000" w:firstRow="0" w:lastRow="0" w:firstColumn="0" w:lastColumn="0" w:oddVBand="0" w:evenVBand="0" w:oddHBand="0" w:evenHBand="0" w:firstRowFirstColumn="0" w:firstRowLastColumn="0" w:lastRowFirstColumn="0" w:lastRowLastColumn="0"/>
             </w:pPr>
+            <w:r>
+              <w:t>5/15/26: Successfully Tested</w:t>
+            </w:r>
+          </w:p>
+        </w:tc>
+      </w:tr>
+      <w:tr>
+        <w:trPr>
+          <w:cnfStyle w:val="000000100000" w:firstRow="0" w:lastRow="0" w:firstColumn="0" w:lastColumn="0" w:oddVBand="0" w:evenVBand="0" w:oddHBand="1" w:evenHBand="0" w:firstRowFirstColumn="0" w:firstRowLastColumn="0" w:lastRowFirstColumn="0" w:lastRowLastColumn="0"/>
+        </w:trPr>
+        <w:tc>
+          <w:tcPr>
+            <w:cnfStyle w:val="001000000000" w:firstRow="0" w:lastRow="0" w:firstColumn="1" w:lastColumn="0" w:oddVBand="0" w:evenVBand="0" w:oddHBand="0" w:evenHBand="0" w:firstRowFirstColumn="0" w:firstRowLastColumn="0" w:lastRowFirstColumn="0" w:lastRowLastColumn="0"/>
+            <w:tcW w:w="2835" w:type="dxa"/>
+          </w:tcPr>
+          <w:p>
+            <w:pPr>
+              <w:spacing w:after="0"/>
+            </w:pPr>
+            <w:r>
+              <w:t>Test Image</w:t>
+            </w:r>
+          </w:p>
+        </w:tc>
+        <w:tc>
+          <w:tcPr>
+            <w:tcW w:w="4275" w:type="dxa"/>
+          </w:tcPr>
+          <w:p>
+            <w:pPr>
+              <w:spacing w:after="0"/>
+              <w:jc w:val="center"/>
+              <w:cnfStyle w:val="000000100000" w:firstRow="0" w:lastRow="0" w:firstColumn="0" w:lastColumn="0" w:oddVBand="0" w:evenVBand="0" w:oddHBand="1" w:evenHBand="0" w:firstRowFirstColumn="0" w:firstRowLastColumn="0" w:lastRowFirstColumn="0" w:lastRowLastColumn="0"/>
+            </w:pPr>
+            <w:r>
+              <w:drawing>
+                <wp:inline distT="0" distB="0" distL="0" distR="0" wp14:anchorId="3D1BBEB7" wp14:editId="27F3BC94">
+                  <wp:extent cx="786384" cy="685800"/>
+                  <wp:effectExtent l="0" t="0" r="0" b="0"/>
+                  <wp:docPr id="1030987474" name="Picture 1"/>
+                  <wp:cNvGraphicFramePr>
+                    <a:graphicFrameLocks xmlns:a="http://schemas.openxmlformats.org/drawingml/2006/main" noChangeAspect="1"/>
+                  </wp:cNvGraphicFramePr>
+                  <a:graphic xmlns:a="http://schemas.openxmlformats.org/drawingml/2006/main">
+                    <a:graphicData uri="http://schemas.openxmlformats.org/drawingml/2006/picture">
+                      <pic:pic xmlns:pic="http://schemas.openxmlformats.org/drawingml/2006/picture">
+                        <pic:nvPicPr>
+                          <pic:cNvPr id="1030987474" name=""/>
+                          <pic:cNvPicPr/>
+                        </pic:nvPicPr>
+                        <pic:blipFill>
+                          <a:blip r:embed="rId7"/>
+                          <a:stretch>
+                            <a:fillRect/>
+                          </a:stretch>
+                        </pic:blipFill>
+                        <pic:spPr>
+                          <a:xfrm>
+                            <a:off x="0" y="0"/>
+                            <a:ext cx="786384" cy="685800"/>
+                          </a:xfrm>
+                          <a:prstGeom prst="rect">
+                            <a:avLst/>
+                          </a:prstGeom>
+                        </pic:spPr>
+                      </pic:pic>
+                    </a:graphicData>
+                  </a:graphic>
+                </wp:inline>
+              </w:drawing>
+            </w:r>
           </w:p>
         </w:tc>
       </w:tr>
@@ -7007,7 +7111,7 @@
       <w:pPr>
         <w:pStyle w:val="Heading2"/>
       </w:pPr>
-      <w:bookmarkStart w:id="35" w:name="_Toc229583548"/>
+      <w:bookmarkStart w:id="35" w:name="_Toc229731023"/>
       <w:r>
         <w:t>TC-002 – Start New Game</w:t>
       </w:r>
@@ -7282,6 +7386,7 @@
               <w:spacing w:before="60" w:after="60"/>
             </w:pPr>
             <w:r>
+              <w:lastRenderedPageBreak/>
               <w:t>Priority</w:t>
             </w:r>
           </w:p>
@@ -7326,6 +7431,80 @@
               <w:spacing w:before="60" w:after="60"/>
               <w:cnfStyle w:val="000000000000" w:firstRow="0" w:lastRow="0" w:firstColumn="0" w:lastColumn="0" w:oddVBand="0" w:evenVBand="0" w:oddHBand="0" w:evenHBand="0" w:firstRowFirstColumn="0" w:firstRowLastColumn="0" w:lastRowFirstColumn="0" w:lastRowLastColumn="0"/>
             </w:pPr>
+            <w:r>
+              <w:t>5/15/26: Successfully Tested</w:t>
+            </w:r>
+            <w:r>
+              <w:t>. Game loads and game plays correctly.</w:t>
+            </w:r>
+          </w:p>
+        </w:tc>
+      </w:tr>
+      <w:tr>
+        <w:trPr>
+          <w:cnfStyle w:val="000000100000" w:firstRow="0" w:lastRow="0" w:firstColumn="0" w:lastColumn="0" w:oddVBand="0" w:evenVBand="0" w:oddHBand="1" w:evenHBand="0" w:firstRowFirstColumn="0" w:firstRowLastColumn="0" w:lastRowFirstColumn="0" w:lastRowLastColumn="0"/>
+        </w:trPr>
+        <w:tc>
+          <w:tcPr>
+            <w:cnfStyle w:val="001000000000" w:firstRow="0" w:lastRow="0" w:firstColumn="1" w:lastColumn="0" w:oddVBand="0" w:evenVBand="0" w:oddHBand="0" w:evenHBand="0" w:firstRowFirstColumn="0" w:firstRowLastColumn="0" w:lastRowFirstColumn="0" w:lastRowLastColumn="0"/>
+            <w:tcW w:w="2835" w:type="dxa"/>
+          </w:tcPr>
+          <w:p>
+            <w:pPr>
+              <w:spacing w:before="60" w:after="60"/>
+            </w:pPr>
+            <w:r>
+              <w:t>Test Image</w:t>
+            </w:r>
+          </w:p>
+        </w:tc>
+        <w:tc>
+          <w:tcPr>
+            <w:tcW w:w="4275" w:type="dxa"/>
+          </w:tcPr>
+          <w:p>
+            <w:pPr>
+              <w:spacing w:before="60" w:after="60"/>
+              <w:jc w:val="center"/>
+              <w:cnfStyle w:val="000000100000" w:firstRow="0" w:lastRow="0" w:firstColumn="0" w:lastColumn="0" w:oddVBand="0" w:evenVBand="0" w:oddHBand="1" w:evenHBand="0" w:firstRowFirstColumn="0" w:firstRowLastColumn="0" w:lastRowFirstColumn="0" w:lastRowLastColumn="0"/>
+            </w:pPr>
+            <w:r>
+              <w:drawing>
+                <wp:inline distT="0" distB="0" distL="0" distR="0" wp14:anchorId="697318CC" wp14:editId="1D61143B">
+                  <wp:extent cx="786384" cy="685800"/>
+                  <wp:effectExtent l="0" t="0" r="0" b="0"/>
+                  <wp:docPr id="443040291" name="Picture 1"/>
+                  <wp:cNvGraphicFramePr>
+                    <a:graphicFrameLocks xmlns:a="http://schemas.openxmlformats.org/drawingml/2006/main" noChangeAspect="1"/>
+                  </wp:cNvGraphicFramePr>
+                  <a:graphic xmlns:a="http://schemas.openxmlformats.org/drawingml/2006/main">
+                    <a:graphicData uri="http://schemas.openxmlformats.org/drawingml/2006/picture">
+                      <pic:pic xmlns:pic="http://schemas.openxmlformats.org/drawingml/2006/picture">
+                        <pic:nvPicPr>
+                          <pic:cNvPr id="443040291" name=""/>
+                          <pic:cNvPicPr/>
+                        </pic:nvPicPr>
+                        <pic:blipFill>
+                          <a:blip r:embed="rId8"/>
+                          <a:stretch>
+                            <a:fillRect/>
+                          </a:stretch>
+                        </pic:blipFill>
+                        <pic:spPr>
+                          <a:xfrm>
+                            <a:off x="0" y="0"/>
+                            <a:ext cx="786384" cy="685800"/>
+                          </a:xfrm>
+                          <a:prstGeom prst="rect">
+                            <a:avLst/>
+                          </a:prstGeom>
+                        </pic:spPr>
+                      </pic:pic>
+                    </a:graphicData>
+                  </a:graphic>
+                </wp:inline>
+              </w:drawing>
+            </w:r>
           </w:p>
         </w:tc>
       </w:tr>
@@ -7334,9 +7513,8 @@
       <w:pPr>
         <w:pStyle w:val="Heading2"/>
       </w:pPr>
-      <w:bookmarkStart w:id="36" w:name="_Toc229583549"/>
-      <w:r>
-        <w:lastRenderedPageBreak/>
+      <w:bookmarkStart w:id="36" w:name="_Toc229731024"/>
+      <w:r>
         <w:t>TC-003 – Sleep Meter Increases</w:t>
       </w:r>
       <w:bookmarkEnd w:id="36"/>
@@ -7654,6 +7832,93 @@
               <w:spacing w:before="60" w:after="60"/>
               <w:cnfStyle w:val="000000000000" w:firstRow="0" w:lastRow="0" w:firstColumn="0" w:lastColumn="0" w:oddVBand="0" w:evenVBand="0" w:oddHBand="0" w:evenHBand="0" w:firstRowFirstColumn="0" w:firstRowLastColumn="0" w:lastRowFirstColumn="0" w:lastRowLastColumn="0"/>
             </w:pPr>
+            <w:r>
+              <w:t>5/15/26: Successfully Tested</w:t>
+            </w:r>
+          </w:p>
+        </w:tc>
+      </w:tr>
+      <w:tr>
+        <w:trPr>
+          <w:cnfStyle w:val="000000100000" w:firstRow="0" w:lastRow="0" w:firstColumn="0" w:lastColumn="0" w:oddVBand="0" w:evenVBand="0" w:oddHBand="1" w:evenHBand="0" w:firstRowFirstColumn="0" w:firstRowLastColumn="0" w:lastRowFirstColumn="0" w:lastRowLastColumn="0"/>
+        </w:trPr>
+        <w:tc>
+          <w:tcPr>
+            <w:cnfStyle w:val="001000000000" w:firstRow="0" w:lastRow="0" w:firstColumn="1" w:lastColumn="0" w:oddVBand="0" w:evenVBand="0" w:oddHBand="0" w:evenHBand="0" w:firstRowFirstColumn="0" w:firstRowLastColumn="0" w:lastRowFirstColumn="0" w:lastRowLastColumn="0"/>
+            <w:tcW w:w="2835" w:type="dxa"/>
+          </w:tcPr>
+          <w:p>
+            <w:pPr>
+              <w:spacing w:before="60" w:after="60"/>
+            </w:pPr>
+            <w:r>
+              <w:t>Test Image</w:t>
+            </w:r>
+          </w:p>
+        </w:tc>
+        <w:tc>
+          <w:tcPr>
+            <w:tcW w:w="4275" w:type="dxa"/>
+          </w:tcPr>
+          <w:p>
+            <w:pPr>
+              <w:spacing w:before="60" w:after="60"/>
+              <w:jc w:val="center"/>
+              <w:cnfStyle w:val="000000100000" w:firstRow="0" w:lastRow="0" w:firstColumn="0" w:lastColumn="0" w:oddVBand="0" w:evenVBand="0" w:oddHBand="1" w:evenHBand="0" w:firstRowFirstColumn="0" w:firstRowLastColumn="0" w:lastRowFirstColumn="0" w:lastRowLastColumn="0"/>
+            </w:pPr>
+            <w:r>
+              <w:rPr>
+                <w:noProof/>
+              </w:rPr>
+              <w:drawing>
+                <wp:inline distT="0" distB="0" distL="0" distR="0" wp14:anchorId="0E8F5F5F" wp14:editId="57D8A3B7">
+                  <wp:extent cx="786384" cy="685800"/>
+                  <wp:effectExtent l="0" t="0" r="0" b="0"/>
+                  <wp:docPr id="1086822819" name="Picture 1"/>
+                  <wp:cNvGraphicFramePr>
+                    <a:graphicFrameLocks xmlns:a="http://schemas.openxmlformats.org/drawingml/2006/main" noChangeAspect="1"/>
+                  </wp:cNvGraphicFramePr>
+                  <a:graphic xmlns:a="http://schemas.openxmlformats.org/drawingml/2006/main">
+                    <a:graphicData uri="http://schemas.openxmlformats.org/drawingml/2006/picture">
+                      <pic:pic xmlns:pic="http://schemas.openxmlformats.org/drawingml/2006/picture">
+                        <pic:nvPicPr>
+                          <pic:cNvPr id="0" name="Picture 1"/>
+                          <pic:cNvPicPr>
+                            <a:picLocks noChangeAspect="1" noChangeArrowheads="1"/>
+                          </pic:cNvPicPr>
+                        </pic:nvPicPr>
+                        <pic:blipFill>
+                          <a:blip r:embed="rId9" cstate="print">
+                            <a:extLst>
+                              <a:ext uri="{28A0092B-C50C-407E-A947-70E740481C1C}">
+                                <a14:useLocalDpi xmlns:a14="http://schemas.microsoft.com/office/drawing/2010/main" val="0"/>
+                              </a:ext>
+                            </a:extLst>
+                          </a:blip>
+                          <a:srcRect/>
+                          <a:stretch>
+                            <a:fillRect/>
+                          </a:stretch>
+                        </pic:blipFill>
+                        <pic:spPr bwMode="auto">
+                          <a:xfrm>
+                            <a:off x="0" y="0"/>
+                            <a:ext cx="786384" cy="685800"/>
+                          </a:xfrm>
+                          <a:prstGeom prst="rect">
+                            <a:avLst/>
+                          </a:prstGeom>
+                          <a:noFill/>
+                          <a:ln>
+                            <a:noFill/>
+                          </a:ln>
+                        </pic:spPr>
+                      </pic:pic>
+                    </a:graphicData>
+                  </a:graphic>
+                </wp:inline>
+              </w:drawing>
+            </w:r>
           </w:p>
         </w:tc>
       </w:tr>
@@ -7662,7 +7927,7 @@
       <w:pPr>
         <w:pStyle w:val="Heading2"/>
       </w:pPr>
-      <w:bookmarkStart w:id="37" w:name="_Toc229583550"/>
+      <w:bookmarkStart w:id="37" w:name="_Toc229731025"/>
       <w:r>
         <w:t>TC-004 – Sleep Meter Stops</w:t>
       </w:r>
@@ -7981,6 +8246,97 @@
               <w:spacing w:before="60" w:after="60"/>
               <w:cnfStyle w:val="000000000000" w:firstRow="0" w:lastRow="0" w:firstColumn="0" w:lastColumn="0" w:oddVBand="0" w:evenVBand="0" w:oddHBand="0" w:evenHBand="0" w:firstRowFirstColumn="0" w:firstRowLastColumn="0" w:lastRowFirstColumn="0" w:lastRowLastColumn="0"/>
             </w:pPr>
+            <w:r>
+              <w:t>5/15/26: Successfully Tested</w:t>
+            </w:r>
+            <w:r>
+              <w:t>. Meter stops increasing and remains at the current value.</w:t>
+            </w:r>
+          </w:p>
+        </w:tc>
+      </w:tr>
+      <w:tr>
+        <w:trPr>
+          <w:cnfStyle w:val="000000100000" w:firstRow="0" w:lastRow="0" w:firstColumn="0" w:lastColumn="0" w:oddVBand="0" w:evenVBand="0" w:oddHBand="1" w:evenHBand="0" w:firstRowFirstColumn="0" w:firstRowLastColumn="0" w:lastRowFirstColumn="0" w:lastRowLastColumn="0"/>
+        </w:trPr>
+        <w:tc>
+          <w:tcPr>
+            <w:cnfStyle w:val="001000000000" w:firstRow="0" w:lastRow="0" w:firstColumn="1" w:lastColumn="0" w:oddVBand="0" w:evenVBand="0" w:oddHBand="0" w:evenHBand="0" w:firstRowFirstColumn="0" w:firstRowLastColumn="0" w:lastRowFirstColumn="0" w:lastRowLastColumn="0"/>
+            <w:tcW w:w="2835" w:type="dxa"/>
+          </w:tcPr>
+          <w:p>
+            <w:pPr>
+              <w:spacing w:before="60" w:after="60"/>
+            </w:pPr>
+            <w:r>
+              <w:lastRenderedPageBreak/>
+              <w:t>Test Image</w:t>
+            </w:r>
+          </w:p>
+        </w:tc>
+        <w:tc>
+          <w:tcPr>
+            <w:tcW w:w="4275" w:type="dxa"/>
+          </w:tcPr>
+          <w:p>
+            <w:pPr>
+              <w:spacing w:before="60" w:after="60"/>
+              <w:jc w:val="center"/>
+              <w:cnfStyle w:val="000000100000" w:firstRow="0" w:lastRow="0" w:firstColumn="0" w:lastColumn="0" w:oddVBand="0" w:evenVBand="0" w:oddHBand="1" w:evenHBand="0" w:firstRowFirstColumn="0" w:firstRowLastColumn="0" w:lastRowFirstColumn="0" w:lastRowLastColumn="0"/>
+            </w:pPr>
+            <w:r>
+              <w:rPr>
+                <w:noProof/>
+              </w:rPr>
+              <w:drawing>
+                <wp:inline distT="0" distB="0" distL="0" distR="0" wp14:anchorId="074CDC6F" wp14:editId="1A736439">
+                  <wp:extent cx="786384" cy="685800"/>
+                  <wp:effectExtent l="0" t="0" r="0" b="0"/>
+                  <wp:docPr id="5846650" name="Picture 3"/>
+                  <wp:cNvGraphicFramePr>
+                    <a:graphicFrameLocks xmlns:a="http://schemas.openxmlformats.org/drawingml/2006/main" noChangeAspect="1"/>
+                  </wp:cNvGraphicFramePr>
+                  <a:graphic xmlns:a="http://schemas.openxmlformats.org/drawingml/2006/main">
+                    <a:graphicData uri="http://schemas.openxmlformats.org/drawingml/2006/picture">
+                      <pic:pic xmlns:pic="http://schemas.openxmlformats.org/drawingml/2006/picture">
+                        <pic:nvPicPr>
+                          <pic:cNvPr id="0" name="Picture 5"/>
+                          <pic:cNvPicPr>
+                            <a:picLocks noChangeAspect="1" noChangeArrowheads="1"/>
+                          </pic:cNvPicPr>
+                        </pic:nvPicPr>
+                        <pic:blipFill>
+                          <a:blip r:embed="rId10" cstate="print">
+                            <a:extLst>
+                              <a:ext uri="{28A0092B-C50C-407E-A947-70E740481C1C}">
+                                <a14:useLocalDpi xmlns:a14="http://schemas.microsoft.com/office/drawing/2010/main" val="0"/>
+                              </a:ext>
+                            </a:extLst>
+                          </a:blip>
+                          <a:srcRect/>
+                          <a:stretch>
+                            <a:fillRect/>
+                          </a:stretch>
+                        </pic:blipFill>
+                        <pic:spPr bwMode="auto">
+                          <a:xfrm>
+                            <a:off x="0" y="0"/>
+                            <a:ext cx="786384" cy="685800"/>
+                          </a:xfrm>
+                          <a:prstGeom prst="rect">
+                            <a:avLst/>
+                          </a:prstGeom>
+                          <a:noFill/>
+                          <a:ln>
+                            <a:noFill/>
+                          </a:ln>
+                        </pic:spPr>
+                      </pic:pic>
+                    </a:graphicData>
+                  </a:graphic>
+                </wp:inline>
+              </w:drawing>
+            </w:r>
           </w:p>
         </w:tc>
       </w:tr>
@@ -7989,7 +8345,7 @@
       <w:pPr>
         <w:pStyle w:val="Heading2"/>
       </w:pPr>
-      <w:bookmarkStart w:id="38" w:name="_Toc229583551"/>
+      <w:bookmarkStart w:id="38" w:name="_Toc229731026"/>
       <w:r>
         <w:t>TC-005 – Monster Threat Event</w:t>
       </w:r>
@@ -8305,6 +8661,77 @@
               <w:spacing w:before="60" w:after="60"/>
               <w:cnfStyle w:val="000000000000" w:firstRow="0" w:lastRow="0" w:firstColumn="0" w:lastColumn="0" w:oddVBand="0" w:evenVBand="0" w:oddHBand="0" w:evenHBand="0" w:firstRowFirstColumn="0" w:firstRowLastColumn="0" w:lastRowFirstColumn="0" w:lastRowLastColumn="0"/>
             </w:pPr>
+            <w:r>
+              <w:t>5/15/26: Successfully Tested</w:t>
+            </w:r>
+          </w:p>
+        </w:tc>
+      </w:tr>
+      <w:tr>
+        <w:trPr>
+          <w:cnfStyle w:val="000000100000" w:firstRow="0" w:lastRow="0" w:firstColumn="0" w:lastColumn="0" w:oddVBand="0" w:evenVBand="0" w:oddHBand="1" w:evenHBand="0" w:firstRowFirstColumn="0" w:firstRowLastColumn="0" w:lastRowFirstColumn="0" w:lastRowLastColumn="0"/>
+        </w:trPr>
+        <w:tc>
+          <w:tcPr>
+            <w:cnfStyle w:val="001000000000" w:firstRow="0" w:lastRow="0" w:firstColumn="1" w:lastColumn="0" w:oddVBand="0" w:evenVBand="0" w:oddHBand="0" w:evenHBand="0" w:firstRowFirstColumn="0" w:firstRowLastColumn="0" w:lastRowFirstColumn="0" w:lastRowLastColumn="0"/>
+            <w:tcW w:w="2835" w:type="dxa"/>
+          </w:tcPr>
+          <w:p>
+            <w:pPr>
+              <w:spacing w:before="60" w:after="60"/>
+            </w:pPr>
+            <w:r>
+              <w:t>Test Image</w:t>
+            </w:r>
+          </w:p>
+        </w:tc>
+        <w:tc>
+          <w:tcPr>
+            <w:tcW w:w="4275" w:type="dxa"/>
+          </w:tcPr>
+          <w:p>
+            <w:pPr>
+              <w:spacing w:before="60" w:after="60"/>
+              <w:jc w:val="center"/>
+              <w:cnfStyle w:val="000000100000" w:firstRow="0" w:lastRow="0" w:firstColumn="0" w:lastColumn="0" w:oddVBand="0" w:evenVBand="0" w:oddHBand="1" w:evenHBand="0" w:firstRowFirstColumn="0" w:firstRowLastColumn="0" w:lastRowFirstColumn="0" w:lastRowLastColumn="0"/>
+            </w:pPr>
+            <w:r>
+              <w:drawing>
+                <wp:inline distT="0" distB="0" distL="0" distR="0" wp14:anchorId="359FAC41" wp14:editId="0F33E905">
+                  <wp:extent cx="786384" cy="685800"/>
+                  <wp:effectExtent l="0" t="0" r="0" b="0"/>
+                  <wp:docPr id="309554598" name="Picture 1"/>
+                  <wp:cNvGraphicFramePr>
+                    <a:graphicFrameLocks xmlns:a="http://schemas.openxmlformats.org/drawingml/2006/main" noChangeAspect="1"/>
+                  </wp:cNvGraphicFramePr>
+                  <a:graphic xmlns:a="http://schemas.openxmlformats.org/drawingml/2006/main">
+                    <a:graphicData uri="http://schemas.openxmlformats.org/drawingml/2006/picture">
+                      <pic:pic xmlns:pic="http://schemas.openxmlformats.org/drawingml/2006/picture">
+                        <pic:nvPicPr>
+                          <pic:cNvPr id="309554598" name=""/>
+                          <pic:cNvPicPr/>
+                        </pic:nvPicPr>
+                        <pic:blipFill>
+                          <a:blip r:embed="rId11"/>
+                          <a:stretch>
+                            <a:fillRect/>
+                          </a:stretch>
+                        </pic:blipFill>
+                        <pic:spPr>
+                          <a:xfrm>
+                            <a:off x="0" y="0"/>
+                            <a:ext cx="786384" cy="685800"/>
+                          </a:xfrm>
+                          <a:prstGeom prst="rect">
+                            <a:avLst/>
+                          </a:prstGeom>
+                        </pic:spPr>
+                      </pic:pic>
+                    </a:graphicData>
+                  </a:graphic>
+                </wp:inline>
+              </w:drawing>
+            </w:r>
           </w:p>
         </w:tc>
       </w:tr>
@@ -8313,9 +8740,8 @@
       <w:pPr>
         <w:pStyle w:val="Heading2"/>
       </w:pPr>
-      <w:bookmarkStart w:id="39" w:name="_Toc229583552"/>
-      <w:r>
-        <w:lastRenderedPageBreak/>
+      <w:bookmarkStart w:id="39" w:name="_Toc229731027"/>
+      <w:r>
         <w:t>TC-006 – Counter Monster Threat</w:t>
       </w:r>
       <w:bookmarkEnd w:id="39"/>
@@ -8633,6 +9059,93 @@
               <w:spacing w:after="0"/>
               <w:cnfStyle w:val="000000000000" w:firstRow="0" w:lastRow="0" w:firstColumn="0" w:lastColumn="0" w:oddVBand="0" w:evenVBand="0" w:oddHBand="0" w:evenHBand="0" w:firstRowFirstColumn="0" w:firstRowLastColumn="0" w:lastRowFirstColumn="0" w:lastRowLastColumn="0"/>
             </w:pPr>
+            <w:r>
+              <w:t>5/15/26: Successfully Tested</w:t>
+            </w:r>
+          </w:p>
+        </w:tc>
+      </w:tr>
+      <w:tr>
+        <w:trPr>
+          <w:cnfStyle w:val="000000100000" w:firstRow="0" w:lastRow="0" w:firstColumn="0" w:lastColumn="0" w:oddVBand="0" w:evenVBand="0" w:oddHBand="1" w:evenHBand="0" w:firstRowFirstColumn="0" w:firstRowLastColumn="0" w:lastRowFirstColumn="0" w:lastRowLastColumn="0"/>
+        </w:trPr>
+        <w:tc>
+          <w:tcPr>
+            <w:cnfStyle w:val="001000000000" w:firstRow="0" w:lastRow="0" w:firstColumn="1" w:lastColumn="0" w:oddVBand="0" w:evenVBand="0" w:oddHBand="0" w:evenHBand="0" w:firstRowFirstColumn="0" w:firstRowLastColumn="0" w:lastRowFirstColumn="0" w:lastRowLastColumn="0"/>
+            <w:tcW w:w="2835" w:type="dxa"/>
+          </w:tcPr>
+          <w:p>
+            <w:pPr>
+              <w:spacing w:after="0"/>
+            </w:pPr>
+            <w:r>
+              <w:t>Test Image</w:t>
+            </w:r>
+          </w:p>
+        </w:tc>
+        <w:tc>
+          <w:tcPr>
+            <w:tcW w:w="0" w:type="auto"/>
+          </w:tcPr>
+          <w:p>
+            <w:pPr>
+              <w:spacing w:after="0"/>
+              <w:jc w:val="center"/>
+              <w:cnfStyle w:val="000000100000" w:firstRow="0" w:lastRow="0" w:firstColumn="0" w:lastColumn="0" w:oddVBand="0" w:evenVBand="0" w:oddHBand="1" w:evenHBand="0" w:firstRowFirstColumn="0" w:firstRowLastColumn="0" w:lastRowFirstColumn="0" w:lastRowLastColumn="0"/>
+            </w:pPr>
+            <w:r>
+              <w:rPr>
+                <w:noProof/>
+              </w:rPr>
+              <w:drawing>
+                <wp:inline distT="0" distB="0" distL="0" distR="0" wp14:anchorId="2FA316E0" wp14:editId="220AFC07">
+                  <wp:extent cx="786384" cy="685800"/>
+                  <wp:effectExtent l="0" t="0" r="0" b="0"/>
+                  <wp:docPr id="122652207" name="Picture 4"/>
+                  <wp:cNvGraphicFramePr>
+                    <a:graphicFrameLocks xmlns:a="http://schemas.openxmlformats.org/drawingml/2006/main" noChangeAspect="1"/>
+                  </wp:cNvGraphicFramePr>
+                  <a:graphic xmlns:a="http://schemas.openxmlformats.org/drawingml/2006/main">
+                    <a:graphicData uri="http://schemas.openxmlformats.org/drawingml/2006/picture">
+                      <pic:pic xmlns:pic="http://schemas.openxmlformats.org/drawingml/2006/picture">
+                        <pic:nvPicPr>
+                          <pic:cNvPr id="0" name="Picture 7"/>
+                          <pic:cNvPicPr>
+                            <a:picLocks noChangeAspect="1" noChangeArrowheads="1"/>
+                          </pic:cNvPicPr>
+                        </pic:nvPicPr>
+                        <pic:blipFill>
+                          <a:blip r:embed="rId9" cstate="print">
+                            <a:extLst>
+                              <a:ext uri="{28A0092B-C50C-407E-A947-70E740481C1C}">
+                                <a14:useLocalDpi xmlns:a14="http://schemas.microsoft.com/office/drawing/2010/main" val="0"/>
+                              </a:ext>
+                            </a:extLst>
+                          </a:blip>
+                          <a:srcRect/>
+                          <a:stretch>
+                            <a:fillRect/>
+                          </a:stretch>
+                        </pic:blipFill>
+                        <pic:spPr bwMode="auto">
+                          <a:xfrm>
+                            <a:off x="0" y="0"/>
+                            <a:ext cx="786384" cy="685800"/>
+                          </a:xfrm>
+                          <a:prstGeom prst="rect">
+                            <a:avLst/>
+                          </a:prstGeom>
+                          <a:noFill/>
+                          <a:ln>
+                            <a:noFill/>
+                          </a:ln>
+                        </pic:spPr>
+                      </pic:pic>
+                    </a:graphicData>
+                  </a:graphic>
+                </wp:inline>
+              </w:drawing>
+            </w:r>
           </w:p>
         </w:tc>
       </w:tr>
@@ -8641,8 +9154,9 @@
       <w:pPr>
         <w:pStyle w:val="Heading2"/>
       </w:pPr>
-      <w:bookmarkStart w:id="40" w:name="_Toc229583553"/>
-      <w:r>
+      <w:bookmarkStart w:id="40" w:name="_Toc229731028"/>
+      <w:r>
+        <w:lastRenderedPageBreak/>
         <w:t>TC-007 – Failure Condition</w:t>
       </w:r>
       <w:bookmarkEnd w:id="40"/>
@@ -8975,6 +9489,77 @@
               <w:spacing w:after="0"/>
               <w:cnfStyle w:val="000000000000" w:firstRow="0" w:lastRow="0" w:firstColumn="0" w:lastColumn="0" w:oddVBand="0" w:evenVBand="0" w:oddHBand="0" w:evenHBand="0" w:firstRowFirstColumn="0" w:firstRowLastColumn="0" w:lastRowFirstColumn="0" w:lastRowLastColumn="0"/>
             </w:pPr>
+            <w:r>
+              <w:t>5/15/26: Successfully Tested</w:t>
+            </w:r>
+          </w:p>
+        </w:tc>
+      </w:tr>
+      <w:tr>
+        <w:trPr>
+          <w:cnfStyle w:val="000000100000" w:firstRow="0" w:lastRow="0" w:firstColumn="0" w:lastColumn="0" w:oddVBand="0" w:evenVBand="0" w:oddHBand="1" w:evenHBand="0" w:firstRowFirstColumn="0" w:firstRowLastColumn="0" w:lastRowFirstColumn="0" w:lastRowLastColumn="0"/>
+        </w:trPr>
+        <w:tc>
+          <w:tcPr>
+            <w:cnfStyle w:val="001000000000" w:firstRow="0" w:lastRow="0" w:firstColumn="1" w:lastColumn="0" w:oddVBand="0" w:evenVBand="0" w:oddHBand="0" w:evenHBand="0" w:firstRowFirstColumn="0" w:firstRowLastColumn="0" w:lastRowFirstColumn="0" w:lastRowLastColumn="0"/>
+            <w:tcW w:w="2835" w:type="dxa"/>
+          </w:tcPr>
+          <w:p>
+            <w:pPr>
+              <w:spacing w:after="0"/>
+            </w:pPr>
+            <w:r>
+              <w:t>Test Image</w:t>
+            </w:r>
+          </w:p>
+        </w:tc>
+        <w:tc>
+          <w:tcPr>
+            <w:tcW w:w="4275" w:type="dxa"/>
+          </w:tcPr>
+          <w:p>
+            <w:pPr>
+              <w:spacing w:after="0"/>
+              <w:jc w:val="center"/>
+              <w:cnfStyle w:val="000000100000" w:firstRow="0" w:lastRow="0" w:firstColumn="0" w:lastColumn="0" w:oddVBand="0" w:evenVBand="0" w:oddHBand="1" w:evenHBand="0" w:firstRowFirstColumn="0" w:firstRowLastColumn="0" w:lastRowFirstColumn="0" w:lastRowLastColumn="0"/>
+            </w:pPr>
+            <w:r>
+              <w:drawing>
+                <wp:inline distT="0" distB="0" distL="0" distR="0" wp14:anchorId="12E6E167" wp14:editId="57791B7F">
+                  <wp:extent cx="786384" cy="685800"/>
+                  <wp:effectExtent l="0" t="0" r="0" b="0"/>
+                  <wp:docPr id="445489709" name="Picture 1"/>
+                  <wp:cNvGraphicFramePr>
+                    <a:graphicFrameLocks xmlns:a="http://schemas.openxmlformats.org/drawingml/2006/main" noChangeAspect="1"/>
+                  </wp:cNvGraphicFramePr>
+                  <a:graphic xmlns:a="http://schemas.openxmlformats.org/drawingml/2006/main">
+                    <a:graphicData uri="http://schemas.openxmlformats.org/drawingml/2006/picture">
+                      <pic:pic xmlns:pic="http://schemas.openxmlformats.org/drawingml/2006/picture">
+                        <pic:nvPicPr>
+                          <pic:cNvPr id="445489709" name=""/>
+                          <pic:cNvPicPr/>
+                        </pic:nvPicPr>
+                        <pic:blipFill>
+                          <a:blip r:embed="rId12"/>
+                          <a:stretch>
+                            <a:fillRect/>
+                          </a:stretch>
+                        </pic:blipFill>
+                        <pic:spPr>
+                          <a:xfrm>
+                            <a:off x="0" y="0"/>
+                            <a:ext cx="786384" cy="685800"/>
+                          </a:xfrm>
+                          <a:prstGeom prst="rect">
+                            <a:avLst/>
+                          </a:prstGeom>
+                        </pic:spPr>
+                      </pic:pic>
+                    </a:graphicData>
+                  </a:graphic>
+                </wp:inline>
+              </w:drawing>
+            </w:r>
           </w:p>
         </w:tc>
       </w:tr>
@@ -8983,7 +9568,7 @@
       <w:pPr>
         <w:pStyle w:val="Heading2"/>
       </w:pPr>
-      <w:bookmarkStart w:id="41" w:name="_Toc229583554"/>
+      <w:bookmarkStart w:id="41" w:name="_Toc229731029"/>
       <w:r>
         <w:t>TC-008 – Night Completion</w:t>
       </w:r>
@@ -9296,6 +9881,96 @@
               <w:spacing w:after="0"/>
               <w:cnfStyle w:val="000000000000" w:firstRow="0" w:lastRow="0" w:firstColumn="0" w:lastColumn="0" w:oddVBand="0" w:evenVBand="0" w:oddHBand="0" w:evenHBand="0" w:firstRowFirstColumn="0" w:firstRowLastColumn="0" w:lastRowFirstColumn="0" w:lastRowLastColumn="0"/>
             </w:pPr>
+            <w:r>
+              <w:t>5/15/26: Successfully Tested</w:t>
+            </w:r>
+            <w:r>
+              <w:t>. Correctly advanced to next night when sleep meter reached 100%.</w:t>
+            </w:r>
+          </w:p>
+        </w:tc>
+      </w:tr>
+      <w:tr>
+        <w:trPr>
+          <w:cnfStyle w:val="000000100000" w:firstRow="0" w:lastRow="0" w:firstColumn="0" w:lastColumn="0" w:oddVBand="0" w:evenVBand="0" w:oddHBand="1" w:evenHBand="0" w:firstRowFirstColumn="0" w:firstRowLastColumn="0" w:lastRowFirstColumn="0" w:lastRowLastColumn="0"/>
+        </w:trPr>
+        <w:tc>
+          <w:tcPr>
+            <w:cnfStyle w:val="001000000000" w:firstRow="0" w:lastRow="0" w:firstColumn="1" w:lastColumn="0" w:oddVBand="0" w:evenVBand="0" w:oddHBand="0" w:evenHBand="0" w:firstRowFirstColumn="0" w:firstRowLastColumn="0" w:lastRowFirstColumn="0" w:lastRowLastColumn="0"/>
+            <w:tcW w:w="2835" w:type="dxa"/>
+          </w:tcPr>
+          <w:p>
+            <w:pPr>
+              <w:spacing w:after="0"/>
+            </w:pPr>
+            <w:r>
+              <w:t>Test Image</w:t>
+            </w:r>
+          </w:p>
+        </w:tc>
+        <w:tc>
+          <w:tcPr>
+            <w:tcW w:w="4275" w:type="dxa"/>
+          </w:tcPr>
+          <w:p>
+            <w:pPr>
+              <w:spacing w:after="0"/>
+              <w:jc w:val="center"/>
+              <w:cnfStyle w:val="000000100000" w:firstRow="0" w:lastRow="0" w:firstColumn="0" w:lastColumn="0" w:oddVBand="0" w:evenVBand="0" w:oddHBand="1" w:evenHBand="0" w:firstRowFirstColumn="0" w:firstRowLastColumn="0" w:lastRowFirstColumn="0" w:lastRowLastColumn="0"/>
+            </w:pPr>
+            <w:r>
+              <w:rPr>
+                <w:noProof/>
+              </w:rPr>
+              <w:drawing>
+                <wp:inline distT="0" distB="0" distL="0" distR="0" wp14:anchorId="5478939B" wp14:editId="33CEDD42">
+                  <wp:extent cx="786384" cy="685800"/>
+                  <wp:effectExtent l="0" t="0" r="0" b="0"/>
+                  <wp:docPr id="829130521" name="Picture 2"/>
+                  <wp:cNvGraphicFramePr>
+                    <a:graphicFrameLocks xmlns:a="http://schemas.openxmlformats.org/drawingml/2006/main" noChangeAspect="1"/>
+                  </wp:cNvGraphicFramePr>
+                  <a:graphic xmlns:a="http://schemas.openxmlformats.org/drawingml/2006/main">
+                    <a:graphicData uri="http://schemas.openxmlformats.org/drawingml/2006/picture">
+                      <pic:pic xmlns:pic="http://schemas.openxmlformats.org/drawingml/2006/picture">
+                        <pic:nvPicPr>
+                          <pic:cNvPr id="0" name="Picture 3"/>
+                          <pic:cNvPicPr>
+                            <a:picLocks noChangeAspect="1" noChangeArrowheads="1"/>
+                          </pic:cNvPicPr>
+                        </pic:nvPicPr>
+                        <pic:blipFill>
+                          <a:blip r:embed="rId13" cstate="print">
+                            <a:extLst>
+                              <a:ext uri="{28A0092B-C50C-407E-A947-70E740481C1C}">
+                                <a14:useLocalDpi xmlns:a14="http://schemas.microsoft.com/office/drawing/2010/main" val="0"/>
+                              </a:ext>
+                            </a:extLst>
+                          </a:blip>
+                          <a:srcRect/>
+                          <a:stretch>
+                            <a:fillRect/>
+                          </a:stretch>
+                        </pic:blipFill>
+                        <pic:spPr bwMode="auto">
+                          <a:xfrm>
+                            <a:off x="0" y="0"/>
+                            <a:ext cx="786384" cy="685800"/>
+                          </a:xfrm>
+                          <a:prstGeom prst="rect">
+                            <a:avLst/>
+                          </a:prstGeom>
+                          <a:noFill/>
+                          <a:ln>
+                            <a:noFill/>
+                          </a:ln>
+                        </pic:spPr>
+                      </pic:pic>
+                    </a:graphicData>
+                  </a:graphic>
+                </wp:inline>
+              </w:drawing>
+            </w:r>
           </w:p>
         </w:tc>
       </w:tr>
@@ -9304,9 +9979,8 @@
       <w:pPr>
         <w:pStyle w:val="Heading2"/>
       </w:pPr>
-      <w:bookmarkStart w:id="42" w:name="_Toc229583555"/>
-      <w:r>
-        <w:lastRenderedPageBreak/>
+      <w:bookmarkStart w:id="42" w:name="_Toc229731030"/>
+      <w:r>
         <w:t>TC-009 – Pause Functionality</w:t>
       </w:r>
       <w:bookmarkEnd w:id="42"/>
@@ -9373,6 +10047,7 @@
               <w:spacing w:after="0"/>
             </w:pPr>
             <w:r>
+              <w:lastRenderedPageBreak/>
               <w:t>Test Case ID</w:t>
             </w:r>
           </w:p>
@@ -9618,6 +10293,77 @@
               <w:spacing w:after="0"/>
               <w:cnfStyle w:val="000000000000" w:firstRow="0" w:lastRow="0" w:firstColumn="0" w:lastColumn="0" w:oddVBand="0" w:evenVBand="0" w:oddHBand="0" w:evenHBand="0" w:firstRowFirstColumn="0" w:firstRowLastColumn="0" w:lastRowFirstColumn="0" w:lastRowLastColumn="0"/>
             </w:pPr>
+            <w:r>
+              <w:t>5/15/26: Successfully Tested</w:t>
+            </w:r>
+          </w:p>
+        </w:tc>
+      </w:tr>
+      <w:tr>
+        <w:trPr>
+          <w:cnfStyle w:val="000000100000" w:firstRow="0" w:lastRow="0" w:firstColumn="0" w:lastColumn="0" w:oddVBand="0" w:evenVBand="0" w:oddHBand="1" w:evenHBand="0" w:firstRowFirstColumn="0" w:firstRowLastColumn="0" w:lastRowFirstColumn="0" w:lastRowLastColumn="0"/>
+        </w:trPr>
+        <w:tc>
+          <w:tcPr>
+            <w:cnfStyle w:val="001000000000" w:firstRow="0" w:lastRow="0" w:firstColumn="1" w:lastColumn="0" w:oddVBand="0" w:evenVBand="0" w:oddHBand="0" w:evenHBand="0" w:firstRowFirstColumn="0" w:firstRowLastColumn="0" w:lastRowFirstColumn="0" w:lastRowLastColumn="0"/>
+            <w:tcW w:w="2835" w:type="dxa"/>
+          </w:tcPr>
+          <w:p>
+            <w:pPr>
+              <w:spacing w:after="0"/>
+            </w:pPr>
+            <w:r>
+              <w:t>Test Image</w:t>
+            </w:r>
+          </w:p>
+        </w:tc>
+        <w:tc>
+          <w:tcPr>
+            <w:tcW w:w="4275" w:type="dxa"/>
+          </w:tcPr>
+          <w:p>
+            <w:pPr>
+              <w:spacing w:after="0"/>
+              <w:jc w:val="center"/>
+              <w:cnfStyle w:val="000000100000" w:firstRow="0" w:lastRow="0" w:firstColumn="0" w:lastColumn="0" w:oddVBand="0" w:evenVBand="0" w:oddHBand="1" w:evenHBand="0" w:firstRowFirstColumn="0" w:firstRowLastColumn="0" w:lastRowFirstColumn="0" w:lastRowLastColumn="0"/>
+            </w:pPr>
+            <w:r>
+              <w:drawing>
+                <wp:inline distT="0" distB="0" distL="0" distR="0" wp14:anchorId="00716D69" wp14:editId="5C20C9A0">
+                  <wp:extent cx="786384" cy="685800"/>
+                  <wp:effectExtent l="0" t="0" r="0" b="0"/>
+                  <wp:docPr id="1157102577" name="Picture 1"/>
+                  <wp:cNvGraphicFramePr>
+                    <a:graphicFrameLocks xmlns:a="http://schemas.openxmlformats.org/drawingml/2006/main" noChangeAspect="1"/>
+                  </wp:cNvGraphicFramePr>
+                  <a:graphic xmlns:a="http://schemas.openxmlformats.org/drawingml/2006/main">
+                    <a:graphicData uri="http://schemas.openxmlformats.org/drawingml/2006/picture">
+                      <pic:pic xmlns:pic="http://schemas.openxmlformats.org/drawingml/2006/picture">
+                        <pic:nvPicPr>
+                          <pic:cNvPr id="1157102577" name=""/>
+                          <pic:cNvPicPr/>
+                        </pic:nvPicPr>
+                        <pic:blipFill>
+                          <a:blip r:embed="rId14"/>
+                          <a:stretch>
+                            <a:fillRect/>
+                          </a:stretch>
+                        </pic:blipFill>
+                        <pic:spPr>
+                          <a:xfrm>
+                            <a:off x="0" y="0"/>
+                            <a:ext cx="786384" cy="685800"/>
+                          </a:xfrm>
+                          <a:prstGeom prst="rect">
+                            <a:avLst/>
+                          </a:prstGeom>
+                        </pic:spPr>
+                      </pic:pic>
+                    </a:graphicData>
+                  </a:graphic>
+                </wp:inline>
+              </w:drawing>
+            </w:r>
           </w:p>
         </w:tc>
       </w:tr>
@@ -9626,7 +10372,7 @@
       <w:pPr>
         <w:pStyle w:val="Heading2"/>
       </w:pPr>
-      <w:bookmarkStart w:id="43" w:name="_Toc229583556"/>
+      <w:bookmarkStart w:id="43" w:name="_Toc229731031"/>
       <w:r>
         <w:t>TC-010 – Resume Functionality</w:t>
       </w:r>
@@ -9939,6 +10685,77 @@
               <w:spacing w:after="0"/>
               <w:cnfStyle w:val="000000000000" w:firstRow="0" w:lastRow="0" w:firstColumn="0" w:lastColumn="0" w:oddVBand="0" w:evenVBand="0" w:oddHBand="0" w:evenHBand="0" w:firstRowFirstColumn="0" w:firstRowLastColumn="0" w:lastRowFirstColumn="0" w:lastRowLastColumn="0"/>
             </w:pPr>
+            <w:r>
+              <w:t>5/15/26: Successfully Tested</w:t>
+            </w:r>
+          </w:p>
+        </w:tc>
+      </w:tr>
+      <w:tr>
+        <w:trPr>
+          <w:cnfStyle w:val="000000100000" w:firstRow="0" w:lastRow="0" w:firstColumn="0" w:lastColumn="0" w:oddVBand="0" w:evenVBand="0" w:oddHBand="1" w:evenHBand="0" w:firstRowFirstColumn="0" w:firstRowLastColumn="0" w:lastRowFirstColumn="0" w:lastRowLastColumn="0"/>
+        </w:trPr>
+        <w:tc>
+          <w:tcPr>
+            <w:cnfStyle w:val="001000000000" w:firstRow="0" w:lastRow="0" w:firstColumn="1" w:lastColumn="0" w:oddVBand="0" w:evenVBand="0" w:oddHBand="0" w:evenHBand="0" w:firstRowFirstColumn="0" w:firstRowLastColumn="0" w:lastRowFirstColumn="0" w:lastRowLastColumn="0"/>
+            <w:tcW w:w="2835" w:type="dxa"/>
+          </w:tcPr>
+          <w:p>
+            <w:pPr>
+              <w:spacing w:after="0"/>
+            </w:pPr>
+            <w:r>
+              <w:t>Test Image</w:t>
+            </w:r>
+          </w:p>
+        </w:tc>
+        <w:tc>
+          <w:tcPr>
+            <w:tcW w:w="4275" w:type="dxa"/>
+          </w:tcPr>
+          <w:p>
+            <w:pPr>
+              <w:spacing w:after="0"/>
+              <w:jc w:val="center"/>
+              <w:cnfStyle w:val="000000100000" w:firstRow="0" w:lastRow="0" w:firstColumn="0" w:lastColumn="0" w:oddVBand="0" w:evenVBand="0" w:oddHBand="1" w:evenHBand="0" w:firstRowFirstColumn="0" w:firstRowLastColumn="0" w:lastRowFirstColumn="0" w:lastRowLastColumn="0"/>
+            </w:pPr>
+            <w:r>
+              <w:drawing>
+                <wp:inline distT="0" distB="0" distL="0" distR="0" wp14:anchorId="06B7BB18" wp14:editId="732C2930">
+                  <wp:extent cx="786384" cy="685800"/>
+                  <wp:effectExtent l="0" t="0" r="0" b="0"/>
+                  <wp:docPr id="233119477" name="Picture 1"/>
+                  <wp:cNvGraphicFramePr>
+                    <a:graphicFrameLocks xmlns:a="http://schemas.openxmlformats.org/drawingml/2006/main" noChangeAspect="1"/>
+                  </wp:cNvGraphicFramePr>
+                  <a:graphic xmlns:a="http://schemas.openxmlformats.org/drawingml/2006/main">
+                    <a:graphicData uri="http://schemas.openxmlformats.org/drawingml/2006/picture">
+                      <pic:pic xmlns:pic="http://schemas.openxmlformats.org/drawingml/2006/picture">
+                        <pic:nvPicPr>
+                          <pic:cNvPr id="233119477" name=""/>
+                          <pic:cNvPicPr/>
+                        </pic:nvPicPr>
+                        <pic:blipFill>
+                          <a:blip r:embed="rId15"/>
+                          <a:stretch>
+                            <a:fillRect/>
+                          </a:stretch>
+                        </pic:blipFill>
+                        <pic:spPr>
+                          <a:xfrm>
+                            <a:off x="0" y="0"/>
+                            <a:ext cx="786384" cy="685800"/>
+                          </a:xfrm>
+                          <a:prstGeom prst="rect">
+                            <a:avLst/>
+                          </a:prstGeom>
+                        </pic:spPr>
+                      </pic:pic>
+                    </a:graphicData>
+                  </a:graphic>
+                </wp:inline>
+              </w:drawing>
+            </w:r>
           </w:p>
         </w:tc>
       </w:tr>
@@ -9947,7 +10764,7 @@
       <w:pPr>
         <w:pStyle w:val="Heading2"/>
       </w:pPr>
-      <w:bookmarkStart w:id="44" w:name="_Toc229583557"/>
+      <w:bookmarkStart w:id="44" w:name="_Toc229731032"/>
       <w:r>
         <w:t>TC-011 – UI Sleep Meter Update</w:t>
       </w:r>
@@ -10149,6 +10966,7 @@
               <w:spacing w:after="0"/>
             </w:pPr>
             <w:r>
+              <w:lastRenderedPageBreak/>
               <w:t>Steps</w:t>
             </w:r>
           </w:p>
@@ -10260,6 +11078,77 @@
               <w:spacing w:after="0"/>
               <w:cnfStyle w:val="000000000000" w:firstRow="0" w:lastRow="0" w:firstColumn="0" w:lastColumn="0" w:oddVBand="0" w:evenVBand="0" w:oddHBand="0" w:evenHBand="0" w:firstRowFirstColumn="0" w:firstRowLastColumn="0" w:lastRowFirstColumn="0" w:lastRowLastColumn="0"/>
             </w:pPr>
+            <w:r>
+              <w:t>5/15/26: Successfully Tested</w:t>
+            </w:r>
+          </w:p>
+        </w:tc>
+      </w:tr>
+      <w:tr>
+        <w:trPr>
+          <w:cnfStyle w:val="000000100000" w:firstRow="0" w:lastRow="0" w:firstColumn="0" w:lastColumn="0" w:oddVBand="0" w:evenVBand="0" w:oddHBand="1" w:evenHBand="0" w:firstRowFirstColumn="0" w:firstRowLastColumn="0" w:lastRowFirstColumn="0" w:lastRowLastColumn="0"/>
+        </w:trPr>
+        <w:tc>
+          <w:tcPr>
+            <w:cnfStyle w:val="001000000000" w:firstRow="0" w:lastRow="0" w:firstColumn="1" w:lastColumn="0" w:oddVBand="0" w:evenVBand="0" w:oddHBand="0" w:evenHBand="0" w:firstRowFirstColumn="0" w:firstRowLastColumn="0" w:lastRowFirstColumn="0" w:lastRowLastColumn="0"/>
+            <w:tcW w:w="2835" w:type="dxa"/>
+          </w:tcPr>
+          <w:p>
+            <w:pPr>
+              <w:spacing w:after="0"/>
+            </w:pPr>
+            <w:r>
+              <w:t>Test Image</w:t>
+            </w:r>
+          </w:p>
+        </w:tc>
+        <w:tc>
+          <w:tcPr>
+            <w:tcW w:w="4275" w:type="dxa"/>
+          </w:tcPr>
+          <w:p>
+            <w:pPr>
+              <w:spacing w:after="0"/>
+              <w:jc w:val="center"/>
+              <w:cnfStyle w:val="000000100000" w:firstRow="0" w:lastRow="0" w:firstColumn="0" w:lastColumn="0" w:oddVBand="0" w:evenVBand="0" w:oddHBand="1" w:evenHBand="0" w:firstRowFirstColumn="0" w:firstRowLastColumn="0" w:lastRowFirstColumn="0" w:lastRowLastColumn="0"/>
+            </w:pPr>
+            <w:r>
+              <w:drawing>
+                <wp:inline distT="0" distB="0" distL="0" distR="0" wp14:anchorId="2674DCD2" wp14:editId="00351359">
+                  <wp:extent cx="786384" cy="685800"/>
+                  <wp:effectExtent l="0" t="0" r="0" b="0"/>
+                  <wp:docPr id="851735225" name="Picture 1"/>
+                  <wp:cNvGraphicFramePr>
+                    <a:graphicFrameLocks xmlns:a="http://schemas.openxmlformats.org/drawingml/2006/main" noChangeAspect="1"/>
+                  </wp:cNvGraphicFramePr>
+                  <a:graphic xmlns:a="http://schemas.openxmlformats.org/drawingml/2006/main">
+                    <a:graphicData uri="http://schemas.openxmlformats.org/drawingml/2006/picture">
+                      <pic:pic xmlns:pic="http://schemas.openxmlformats.org/drawingml/2006/picture">
+                        <pic:nvPicPr>
+                          <pic:cNvPr id="851735225" name=""/>
+                          <pic:cNvPicPr/>
+                        </pic:nvPicPr>
+                        <pic:blipFill>
+                          <a:blip r:embed="rId16"/>
+                          <a:stretch>
+                            <a:fillRect/>
+                          </a:stretch>
+                        </pic:blipFill>
+                        <pic:spPr>
+                          <a:xfrm>
+                            <a:off x="0" y="0"/>
+                            <a:ext cx="786384" cy="685800"/>
+                          </a:xfrm>
+                          <a:prstGeom prst="rect">
+                            <a:avLst/>
+                          </a:prstGeom>
+                        </pic:spPr>
+                      </pic:pic>
+                    </a:graphicData>
+                  </a:graphic>
+                </wp:inline>
+              </w:drawing>
+            </w:r>
           </w:p>
         </w:tc>
       </w:tr>
@@ -10268,9 +11157,8 @@
       <w:pPr>
         <w:pStyle w:val="Heading2"/>
       </w:pPr>
-      <w:bookmarkStart w:id="45" w:name="_Toc229583558"/>
-      <w:r>
-        <w:lastRenderedPageBreak/>
+      <w:bookmarkStart w:id="45" w:name="_Toc229731033"/>
+      <w:r>
         <w:t>TC-012 – Audio Playback</w:t>
       </w:r>
       <w:bookmarkEnd w:id="45"/>
@@ -10582,6 +11470,12 @@
               <w:spacing w:after="0"/>
               <w:cnfStyle w:val="000000000000" w:firstRow="0" w:lastRow="0" w:firstColumn="0" w:lastColumn="0" w:oddVBand="0" w:evenVBand="0" w:oddHBand="0" w:evenHBand="0" w:firstRowFirstColumn="0" w:firstRowLastColumn="0" w:lastRowFirstColumn="0" w:lastRowLastColumn="0"/>
             </w:pPr>
+            <w:r>
+              <w:t xml:space="preserve">5/15/26: Successfully </w:t>
+            </w:r>
+            <w:r>
+              <w:t>tested, audio plays.</w:t>
+            </w:r>
           </w:p>
         </w:tc>
       </w:tr>
@@ -10590,7 +11484,7 @@
       <w:pPr>
         <w:pStyle w:val="Heading2"/>
       </w:pPr>
-      <w:bookmarkStart w:id="46" w:name="_Toc229583559"/>
+      <w:bookmarkStart w:id="46" w:name="_Toc229731034"/>
       <w:r>
         <w:t>TC-013 – Performance Validation</w:t>
       </w:r>
@@ -10807,7 +11701,25 @@
               <w:cnfStyle w:val="000000100000" w:firstRow="0" w:lastRow="0" w:firstColumn="0" w:lastColumn="0" w:oddVBand="0" w:evenVBand="0" w:oddHBand="1" w:evenHBand="0" w:firstRowFirstColumn="0" w:firstRowLastColumn="0" w:lastRowFirstColumn="0" w:lastRowLastColumn="0"/>
             </w:pPr>
             <w:r>
-              <w:t>Play for 30 minutes</w:t>
+              <w:t xml:space="preserve">Play for </w:t>
+            </w:r>
+            <w:r>
+              <w:t>10</w:t>
+            </w:r>
+            <w:r>
+              <w:t xml:space="preserve"> minutes</w:t>
+            </w:r>
+            <w:r>
+              <w:t xml:space="preserve"> or complete </w:t>
+            </w:r>
+            <w:r>
+              <w:t xml:space="preserve">a </w:t>
+            </w:r>
+            <w:r>
+              <w:t>game</w:t>
+            </w:r>
+            <w:r>
+              <w:t>.</w:t>
             </w:r>
           </w:p>
         </w:tc>
@@ -10903,6 +11815,12 @@
               <w:spacing w:after="0"/>
               <w:cnfStyle w:val="000000000000" w:firstRow="0" w:lastRow="0" w:firstColumn="0" w:lastColumn="0" w:oddVBand="0" w:evenVBand="0" w:oddHBand="0" w:evenHBand="0" w:firstRowFirstColumn="0" w:firstRowLastColumn="0" w:lastRowFirstColumn="0" w:lastRowLastColumn="0"/>
             </w:pPr>
+            <w:r>
+              <w:t>5/15/26: Successfully Tested</w:t>
+            </w:r>
+            <w:r>
+              <w:t>. No issues with FPS</w:t>
+            </w:r>
           </w:p>
         </w:tc>
       </w:tr>
@@ -10911,7 +11829,7 @@
       <w:pPr>
         <w:pStyle w:val="Heading2"/>
       </w:pPr>
-      <w:bookmarkStart w:id="47" w:name="_Toc229583560"/>
+      <w:bookmarkStart w:id="47" w:name="_Toc229731035"/>
       <w:r>
         <w:t>TC-014 – Input Response Validation</w:t>
       </w:r>
@@ -10979,6 +11897,7 @@
               <w:spacing w:after="0"/>
             </w:pPr>
             <w:r>
+              <w:lastRenderedPageBreak/>
               <w:t>Test Case ID</w:t>
             </w:r>
           </w:p>
@@ -11235,6 +12154,20 @@
               <w:spacing w:after="0"/>
               <w:cnfStyle w:val="000000000000" w:firstRow="0" w:lastRow="0" w:firstColumn="0" w:lastColumn="0" w:oddVBand="0" w:evenVBand="0" w:oddHBand="0" w:evenHBand="0" w:firstRowFirstColumn="0" w:firstRowLastColumn="0" w:lastRowFirstColumn="0" w:lastRowLastColumn="0"/>
             </w:pPr>
+            <w:r>
+              <w:t>5/15/26: Successfully Tested</w:t>
+            </w:r>
+            <w:r>
+              <w:t xml:space="preserve">. No issues </w:t>
+            </w:r>
+            <w:proofErr w:type="gramStart"/>
+            <w:r>
+              <w:t>found</w:t>
+            </w:r>
+            <w:proofErr w:type="gramEnd"/>
+            <w:r>
+              <w:t xml:space="preserve"> with response rate.</w:t>
+            </w:r>
           </w:p>
         </w:tc>
       </w:tr>
@@ -11244,9 +12177,8 @@
       <w:pPr>
         <w:pStyle w:val="Heading1"/>
       </w:pPr>
-      <w:bookmarkStart w:id="48" w:name="_Toc229583561"/>
-      <w:r>
-        <w:lastRenderedPageBreak/>
+      <w:bookmarkStart w:id="48" w:name="_Toc229731036"/>
+      <w:r>
         <w:t>Requirements Traceability Matrix</w:t>
       </w:r>
       <w:bookmarkEnd w:id="48"/>
@@ -11258,11 +12190,11 @@
         <w:tblLook w:val="04A0" w:firstRow="1" w:lastRow="0" w:firstColumn="1" w:lastColumn="0" w:noHBand="0" w:noVBand="1"/>
       </w:tblPr>
       <w:tblGrid>
-        <w:gridCol w:w="1750"/>
-        <w:gridCol w:w="3705"/>
-        <w:gridCol w:w="1426"/>
+        <w:gridCol w:w="1744"/>
+        <w:gridCol w:w="3654"/>
+        <w:gridCol w:w="1408"/>
         <w:gridCol w:w="1182"/>
-        <w:gridCol w:w="938"/>
+        <w:gridCol w:w="1072"/>
       </w:tblGrid>
       <w:tr>
         <w:trPr>
@@ -11425,7 +12357,7 @@
               <w:cnfStyle w:val="000000100000" w:firstRow="0" w:lastRow="0" w:firstColumn="0" w:lastColumn="0" w:oddVBand="0" w:evenVBand="0" w:oddHBand="1" w:evenHBand="0" w:firstRowFirstColumn="0" w:firstRowLastColumn="0" w:lastRowFirstColumn="0" w:lastRowLastColumn="0"/>
             </w:pPr>
             <w:r>
-              <w:t>Pending</w:t>
+              <w:t>Complete</w:t>
             </w:r>
           </w:p>
         </w:tc>
@@ -11502,7 +12434,7 @@
               <w:cnfStyle w:val="000000000000" w:firstRow="0" w:lastRow="0" w:firstColumn="0" w:lastColumn="0" w:oddVBand="0" w:evenVBand="0" w:oddHBand="0" w:evenHBand="0" w:firstRowFirstColumn="0" w:firstRowLastColumn="0" w:lastRowFirstColumn="0" w:lastRowLastColumn="0"/>
             </w:pPr>
             <w:r>
-              <w:t>Pending</w:t>
+              <w:t>Complete</w:t>
             </w:r>
           </w:p>
         </w:tc>
@@ -11582,7 +12514,7 @@
               <w:cnfStyle w:val="000000100000" w:firstRow="0" w:lastRow="0" w:firstColumn="0" w:lastColumn="0" w:oddVBand="0" w:evenVBand="0" w:oddHBand="1" w:evenHBand="0" w:firstRowFirstColumn="0" w:firstRowLastColumn="0" w:lastRowFirstColumn="0" w:lastRowLastColumn="0"/>
             </w:pPr>
             <w:r>
-              <w:t>Pending</w:t>
+              <w:t>Complete</w:t>
             </w:r>
           </w:p>
         </w:tc>
@@ -11659,7 +12591,7 @@
               <w:cnfStyle w:val="000000000000" w:firstRow="0" w:lastRow="0" w:firstColumn="0" w:lastColumn="0" w:oddVBand="0" w:evenVBand="0" w:oddHBand="0" w:evenHBand="0" w:firstRowFirstColumn="0" w:firstRowLastColumn="0" w:lastRowFirstColumn="0" w:lastRowLastColumn="0"/>
             </w:pPr>
             <w:r>
-              <w:t>Pending</w:t>
+              <w:t>Complete</w:t>
             </w:r>
           </w:p>
         </w:tc>
@@ -11739,7 +12671,7 @@
               <w:cnfStyle w:val="000000100000" w:firstRow="0" w:lastRow="0" w:firstColumn="0" w:lastColumn="0" w:oddVBand="0" w:evenVBand="0" w:oddHBand="1" w:evenHBand="0" w:firstRowFirstColumn="0" w:firstRowLastColumn="0" w:lastRowFirstColumn="0" w:lastRowLastColumn="0"/>
             </w:pPr>
             <w:r>
-              <w:t>Pending</w:t>
+              <w:t>Complete</w:t>
             </w:r>
           </w:p>
         </w:tc>
@@ -11816,7 +12748,7 @@
               <w:cnfStyle w:val="000000000000" w:firstRow="0" w:lastRow="0" w:firstColumn="0" w:lastColumn="0" w:oddVBand="0" w:evenVBand="0" w:oddHBand="0" w:evenHBand="0" w:firstRowFirstColumn="0" w:firstRowLastColumn="0" w:lastRowFirstColumn="0" w:lastRowLastColumn="0"/>
             </w:pPr>
             <w:r>
-              <w:t>Pending</w:t>
+              <w:t>Complete</w:t>
             </w:r>
           </w:p>
         </w:tc>
@@ -11896,7 +12828,7 @@
               <w:cnfStyle w:val="000000100000" w:firstRow="0" w:lastRow="0" w:firstColumn="0" w:lastColumn="0" w:oddVBand="0" w:evenVBand="0" w:oddHBand="1" w:evenHBand="0" w:firstRowFirstColumn="0" w:firstRowLastColumn="0" w:lastRowFirstColumn="0" w:lastRowLastColumn="0"/>
             </w:pPr>
             <w:r>
-              <w:t>Pending</w:t>
+              <w:t>Complete</w:t>
             </w:r>
           </w:p>
         </w:tc>
@@ -11973,7 +12905,7 @@
               <w:cnfStyle w:val="000000000000" w:firstRow="0" w:lastRow="0" w:firstColumn="0" w:lastColumn="0" w:oddVBand="0" w:evenVBand="0" w:oddHBand="0" w:evenHBand="0" w:firstRowFirstColumn="0" w:firstRowLastColumn="0" w:lastRowFirstColumn="0" w:lastRowLastColumn="0"/>
             </w:pPr>
             <w:r>
-              <w:t>Pending</w:t>
+              <w:t>Complete</w:t>
             </w:r>
           </w:p>
         </w:tc>
@@ -12053,7 +12985,7 @@
               <w:cnfStyle w:val="000000100000" w:firstRow="0" w:lastRow="0" w:firstColumn="0" w:lastColumn="0" w:oddVBand="0" w:evenVBand="0" w:oddHBand="1" w:evenHBand="0" w:firstRowFirstColumn="0" w:firstRowLastColumn="0" w:lastRowFirstColumn="0" w:lastRowLastColumn="0"/>
             </w:pPr>
             <w:r>
-              <w:t>Pending</w:t>
+              <w:t>Complete</w:t>
             </w:r>
           </w:p>
         </w:tc>
@@ -12130,7 +13062,7 @@
               <w:cnfStyle w:val="000000000000" w:firstRow="0" w:lastRow="0" w:firstColumn="0" w:lastColumn="0" w:oddVBand="0" w:evenVBand="0" w:oddHBand="0" w:evenHBand="0" w:firstRowFirstColumn="0" w:firstRowLastColumn="0" w:lastRowFirstColumn="0" w:lastRowLastColumn="0"/>
             </w:pPr>
             <w:r>
-              <w:t>Pending</w:t>
+              <w:t>Complete</w:t>
             </w:r>
           </w:p>
         </w:tc>
@@ -12222,7 +13154,7 @@
               <w:cnfStyle w:val="000000100000" w:firstRow="0" w:lastRow="0" w:firstColumn="0" w:lastColumn="0" w:oddVBand="0" w:evenVBand="0" w:oddHBand="1" w:evenHBand="0" w:firstRowFirstColumn="0" w:firstRowLastColumn="0" w:lastRowFirstColumn="0" w:lastRowLastColumn="0"/>
             </w:pPr>
             <w:r>
-              <w:t>Pending</w:t>
+              <w:t>Complete</w:t>
             </w:r>
           </w:p>
         </w:tc>
@@ -12299,7 +13231,7 @@
               <w:cnfStyle w:val="000000000000" w:firstRow="0" w:lastRow="0" w:firstColumn="0" w:lastColumn="0" w:oddVBand="0" w:evenVBand="0" w:oddHBand="0" w:evenHBand="0" w:firstRowFirstColumn="0" w:firstRowLastColumn="0" w:lastRowFirstColumn="0" w:lastRowLastColumn="0"/>
             </w:pPr>
             <w:r>
-              <w:t>Pending</w:t>
+              <w:t>Complete</w:t>
             </w:r>
           </w:p>
         </w:tc>
@@ -12379,7 +13311,7 @@
               <w:cnfStyle w:val="000000100000" w:firstRow="0" w:lastRow="0" w:firstColumn="0" w:lastColumn="0" w:oddVBand="0" w:evenVBand="0" w:oddHBand="1" w:evenHBand="0" w:firstRowFirstColumn="0" w:firstRowLastColumn="0" w:lastRowFirstColumn="0" w:lastRowLastColumn="0"/>
             </w:pPr>
             <w:r>
-              <w:t>Pending</w:t>
+              <w:t>Complete</w:t>
             </w:r>
           </w:p>
         </w:tc>
@@ -12462,7 +13394,7 @@
               <w:cnfStyle w:val="000000000000" w:firstRow="0" w:lastRow="0" w:firstColumn="0" w:lastColumn="0" w:oddVBand="0" w:evenVBand="0" w:oddHBand="0" w:evenHBand="0" w:firstRowFirstColumn="0" w:firstRowLastColumn="0" w:lastRowFirstColumn="0" w:lastRowLastColumn="0"/>
             </w:pPr>
             <w:r>
-              <w:t>Pending</w:t>
+              <w:t>Complete</w:t>
             </w:r>
           </w:p>
         </w:tc>
@@ -12542,7 +13474,7 @@
               <w:cnfStyle w:val="000000100000" w:firstRow="0" w:lastRow="0" w:firstColumn="0" w:lastColumn="0" w:oddVBand="0" w:evenVBand="0" w:oddHBand="1" w:evenHBand="0" w:firstRowFirstColumn="0" w:firstRowLastColumn="0" w:lastRowFirstColumn="0" w:lastRowLastColumn="0"/>
             </w:pPr>
             <w:r>
-              <w:t>Pending</w:t>
+              <w:t>Complete</w:t>
             </w:r>
           </w:p>
         </w:tc>
@@ -12619,7 +13551,7 @@
               <w:cnfStyle w:val="000000000000" w:firstRow="0" w:lastRow="0" w:firstColumn="0" w:lastColumn="0" w:oddVBand="0" w:evenVBand="0" w:oddHBand="0" w:evenHBand="0" w:firstRowFirstColumn="0" w:firstRowLastColumn="0" w:lastRowFirstColumn="0" w:lastRowLastColumn="0"/>
             </w:pPr>
             <w:r>
-              <w:t>Pending</w:t>
+              <w:t>Complete</w:t>
             </w:r>
           </w:p>
         </w:tc>
@@ -12699,7 +13631,7 @@
               <w:cnfStyle w:val="000000100000" w:firstRow="0" w:lastRow="0" w:firstColumn="0" w:lastColumn="0" w:oddVBand="0" w:evenVBand="0" w:oddHBand="1" w:evenHBand="0" w:firstRowFirstColumn="0" w:firstRowLastColumn="0" w:lastRowFirstColumn="0" w:lastRowLastColumn="0"/>
             </w:pPr>
             <w:r>
-              <w:t>Pending</w:t>
+              <w:t>Complete</w:t>
             </w:r>
           </w:p>
         </w:tc>
@@ -12776,7 +13708,7 @@
               <w:cnfStyle w:val="000000000000" w:firstRow="0" w:lastRow="0" w:firstColumn="0" w:lastColumn="0" w:oddVBand="0" w:evenVBand="0" w:oddHBand="0" w:evenHBand="0" w:firstRowFirstColumn="0" w:firstRowLastColumn="0" w:lastRowFirstColumn="0" w:lastRowLastColumn="0"/>
             </w:pPr>
             <w:r>
-              <w:t>Pending</w:t>
+              <w:t>Complete</w:t>
             </w:r>
           </w:p>
         </w:tc>
@@ -12796,6 +13728,7 @@
               <w:spacing w:after="0"/>
             </w:pPr>
             <w:r>
+              <w:lastRenderedPageBreak/>
               <w:t>FR-ENV-07</w:t>
             </w:r>
           </w:p>
@@ -12856,7 +13789,7 @@
               <w:cnfStyle w:val="000000100000" w:firstRow="0" w:lastRow="0" w:firstColumn="0" w:lastColumn="0" w:oddVBand="0" w:evenVBand="0" w:oddHBand="1" w:evenHBand="0" w:firstRowFirstColumn="0" w:firstRowLastColumn="0" w:lastRowFirstColumn="0" w:lastRowLastColumn="0"/>
             </w:pPr>
             <w:r>
-              <w:t>Pending</w:t>
+              <w:t>Complete</w:t>
             </w:r>
           </w:p>
         </w:tc>
@@ -12933,7 +13866,7 @@
               <w:cnfStyle w:val="000000000000" w:firstRow="0" w:lastRow="0" w:firstColumn="0" w:lastColumn="0" w:oddVBand="0" w:evenVBand="0" w:oddHBand="0" w:evenHBand="0" w:firstRowFirstColumn="0" w:firstRowLastColumn="0" w:lastRowFirstColumn="0" w:lastRowLastColumn="0"/>
             </w:pPr>
             <w:r>
-              <w:t>Pending</w:t>
+              <w:t>Complete</w:t>
             </w:r>
           </w:p>
         </w:tc>
@@ -13013,7 +13946,7 @@
               <w:cnfStyle w:val="000000100000" w:firstRow="0" w:lastRow="0" w:firstColumn="0" w:lastColumn="0" w:oddVBand="0" w:evenVBand="0" w:oddHBand="1" w:evenHBand="0" w:firstRowFirstColumn="0" w:firstRowLastColumn="0" w:lastRowFirstColumn="0" w:lastRowLastColumn="0"/>
             </w:pPr>
             <w:r>
-              <w:t>Pending</w:t>
+              <w:t>Complete</w:t>
             </w:r>
           </w:p>
         </w:tc>
@@ -13090,7 +14023,7 @@
               <w:cnfStyle w:val="000000000000" w:firstRow="0" w:lastRow="0" w:firstColumn="0" w:lastColumn="0" w:oddVBand="0" w:evenVBand="0" w:oddHBand="0" w:evenHBand="0" w:firstRowFirstColumn="0" w:firstRowLastColumn="0" w:lastRowFirstColumn="0" w:lastRowLastColumn="0"/>
             </w:pPr>
             <w:r>
-              <w:t>Pending</w:t>
+              <w:t>Complete</w:t>
             </w:r>
           </w:p>
         </w:tc>
@@ -13170,7 +14103,7 @@
               <w:cnfStyle w:val="000000100000" w:firstRow="0" w:lastRow="0" w:firstColumn="0" w:lastColumn="0" w:oddVBand="0" w:evenVBand="0" w:oddHBand="1" w:evenHBand="0" w:firstRowFirstColumn="0" w:firstRowLastColumn="0" w:lastRowFirstColumn="0" w:lastRowLastColumn="0"/>
             </w:pPr>
             <w:r>
-              <w:t>Pending</w:t>
+              <w:t>Complete</w:t>
             </w:r>
           </w:p>
         </w:tc>
@@ -13247,7 +14180,7 @@
               <w:cnfStyle w:val="000000000000" w:firstRow="0" w:lastRow="0" w:firstColumn="0" w:lastColumn="0" w:oddVBand="0" w:evenVBand="0" w:oddHBand="0" w:evenHBand="0" w:firstRowFirstColumn="0" w:firstRowLastColumn="0" w:lastRowFirstColumn="0" w:lastRowLastColumn="0"/>
             </w:pPr>
             <w:r>
-              <w:t>Pending</w:t>
+              <w:t>Complete</w:t>
             </w:r>
           </w:p>
         </w:tc>
@@ -13327,7 +14260,7 @@
               <w:cnfStyle w:val="000000100000" w:firstRow="0" w:lastRow="0" w:firstColumn="0" w:lastColumn="0" w:oddVBand="0" w:evenVBand="0" w:oddHBand="1" w:evenHBand="0" w:firstRowFirstColumn="0" w:firstRowLastColumn="0" w:lastRowFirstColumn="0" w:lastRowLastColumn="0"/>
             </w:pPr>
             <w:r>
-              <w:t>Pending</w:t>
+              <w:t>Complete</w:t>
             </w:r>
           </w:p>
         </w:tc>
@@ -13404,7 +14337,7 @@
               <w:cnfStyle w:val="000000000000" w:firstRow="0" w:lastRow="0" w:firstColumn="0" w:lastColumn="0" w:oddVBand="0" w:evenVBand="0" w:oddHBand="0" w:evenHBand="0" w:firstRowFirstColumn="0" w:firstRowLastColumn="0" w:lastRowFirstColumn="0" w:lastRowLastColumn="0"/>
             </w:pPr>
             <w:r>
-              <w:t>Pending</w:t>
+              <w:t>Complete</w:t>
             </w:r>
           </w:p>
         </w:tc>
@@ -13484,7 +14417,7 @@
               <w:cnfStyle w:val="000000100000" w:firstRow="0" w:lastRow="0" w:firstColumn="0" w:lastColumn="0" w:oddVBand="0" w:evenVBand="0" w:oddHBand="1" w:evenHBand="0" w:firstRowFirstColumn="0" w:firstRowLastColumn="0" w:lastRowFirstColumn="0" w:lastRowLastColumn="0"/>
             </w:pPr>
             <w:r>
-              <w:t>Pending</w:t>
+              <w:t>Complete</w:t>
             </w:r>
           </w:p>
         </w:tc>
@@ -13567,7 +14500,7 @@
               <w:cnfStyle w:val="000000000000" w:firstRow="0" w:lastRow="0" w:firstColumn="0" w:lastColumn="0" w:oddVBand="0" w:evenVBand="0" w:oddHBand="0" w:evenHBand="0" w:firstRowFirstColumn="0" w:firstRowLastColumn="0" w:lastRowFirstColumn="0" w:lastRowLastColumn="0"/>
             </w:pPr>
             <w:r>
-              <w:t>Pending</w:t>
+              <w:t>Complete</w:t>
             </w:r>
           </w:p>
         </w:tc>
@@ -13647,7 +14580,7 @@
               <w:cnfStyle w:val="000000100000" w:firstRow="0" w:lastRow="0" w:firstColumn="0" w:lastColumn="0" w:oddVBand="0" w:evenVBand="0" w:oddHBand="1" w:evenHBand="0" w:firstRowFirstColumn="0" w:firstRowLastColumn="0" w:lastRowFirstColumn="0" w:lastRowLastColumn="0"/>
             </w:pPr>
             <w:r>
-              <w:t>Pending</w:t>
+              <w:t>Complete</w:t>
             </w:r>
           </w:p>
         </w:tc>
@@ -13724,7 +14657,7 @@
               <w:cnfStyle w:val="000000000000" w:firstRow="0" w:lastRow="0" w:firstColumn="0" w:lastColumn="0" w:oddVBand="0" w:evenVBand="0" w:oddHBand="0" w:evenHBand="0" w:firstRowFirstColumn="0" w:firstRowLastColumn="0" w:lastRowFirstColumn="0" w:lastRowLastColumn="0"/>
             </w:pPr>
             <w:r>
-              <w:t>Pending</w:t>
+              <w:t>Complete</w:t>
             </w:r>
           </w:p>
         </w:tc>
@@ -13744,7 +14677,6 @@
               <w:spacing w:after="0"/>
             </w:pPr>
             <w:r>
-              <w:lastRenderedPageBreak/>
               <w:t>FR-GS-10</w:t>
             </w:r>
           </w:p>
@@ -13805,7 +14737,7 @@
               <w:cnfStyle w:val="000000100000" w:firstRow="0" w:lastRow="0" w:firstColumn="0" w:lastColumn="0" w:oddVBand="0" w:evenVBand="0" w:oddHBand="1" w:evenHBand="0" w:firstRowFirstColumn="0" w:firstRowLastColumn="0" w:lastRowFirstColumn="0" w:lastRowLastColumn="0"/>
             </w:pPr>
             <w:r>
-              <w:t>Pending</w:t>
+              <w:t>Complete</w:t>
             </w:r>
           </w:p>
         </w:tc>
@@ -13882,7 +14814,7 @@
               <w:cnfStyle w:val="000000000000" w:firstRow="0" w:lastRow="0" w:firstColumn="0" w:lastColumn="0" w:oddVBand="0" w:evenVBand="0" w:oddHBand="0" w:evenHBand="0" w:firstRowFirstColumn="0" w:firstRowLastColumn="0" w:lastRowFirstColumn="0" w:lastRowLastColumn="0"/>
             </w:pPr>
             <w:r>
-              <w:t>Pending</w:t>
+              <w:t>Complete</w:t>
             </w:r>
           </w:p>
         </w:tc>
@@ -13962,7 +14894,7 @@
               <w:cnfStyle w:val="000000100000" w:firstRow="0" w:lastRow="0" w:firstColumn="0" w:lastColumn="0" w:oddVBand="0" w:evenVBand="0" w:oddHBand="1" w:evenHBand="0" w:firstRowFirstColumn="0" w:firstRowLastColumn="0" w:lastRowFirstColumn="0" w:lastRowLastColumn="0"/>
             </w:pPr>
             <w:r>
-              <w:t>Pending</w:t>
+              <w:t>Complete</w:t>
             </w:r>
           </w:p>
         </w:tc>
@@ -14039,7 +14971,7 @@
               <w:cnfStyle w:val="000000000000" w:firstRow="0" w:lastRow="0" w:firstColumn="0" w:lastColumn="0" w:oddVBand="0" w:evenVBand="0" w:oddHBand="0" w:evenHBand="0" w:firstRowFirstColumn="0" w:firstRowLastColumn="0" w:lastRowFirstColumn="0" w:lastRowLastColumn="0"/>
             </w:pPr>
             <w:r>
-              <w:t>Pending</w:t>
+              <w:t>Complete</w:t>
             </w:r>
           </w:p>
         </w:tc>
@@ -14119,7 +15051,7 @@
               <w:cnfStyle w:val="000000100000" w:firstRow="0" w:lastRow="0" w:firstColumn="0" w:lastColumn="0" w:oddVBand="0" w:evenVBand="0" w:oddHBand="1" w:evenHBand="0" w:firstRowFirstColumn="0" w:firstRowLastColumn="0" w:lastRowFirstColumn="0" w:lastRowLastColumn="0"/>
             </w:pPr>
             <w:r>
-              <w:t>Pending</w:t>
+              <w:t>Complete</w:t>
             </w:r>
           </w:p>
         </w:tc>
@@ -14196,7 +15128,7 @@
               <w:cnfStyle w:val="000000000000" w:firstRow="0" w:lastRow="0" w:firstColumn="0" w:lastColumn="0" w:oddVBand="0" w:evenVBand="0" w:oddHBand="0" w:evenHBand="0" w:firstRowFirstColumn="0" w:firstRowLastColumn="0" w:lastRowFirstColumn="0" w:lastRowLastColumn="0"/>
             </w:pPr>
             <w:r>
-              <w:t>Pending</w:t>
+              <w:t>Complete</w:t>
             </w:r>
           </w:p>
         </w:tc>
@@ -14276,7 +15208,7 @@
               <w:cnfStyle w:val="000000100000" w:firstRow="0" w:lastRow="0" w:firstColumn="0" w:lastColumn="0" w:oddVBand="0" w:evenVBand="0" w:oddHBand="1" w:evenHBand="0" w:firstRowFirstColumn="0" w:firstRowLastColumn="0" w:lastRowFirstColumn="0" w:lastRowLastColumn="0"/>
             </w:pPr>
             <w:r>
-              <w:t>Pending</w:t>
+              <w:t>Complete</w:t>
             </w:r>
           </w:p>
         </w:tc>
@@ -14359,7 +15291,7 @@
               <w:cnfStyle w:val="000000000000" w:firstRow="0" w:lastRow="0" w:firstColumn="0" w:lastColumn="0" w:oddVBand="0" w:evenVBand="0" w:oddHBand="0" w:evenHBand="0" w:firstRowFirstColumn="0" w:firstRowLastColumn="0" w:lastRowFirstColumn="0" w:lastRowLastColumn="0"/>
             </w:pPr>
             <w:r>
-              <w:t>Pending</w:t>
+              <w:t>Complete</w:t>
             </w:r>
           </w:p>
         </w:tc>
@@ -14439,7 +15371,7 @@
               <w:cnfStyle w:val="000000100000" w:firstRow="0" w:lastRow="0" w:firstColumn="0" w:lastColumn="0" w:oddVBand="0" w:evenVBand="0" w:oddHBand="1" w:evenHBand="0" w:firstRowFirstColumn="0" w:firstRowLastColumn="0" w:lastRowFirstColumn="0" w:lastRowLastColumn="0"/>
             </w:pPr>
             <w:r>
-              <w:t>Pending</w:t>
+              <w:t>Complete</w:t>
             </w:r>
           </w:p>
         </w:tc>
@@ -14516,7 +15448,7 @@
               <w:cnfStyle w:val="000000000000" w:firstRow="0" w:lastRow="0" w:firstColumn="0" w:lastColumn="0" w:oddVBand="0" w:evenVBand="0" w:oddHBand="0" w:evenHBand="0" w:firstRowFirstColumn="0" w:firstRowLastColumn="0" w:lastRowFirstColumn="0" w:lastRowLastColumn="0"/>
             </w:pPr>
             <w:r>
-              <w:t>Pending</w:t>
+              <w:t>Complete</w:t>
             </w:r>
           </w:p>
         </w:tc>
@@ -14602,7 +15534,7 @@
               <w:cnfStyle w:val="000000100000" w:firstRow="0" w:lastRow="0" w:firstColumn="0" w:lastColumn="0" w:oddVBand="0" w:evenVBand="0" w:oddHBand="1" w:evenHBand="0" w:firstRowFirstColumn="0" w:firstRowLastColumn="0" w:lastRowFirstColumn="0" w:lastRowLastColumn="0"/>
             </w:pPr>
             <w:r>
-              <w:t>Pending</w:t>
+              <w:t>Complete</w:t>
             </w:r>
           </w:p>
         </w:tc>
@@ -14679,7 +15611,7 @@
               <w:cnfStyle w:val="000000000000" w:firstRow="0" w:lastRow="0" w:firstColumn="0" w:lastColumn="0" w:oddVBand="0" w:evenVBand="0" w:oddHBand="0" w:evenHBand="0" w:firstRowFirstColumn="0" w:firstRowLastColumn="0" w:lastRowFirstColumn="0" w:lastRowLastColumn="0"/>
             </w:pPr>
             <w:r>
-              <w:t>Pending</w:t>
+              <w:t>Complete</w:t>
             </w:r>
           </w:p>
         </w:tc>
@@ -14759,7 +15691,7 @@
               <w:cnfStyle w:val="000000100000" w:firstRow="0" w:lastRow="0" w:firstColumn="0" w:lastColumn="0" w:oddVBand="0" w:evenVBand="0" w:oddHBand="1" w:evenHBand="0" w:firstRowFirstColumn="0" w:firstRowLastColumn="0" w:lastRowFirstColumn="0" w:lastRowLastColumn="0"/>
             </w:pPr>
             <w:r>
-              <w:t>Pending</w:t>
+              <w:t>Complete</w:t>
             </w:r>
           </w:p>
         </w:tc>
@@ -14836,7 +15768,7 @@
               <w:cnfStyle w:val="000000000000" w:firstRow="0" w:lastRow="0" w:firstColumn="0" w:lastColumn="0" w:oddVBand="0" w:evenVBand="0" w:oddHBand="0" w:evenHBand="0" w:firstRowFirstColumn="0" w:firstRowLastColumn="0" w:lastRowFirstColumn="0" w:lastRowLastColumn="0"/>
             </w:pPr>
             <w:r>
-              <w:t>Pending</w:t>
+              <w:t>Complete</w:t>
             </w:r>
           </w:p>
         </w:tc>
@@ -14922,7 +15854,7 @@
               <w:cnfStyle w:val="000000100000" w:firstRow="0" w:lastRow="0" w:firstColumn="0" w:lastColumn="0" w:oddVBand="0" w:evenVBand="0" w:oddHBand="1" w:evenHBand="0" w:firstRowFirstColumn="0" w:firstRowLastColumn="0" w:lastRowFirstColumn="0" w:lastRowLastColumn="0"/>
             </w:pPr>
             <w:r>
-              <w:t>Pending</w:t>
+              <w:t>Complete</w:t>
             </w:r>
           </w:p>
         </w:tc>
@@ -14999,7 +15931,7 @@
               <w:cnfStyle w:val="000000000000" w:firstRow="0" w:lastRow="0" w:firstColumn="0" w:lastColumn="0" w:oddVBand="0" w:evenVBand="0" w:oddHBand="0" w:evenHBand="0" w:firstRowFirstColumn="0" w:firstRowLastColumn="0" w:lastRowFirstColumn="0" w:lastRowLastColumn="0"/>
             </w:pPr>
             <w:r>
-              <w:t>Pending</w:t>
+              <w:t>Complete</w:t>
             </w:r>
           </w:p>
         </w:tc>
@@ -15027,7 +15959,7 @@
       <w:pPr>
         <w:pStyle w:val="Heading1"/>
       </w:pPr>
-      <w:bookmarkStart w:id="49" w:name="_Toc229583562"/>
+      <w:bookmarkStart w:id="49" w:name="_Toc229731037"/>
       <w:r>
         <w:t>Approval and Sign-Off</w:t>
       </w:r>
@@ -15194,6 +16126,9 @@
             <w:pPr>
               <w:spacing w:after="0"/>
             </w:pPr>
+            <w:r>
+              <w:t>5/15/2026</w:t>
+            </w:r>
           </w:p>
         </w:tc>
       </w:tr>
@@ -15248,7 +16183,7 @@
       <w:pPr>
         <w:pStyle w:val="Heading1"/>
       </w:pPr>
-      <w:bookmarkStart w:id="50" w:name="_Toc229583563"/>
+      <w:bookmarkStart w:id="50" w:name="_Toc229731038"/>
       <w:r>
         <w:t>Revision History</w:t>
       </w:r>
@@ -15432,11 +16367,131 @@
           </w:p>
         </w:tc>
       </w:tr>
+      <w:tr>
+        <w:tc>
+          <w:tcPr>
+            <w:tcW w:w="1525" w:type="dxa"/>
+          </w:tcPr>
+          <w:p>
+            <w:pPr>
+              <w:spacing w:after="0"/>
+              <w:ind w:left="-137" w:right="-79"/>
+              <w:jc w:val="center"/>
+            </w:pPr>
+            <w:r>
+              <w:t>05/15/2026</w:t>
+            </w:r>
+          </w:p>
+        </w:tc>
+        <w:tc>
+          <w:tcPr>
+            <w:tcW w:w="1170" w:type="dxa"/>
+          </w:tcPr>
+          <w:p>
+            <w:pPr>
+              <w:spacing w:after="0"/>
+              <w:ind w:left="-137" w:right="-79"/>
+              <w:jc w:val="center"/>
+            </w:pPr>
+            <w:r>
+              <w:t>1.1</w:t>
+            </w:r>
+          </w:p>
+        </w:tc>
+        <w:tc>
+          <w:tcPr>
+            <w:tcW w:w="1620" w:type="dxa"/>
+          </w:tcPr>
+          <w:p>
+            <w:pPr>
+              <w:spacing w:after="0"/>
+              <w:ind w:left="-137" w:right="-79"/>
+            </w:pPr>
+            <w:r>
+              <w:t>Tom DiGuido</w:t>
+            </w:r>
+          </w:p>
+        </w:tc>
+        <w:tc>
+          <w:tcPr>
+            <w:tcW w:w="4680" w:type="dxa"/>
+          </w:tcPr>
+          <w:p>
+            <w:pPr>
+              <w:spacing w:after="0"/>
+              <w:ind w:left="-137" w:right="-79"/>
+            </w:pPr>
+            <w:r>
+              <w:t>Updated the status of each test case. All test cases were performed successfully.</w:t>
+            </w:r>
+          </w:p>
+        </w:tc>
+      </w:tr>
+      <w:tr>
+        <w:tc>
+          <w:tcPr>
+            <w:tcW w:w="1525" w:type="dxa"/>
+          </w:tcPr>
+          <w:p>
+            <w:pPr>
+              <w:spacing w:after="0"/>
+              <w:ind w:left="-137" w:right="-79"/>
+              <w:jc w:val="center"/>
+            </w:pPr>
+            <w:r>
+              <w:t>05/15/2026</w:t>
+            </w:r>
+          </w:p>
+        </w:tc>
+        <w:tc>
+          <w:tcPr>
+            <w:tcW w:w="1170" w:type="dxa"/>
+          </w:tcPr>
+          <w:p>
+            <w:pPr>
+              <w:spacing w:after="0"/>
+              <w:ind w:left="-137" w:right="-79"/>
+              <w:jc w:val="center"/>
+            </w:pPr>
+            <w:r>
+              <w:t>1.1</w:t>
+            </w:r>
+          </w:p>
+        </w:tc>
+        <w:tc>
+          <w:tcPr>
+            <w:tcW w:w="1620" w:type="dxa"/>
+          </w:tcPr>
+          <w:p>
+            <w:pPr>
+              <w:spacing w:after="0"/>
+              <w:ind w:left="-137" w:right="-79"/>
+            </w:pPr>
+            <w:r>
+              <w:t>Tom DiGuido</w:t>
+            </w:r>
+          </w:p>
+        </w:tc>
+        <w:tc>
+          <w:tcPr>
+            <w:tcW w:w="4680" w:type="dxa"/>
+          </w:tcPr>
+          <w:p>
+            <w:pPr>
+              <w:spacing w:after="0"/>
+              <w:ind w:left="-137" w:right="-79"/>
+            </w:pPr>
+            <w:r>
+              <w:t>Updated the status of each Functional Requirement to ‘Complete” in the Traceability Matrix. Each requirement was verified as part of the test plan and test cases.</w:t>
+            </w:r>
+          </w:p>
+        </w:tc>
+      </w:tr>
     </w:tbl>
     <w:p/>
     <w:sectPr>
-      <w:headerReference w:type="default" r:id="rId7"/>
-      <w:footerReference w:type="default" r:id="rId8"/>
+      <w:headerReference w:type="default" r:id="rId17"/>
+      <w:footerReference w:type="default" r:id="rId18"/>
       <w:pgSz w:w="11906" w:h="16838"/>
       <w:pgMar w:top="1134" w:right="1418" w:bottom="1134" w:left="1418" w:header="709" w:footer="709" w:gutter="0"/>
       <w:cols w:space="708"/>
@@ -15517,24 +16572,14 @@
           <w:r>
             <w:t xml:space="preserve"> of </w:t>
           </w:r>
-          <w:r>
-            <w:fldChar w:fldCharType="begin"/>
-          </w:r>
-          <w:r>
-            <w:instrText xml:space="preserve"> NUMPAGES </w:instrText>
-          </w:r>
-          <w:r>
-            <w:fldChar w:fldCharType="separate"/>
-          </w:r>
-          <w:r>
-            <w:rPr>
-              <w:noProof/>
-            </w:rPr>
-            <w:t>7</w:t>
-          </w:r>
-          <w:r>
-            <w:fldChar w:fldCharType="end"/>
-          </w:r>
+          <w:fldSimple w:instr=" NUMPAGES ">
+            <w:r>
+              <w:rPr>
+                <w:noProof/>
+              </w:rPr>
+              <w:t>7</w:t>
+            </w:r>
+          </w:fldSimple>
         </w:p>
       </w:tc>
     </w:tr>
@@ -15610,7 +16655,7 @@
             <w:t>1.</w:t>
           </w:r>
           <w:r>
-            <w:t>0</w:t>
+            <w:t>1</w:t>
           </w:r>
         </w:p>
       </w:tc>
@@ -16500,6 +17545,7 @@
   <w:style w:type="character" w:default="1" w:styleId="DefaultParagraphFont">
     <w:name w:val="Default Paragraph Font"/>
     <w:uiPriority w:val="1"/>
+    <w:semiHidden/>
     <w:unhideWhenUsed/>
   </w:style>
   <w:style w:type="table" w:default="1" w:styleId="TableNormal">

--- a/Insomniac_Test_Plan_and_Traceability_Matrix.docx
+++ b/Insomniac_Test_Plan_and_Traceability_Matrix.docx
@@ -7066,6 +7066,9 @@
               <w:cnfStyle w:val="000000100000" w:firstRow="0" w:lastRow="0" w:firstColumn="0" w:lastColumn="0" w:oddVBand="0" w:evenVBand="0" w:oddHBand="1" w:evenHBand="0" w:firstRowFirstColumn="0" w:firstRowLastColumn="0" w:lastRowFirstColumn="0" w:lastRowLastColumn="0"/>
             </w:pPr>
             <w:r>
+              <w:rPr>
+                <w:noProof/>
+              </w:rPr>
               <w:drawing>
                 <wp:inline distT="0" distB="0" distL="0" distR="0" wp14:anchorId="3D1BBEB7" wp14:editId="27F3BC94">
                   <wp:extent cx="786384" cy="685800"/>
@@ -7469,6 +7472,9 @@
               <w:cnfStyle w:val="000000100000" w:firstRow="0" w:lastRow="0" w:firstColumn="0" w:lastColumn="0" w:oddVBand="0" w:evenVBand="0" w:oddHBand="1" w:evenHBand="0" w:firstRowFirstColumn="0" w:firstRowLastColumn="0" w:lastRowFirstColumn="0" w:lastRowLastColumn="0"/>
             </w:pPr>
             <w:r>
+              <w:rPr>
+                <w:noProof/>
+              </w:rPr>
               <w:drawing>
                 <wp:inline distT="0" distB="0" distL="0" distR="0" wp14:anchorId="697318CC" wp14:editId="1D61143B">
                   <wp:extent cx="786384" cy="685800"/>
@@ -8696,6 +8702,9 @@
               <w:cnfStyle w:val="000000100000" w:firstRow="0" w:lastRow="0" w:firstColumn="0" w:lastColumn="0" w:oddVBand="0" w:evenVBand="0" w:oddHBand="1" w:evenHBand="0" w:firstRowFirstColumn="0" w:firstRowLastColumn="0" w:lastRowFirstColumn="0" w:lastRowLastColumn="0"/>
             </w:pPr>
             <w:r>
+              <w:rPr>
+                <w:noProof/>
+              </w:rPr>
               <w:drawing>
                 <wp:inline distT="0" distB="0" distL="0" distR="0" wp14:anchorId="359FAC41" wp14:editId="0F33E905">
                   <wp:extent cx="786384" cy="685800"/>
@@ -9524,6 +9533,9 @@
               <w:cnfStyle w:val="000000100000" w:firstRow="0" w:lastRow="0" w:firstColumn="0" w:lastColumn="0" w:oddVBand="0" w:evenVBand="0" w:oddHBand="1" w:evenHBand="0" w:firstRowFirstColumn="0" w:firstRowLastColumn="0" w:lastRowFirstColumn="0" w:lastRowLastColumn="0"/>
             </w:pPr>
             <w:r>
+              <w:rPr>
+                <w:noProof/>
+              </w:rPr>
               <w:drawing>
                 <wp:inline distT="0" distB="0" distL="0" distR="0" wp14:anchorId="12E6E167" wp14:editId="57791B7F">
                   <wp:extent cx="786384" cy="685800"/>
@@ -10328,6 +10340,9 @@
               <w:cnfStyle w:val="000000100000" w:firstRow="0" w:lastRow="0" w:firstColumn="0" w:lastColumn="0" w:oddVBand="0" w:evenVBand="0" w:oddHBand="1" w:evenHBand="0" w:firstRowFirstColumn="0" w:firstRowLastColumn="0" w:lastRowFirstColumn="0" w:lastRowLastColumn="0"/>
             </w:pPr>
             <w:r>
+              <w:rPr>
+                <w:noProof/>
+              </w:rPr>
               <w:drawing>
                 <wp:inline distT="0" distB="0" distL="0" distR="0" wp14:anchorId="00716D69" wp14:editId="5C20C9A0">
                   <wp:extent cx="786384" cy="685800"/>
@@ -10720,6 +10735,9 @@
               <w:cnfStyle w:val="000000100000" w:firstRow="0" w:lastRow="0" w:firstColumn="0" w:lastColumn="0" w:oddVBand="0" w:evenVBand="0" w:oddHBand="1" w:evenHBand="0" w:firstRowFirstColumn="0" w:firstRowLastColumn="0" w:lastRowFirstColumn="0" w:lastRowLastColumn="0"/>
             </w:pPr>
             <w:r>
+              <w:rPr>
+                <w:noProof/>
+              </w:rPr>
               <w:drawing>
                 <wp:inline distT="0" distB="0" distL="0" distR="0" wp14:anchorId="06B7BB18" wp14:editId="732C2930">
                   <wp:extent cx="786384" cy="685800"/>
@@ -11113,6 +11131,9 @@
               <w:cnfStyle w:val="000000100000" w:firstRow="0" w:lastRow="0" w:firstColumn="0" w:lastColumn="0" w:oddVBand="0" w:evenVBand="0" w:oddHBand="1" w:evenHBand="0" w:firstRowFirstColumn="0" w:firstRowLastColumn="0" w:lastRowFirstColumn="0" w:lastRowLastColumn="0"/>
             </w:pPr>
             <w:r>
+              <w:rPr>
+                <w:noProof/>
+              </w:rPr>
               <w:drawing>
                 <wp:inline distT="0" distB="0" distL="0" distR="0" wp14:anchorId="2674DCD2" wp14:editId="00351359">
                   <wp:extent cx="786384" cy="685800"/>
@@ -16085,6 +16106,9 @@
             <w:pPr>
               <w:spacing w:after="0"/>
             </w:pPr>
+            <w:r>
+              <w:t>5/16/2026</w:t>
+            </w:r>
           </w:p>
         </w:tc>
       </w:tr>
@@ -16170,6 +16194,9 @@
             <w:pPr>
               <w:spacing w:after="0"/>
             </w:pPr>
+            <w:r>
+              <w:t>5/16/2026</w:t>
+            </w:r>
           </w:p>
         </w:tc>
       </w:tr>

--- a/Insomniac_Test_Plan_and_Traceability_Matrix.docx
+++ b/Insomniac_Test_Plan_and_Traceability_Matrix.docx
@@ -11,61 +11,6 @@
     <w:p/>
     <w:p>
       <w:pPr>
-        <w:pStyle w:val="Title"/>
-        <w:jc w:val="center"/>
-        <w:rPr>
-          <w:rFonts w:ascii="Times New Roman" w:hAnsi="Times New Roman" w:cs="Times New Roman"/>
-        </w:rPr>
-      </w:pPr>
-      <w:r>
-        <w:rPr>
-          <w:rFonts w:ascii="Times New Roman" w:hAnsi="Times New Roman" w:cs="Times New Roman"/>
-        </w:rPr>
-        <w:t>Test Plan and Requirements Traceability Matrix</w:t>
-      </w:r>
-    </w:p>
-    <w:p>
-      <w:pPr>
-        <w:jc w:val="center"/>
-      </w:pPr>
-    </w:p>
-    <w:p>
-      <w:pPr>
-        <w:pStyle w:val="Title"/>
-        <w:jc w:val="center"/>
-        <w:rPr>
-          <w:rFonts w:ascii="Times New Roman" w:hAnsi="Times New Roman" w:cs="Times New Roman"/>
-        </w:rPr>
-      </w:pPr>
-      <w:r>
-        <w:rPr>
-          <w:rFonts w:ascii="Times New Roman" w:hAnsi="Times New Roman" w:cs="Times New Roman"/>
-        </w:rPr>
-        <w:t>For</w:t>
-      </w:r>
-    </w:p>
-    <w:p>
-      <w:pPr>
-        <w:jc w:val="center"/>
-      </w:pPr>
-    </w:p>
-    <w:p>
-      <w:pPr>
-        <w:pStyle w:val="Title"/>
-        <w:jc w:val="center"/>
-        <w:rPr>
-          <w:rFonts w:ascii="Times New Roman" w:hAnsi="Times New Roman" w:cs="Times New Roman"/>
-        </w:rPr>
-      </w:pPr>
-      <w:r>
-        <w:rPr>
-          <w:rFonts w:ascii="Times New Roman" w:hAnsi="Times New Roman" w:cs="Times New Roman"/>
-        </w:rPr>
-        <w:t>Insomnia</w:t>
-      </w:r>
-    </w:p>
-    <w:p>
-      <w:pPr>
         <w:pStyle w:val="Subtitle"/>
         <w:jc w:val="center"/>
         <w:rPr>
@@ -76,6 +21,153 @@
       </w:pPr>
       <w:r>
         <w:rPr>
+          <w:rFonts w:ascii="Times New Roman" w:eastAsiaTheme="majorEastAsia" w:hAnsi="Times New Roman" w:cs="Times New Roman"/>
+          <w:color w:val="auto"/>
+          <w:spacing w:val="-10"/>
+          <w:kern w:val="28"/>
+          <w:sz w:val="56"/>
+          <w:szCs w:val="56"/>
+        </w:rPr>
+        <w:t>Insomnia</w:t>
+      </w:r>
+      <w:r>
+        <w:rPr>
+          <w:rFonts w:ascii="Times New Roman" w:eastAsiaTheme="majorEastAsia" w:hAnsi="Times New Roman" w:cs="Times New Roman"/>
+          <w:color w:val="auto"/>
+          <w:spacing w:val="-10"/>
+          <w:kern w:val="28"/>
+          <w:sz w:val="56"/>
+          <w:szCs w:val="56"/>
+        </w:rPr>
+        <w:t>c Test</w:t>
+      </w:r>
+      <w:r>
+        <w:rPr>
+          <w:rFonts w:ascii="Times New Roman" w:eastAsiaTheme="majorEastAsia" w:hAnsi="Times New Roman" w:cs="Times New Roman"/>
+          <w:color w:val="auto"/>
+          <w:spacing w:val="-10"/>
+          <w:kern w:val="28"/>
+          <w:sz w:val="56"/>
+          <w:szCs w:val="56"/>
+        </w:rPr>
+        <w:t xml:space="preserve"> Plan </w:t>
+      </w:r>
+      <w:r>
+        <w:rPr>
+          <w:rFonts w:ascii="Times New Roman" w:eastAsiaTheme="majorEastAsia" w:hAnsi="Times New Roman" w:cs="Times New Roman"/>
+          <w:color w:val="auto"/>
+          <w:spacing w:val="-10"/>
+          <w:kern w:val="28"/>
+          <w:sz w:val="56"/>
+          <w:szCs w:val="56"/>
+        </w:rPr>
+        <w:br/>
+      </w:r>
+      <w:r>
+        <w:rPr>
+          <w:rFonts w:ascii="Times New Roman" w:eastAsiaTheme="majorEastAsia" w:hAnsi="Times New Roman" w:cs="Times New Roman"/>
+          <w:i/>
+          <w:iCs/>
+          <w:color w:val="auto"/>
+          <w:spacing w:val="-10"/>
+          <w:kern w:val="28"/>
+          <w:sz w:val="44"/>
+          <w:szCs w:val="44"/>
+        </w:rPr>
+        <w:t>(Integration Testing</w:t>
+      </w:r>
+      <w:r>
+        <w:rPr>
+          <w:rFonts w:ascii="Times New Roman" w:eastAsiaTheme="majorEastAsia" w:hAnsi="Times New Roman" w:cs="Times New Roman"/>
+          <w:i/>
+          <w:iCs/>
+          <w:color w:val="auto"/>
+          <w:spacing w:val="-10"/>
+          <w:kern w:val="28"/>
+          <w:sz w:val="44"/>
+          <w:szCs w:val="44"/>
+        </w:rPr>
+        <w:br/>
+        <w:t>User Acceptance Testing)</w:t>
+      </w:r>
+      <w:r>
+        <w:rPr>
+          <w:rFonts w:ascii="Times New Roman" w:eastAsiaTheme="majorEastAsia" w:hAnsi="Times New Roman" w:cs="Times New Roman"/>
+          <w:color w:val="auto"/>
+          <w:spacing w:val="-10"/>
+          <w:kern w:val="28"/>
+          <w:sz w:val="56"/>
+          <w:szCs w:val="56"/>
+        </w:rPr>
+        <w:br/>
+      </w:r>
+      <w:r>
+        <w:rPr>
+          <w:rFonts w:ascii="Times New Roman" w:eastAsiaTheme="majorEastAsia" w:hAnsi="Times New Roman" w:cs="Times New Roman"/>
+          <w:color w:val="auto"/>
+          <w:spacing w:val="-10"/>
+          <w:kern w:val="28"/>
+          <w:sz w:val="56"/>
+          <w:szCs w:val="56"/>
+        </w:rPr>
+        <w:t>and</w:t>
+      </w:r>
+      <w:r>
+        <w:rPr>
+          <w:rFonts w:ascii="Times New Roman" w:eastAsiaTheme="majorEastAsia" w:hAnsi="Times New Roman" w:cs="Times New Roman"/>
+          <w:color w:val="auto"/>
+          <w:spacing w:val="-10"/>
+          <w:kern w:val="28"/>
+          <w:sz w:val="56"/>
+          <w:szCs w:val="56"/>
+        </w:rPr>
+        <w:br/>
+      </w:r>
+      <w:r>
+        <w:rPr>
+          <w:rFonts w:ascii="Times New Roman" w:eastAsiaTheme="majorEastAsia" w:hAnsi="Times New Roman" w:cs="Times New Roman"/>
+          <w:color w:val="auto"/>
+          <w:spacing w:val="-10"/>
+          <w:kern w:val="28"/>
+          <w:sz w:val="56"/>
+          <w:szCs w:val="56"/>
+        </w:rPr>
+        <w:t>Requirements Traceability Matrix</w:t>
+      </w:r>
+    </w:p>
+    <w:p>
+      <w:pPr>
+        <w:pStyle w:val="Subtitle"/>
+        <w:jc w:val="center"/>
+        <w:rPr>
+          <w:rFonts w:ascii="Times New Roman" w:hAnsi="Times New Roman" w:cs="Times New Roman"/>
+          <w:sz w:val="32"/>
+          <w:szCs w:val="32"/>
+        </w:rPr>
+      </w:pPr>
+    </w:p>
+    <w:p/>
+    <w:p/>
+    <w:p>
+      <w:pPr>
+        <w:pStyle w:val="Subtitle"/>
+        <w:jc w:val="center"/>
+        <w:rPr>
+          <w:rFonts w:ascii="Times New Roman" w:hAnsi="Times New Roman" w:cs="Times New Roman"/>
+          <w:sz w:val="32"/>
+          <w:szCs w:val="32"/>
+        </w:rPr>
+      </w:pPr>
+      <w:r>
+        <w:rPr>
+          <w:rFonts w:ascii="Times New Roman" w:hAnsi="Times New Roman" w:cs="Times New Roman"/>
+          <w:sz w:val="32"/>
+          <w:szCs w:val="32"/>
+        </w:rPr>
+        <w:t xml:space="preserve">Insomniac, a </w:t>
+      </w:r>
+      <w:r>
+        <w:rPr>
           <w:rFonts w:ascii="Times New Roman" w:hAnsi="Times New Roman" w:cs="Times New Roman"/>
           <w:sz w:val="32"/>
           <w:szCs w:val="32"/>
@@ -213,7 +305,7 @@
         <w:rPr>
           <w:rFonts w:ascii="Times New Roman" w:hAnsi="Times New Roman" w:cs="Times New Roman"/>
         </w:rPr>
-        <w:t>5</w:t>
+        <w:t>7</w:t>
       </w:r>
       <w:r>
         <w:rPr>
@@ -290,7 +382,7 @@
         </w:rPr>
         <w:fldChar w:fldCharType="separate"/>
       </w:r>
-      <w:hyperlink w:anchor="_Toc229730988" w:history="1">
+      <w:hyperlink w:anchor="_Toc229920296" w:history="1">
         <w:r>
           <w:rPr>
             <w:rStyle w:val="Hyperlink"/>
@@ -338,7 +430,7 @@
             <w:noProof/>
             <w:webHidden/>
           </w:rPr>
-          <w:instrText xml:space="preserve"> PAGEREF _Toc229730988 \h </w:instrText>
+          <w:instrText xml:space="preserve"> PAGEREF _Toc229920296 \h </w:instrText>
         </w:r>
         <w:r>
           <w:rPr>
@@ -384,7 +476,7 @@
           <w14:ligatures w14:val="standardContextual"/>
         </w:rPr>
       </w:pPr>
-      <w:hyperlink w:anchor="_Toc229730989" w:history="1">
+      <w:hyperlink w:anchor="_Toc229920297" w:history="1">
         <w:r>
           <w:rPr>
             <w:rStyle w:val="Hyperlink"/>
@@ -432,7 +524,7 @@
             <w:noProof/>
             <w:webHidden/>
           </w:rPr>
-          <w:instrText xml:space="preserve"> PAGEREF _Toc229730989 \h </w:instrText>
+          <w:instrText xml:space="preserve"> PAGEREF _Toc229920297 \h </w:instrText>
         </w:r>
         <w:r>
           <w:rPr>
@@ -478,7 +570,7 @@
           <w14:ligatures w14:val="standardContextual"/>
         </w:rPr>
       </w:pPr>
-      <w:hyperlink w:anchor="_Toc229730990" w:history="1">
+      <w:hyperlink w:anchor="_Toc229920298" w:history="1">
         <w:r>
           <w:rPr>
             <w:rStyle w:val="Hyperlink"/>
@@ -526,7 +618,7 @@
             <w:noProof/>
             <w:webHidden/>
           </w:rPr>
-          <w:instrText xml:space="preserve"> PAGEREF _Toc229730990 \h </w:instrText>
+          <w:instrText xml:space="preserve"> PAGEREF _Toc229920298 \h </w:instrText>
         </w:r>
         <w:r>
           <w:rPr>
@@ -569,7 +661,7 @@
           <w14:ligatures w14:val="standardContextual"/>
         </w:rPr>
       </w:pPr>
-      <w:hyperlink w:anchor="_Toc229730991" w:history="1">
+      <w:hyperlink w:anchor="_Toc229920299" w:history="1">
         <w:r>
           <w:rPr>
             <w:rStyle w:val="Hyperlink"/>
@@ -609,7 +701,7 @@
           <w:rPr>
             <w:webHidden/>
           </w:rPr>
-          <w:instrText xml:space="preserve"> PAGEREF _Toc229730991 \h </w:instrText>
+          <w:instrText xml:space="preserve"> PAGEREF _Toc229920299 \h </w:instrText>
         </w:r>
         <w:r>
           <w:rPr>
@@ -648,7 +740,7 @@
           <w14:ligatures w14:val="standardContextual"/>
         </w:rPr>
       </w:pPr>
-      <w:hyperlink w:anchor="_Toc229730992" w:history="1">
+      <w:hyperlink w:anchor="_Toc229920300" w:history="1">
         <w:r>
           <w:rPr>
             <w:rStyle w:val="Hyperlink"/>
@@ -688,7 +780,7 @@
           <w:rPr>
             <w:webHidden/>
           </w:rPr>
-          <w:instrText xml:space="preserve"> PAGEREF _Toc229730992 \h </w:instrText>
+          <w:instrText xml:space="preserve"> PAGEREF _Toc229920300 \h </w:instrText>
         </w:r>
         <w:r>
           <w:rPr>
@@ -730,7 +822,7 @@
           <w14:ligatures w14:val="standardContextual"/>
         </w:rPr>
       </w:pPr>
-      <w:hyperlink w:anchor="_Toc229730993" w:history="1">
+      <w:hyperlink w:anchor="_Toc229920301" w:history="1">
         <w:r>
           <w:rPr>
             <w:rStyle w:val="Hyperlink"/>
@@ -778,7 +870,7 @@
             <w:noProof/>
             <w:webHidden/>
           </w:rPr>
-          <w:instrText xml:space="preserve"> PAGEREF _Toc229730993 \h </w:instrText>
+          <w:instrText xml:space="preserve"> PAGEREF _Toc229920301 \h </w:instrText>
         </w:r>
         <w:r>
           <w:rPr>
@@ -824,7 +916,7 @@
           <w14:ligatures w14:val="standardContextual"/>
         </w:rPr>
       </w:pPr>
-      <w:hyperlink w:anchor="_Toc229730994" w:history="1">
+      <w:hyperlink w:anchor="_Toc229920302" w:history="1">
         <w:r>
           <w:rPr>
             <w:rStyle w:val="Hyperlink"/>
@@ -872,7 +964,7 @@
             <w:noProof/>
             <w:webHidden/>
           </w:rPr>
-          <w:instrText xml:space="preserve"> PAGEREF _Toc229730994 \h </w:instrText>
+          <w:instrText xml:space="preserve"> PAGEREF _Toc229920302 \h </w:instrText>
         </w:r>
         <w:r>
           <w:rPr>
@@ -918,7 +1010,7 @@
           <w14:ligatures w14:val="standardContextual"/>
         </w:rPr>
       </w:pPr>
-      <w:hyperlink w:anchor="_Toc229730995" w:history="1">
+      <w:hyperlink w:anchor="_Toc229920303" w:history="1">
         <w:r>
           <w:rPr>
             <w:rStyle w:val="Hyperlink"/>
@@ -966,7 +1058,7 @@
             <w:noProof/>
             <w:webHidden/>
           </w:rPr>
-          <w:instrText xml:space="preserve"> PAGEREF _Toc229730995 \h </w:instrText>
+          <w:instrText xml:space="preserve"> PAGEREF _Toc229920303 \h </w:instrText>
         </w:r>
         <w:r>
           <w:rPr>
@@ -1009,7 +1101,7 @@
           <w14:ligatures w14:val="standardContextual"/>
         </w:rPr>
       </w:pPr>
-      <w:hyperlink w:anchor="_Toc229730996" w:history="1">
+      <w:hyperlink w:anchor="_Toc229920304" w:history="1">
         <w:r>
           <w:rPr>
             <w:rStyle w:val="Hyperlink"/>
@@ -1049,7 +1141,7 @@
           <w:rPr>
             <w:webHidden/>
           </w:rPr>
-          <w:instrText xml:space="preserve"> PAGEREF _Toc229730996 \h </w:instrText>
+          <w:instrText xml:space="preserve"> PAGEREF _Toc229920304 \h </w:instrText>
         </w:r>
         <w:r>
           <w:rPr>
@@ -1088,7 +1180,7 @@
           <w14:ligatures w14:val="standardContextual"/>
         </w:rPr>
       </w:pPr>
-      <w:hyperlink w:anchor="_Toc229730997" w:history="1">
+      <w:hyperlink w:anchor="_Toc229920305" w:history="1">
         <w:r>
           <w:rPr>
             <w:rStyle w:val="Hyperlink"/>
@@ -1128,7 +1220,7 @@
           <w:rPr>
             <w:webHidden/>
           </w:rPr>
-          <w:instrText xml:space="preserve"> PAGEREF _Toc229730997 \h </w:instrText>
+          <w:instrText xml:space="preserve"> PAGEREF _Toc229920305 \h </w:instrText>
         </w:r>
         <w:r>
           <w:rPr>
@@ -1167,7 +1259,7 @@
           <w14:ligatures w14:val="standardContextual"/>
         </w:rPr>
       </w:pPr>
-      <w:hyperlink w:anchor="_Toc229730998" w:history="1">
+      <w:hyperlink w:anchor="_Toc229920306" w:history="1">
         <w:r>
           <w:rPr>
             <w:rStyle w:val="Hyperlink"/>
@@ -1207,7 +1299,7 @@
           <w:rPr>
             <w:webHidden/>
           </w:rPr>
-          <w:instrText xml:space="preserve"> PAGEREF _Toc229730998 \h </w:instrText>
+          <w:instrText xml:space="preserve"> PAGEREF _Toc229920306 \h </w:instrText>
         </w:r>
         <w:r>
           <w:rPr>
@@ -1249,7 +1341,7 @@
           <w14:ligatures w14:val="standardContextual"/>
         </w:rPr>
       </w:pPr>
-      <w:hyperlink w:anchor="_Toc229730999" w:history="1">
+      <w:hyperlink w:anchor="_Toc229920307" w:history="1">
         <w:r>
           <w:rPr>
             <w:rStyle w:val="Hyperlink"/>
@@ -1297,7 +1389,7 @@
             <w:noProof/>
             <w:webHidden/>
           </w:rPr>
-          <w:instrText xml:space="preserve"> PAGEREF _Toc229730999 \h </w:instrText>
+          <w:instrText xml:space="preserve"> PAGEREF _Toc229920307 \h </w:instrText>
         </w:r>
         <w:r>
           <w:rPr>
@@ -1340,7 +1432,7 @@
           <w14:ligatures w14:val="standardContextual"/>
         </w:rPr>
       </w:pPr>
-      <w:hyperlink w:anchor="_Toc229731000" w:history="1">
+      <w:hyperlink w:anchor="_Toc229920308" w:history="1">
         <w:r>
           <w:rPr>
             <w:rStyle w:val="Hyperlink"/>
@@ -1380,7 +1472,7 @@
           <w:rPr>
             <w:webHidden/>
           </w:rPr>
-          <w:instrText xml:space="preserve"> PAGEREF _Toc229731000 \h </w:instrText>
+          <w:instrText xml:space="preserve"> PAGEREF _Toc229920308 \h </w:instrText>
         </w:r>
         <w:r>
           <w:rPr>
@@ -1419,7 +1511,7 @@
           <w14:ligatures w14:val="standardContextual"/>
         </w:rPr>
       </w:pPr>
-      <w:hyperlink w:anchor="_Toc229731001" w:history="1">
+      <w:hyperlink w:anchor="_Toc229920309" w:history="1">
         <w:r>
           <w:rPr>
             <w:rStyle w:val="Hyperlink"/>
@@ -1459,7 +1551,7 @@
           <w:rPr>
             <w:webHidden/>
           </w:rPr>
-          <w:instrText xml:space="preserve"> PAGEREF _Toc229731001 \h </w:instrText>
+          <w:instrText xml:space="preserve"> PAGEREF _Toc229920309 \h </w:instrText>
         </w:r>
         <w:r>
           <w:rPr>
@@ -1498,7 +1590,7 @@
           <w14:ligatures w14:val="standardContextual"/>
         </w:rPr>
       </w:pPr>
-      <w:hyperlink w:anchor="_Toc229731002" w:history="1">
+      <w:hyperlink w:anchor="_Toc229920310" w:history="1">
         <w:r>
           <w:rPr>
             <w:rStyle w:val="Hyperlink"/>
@@ -1538,7 +1630,7 @@
           <w:rPr>
             <w:webHidden/>
           </w:rPr>
-          <w:instrText xml:space="preserve"> PAGEREF _Toc229731002 \h </w:instrText>
+          <w:instrText xml:space="preserve"> PAGEREF _Toc229920310 \h </w:instrText>
         </w:r>
         <w:r>
           <w:rPr>
@@ -1577,7 +1669,7 @@
           <w14:ligatures w14:val="standardContextual"/>
         </w:rPr>
       </w:pPr>
-      <w:hyperlink w:anchor="_Toc229731003" w:history="1">
+      <w:hyperlink w:anchor="_Toc229920311" w:history="1">
         <w:r>
           <w:rPr>
             <w:rStyle w:val="Hyperlink"/>
@@ -1617,7 +1709,7 @@
           <w:rPr>
             <w:webHidden/>
           </w:rPr>
-          <w:instrText xml:space="preserve"> PAGEREF _Toc229731003 \h </w:instrText>
+          <w:instrText xml:space="preserve"> PAGEREF _Toc229920311 \h </w:instrText>
         </w:r>
         <w:r>
           <w:rPr>
@@ -1656,7 +1748,7 @@
           <w14:ligatures w14:val="standardContextual"/>
         </w:rPr>
       </w:pPr>
-      <w:hyperlink w:anchor="_Toc229731004" w:history="1">
+      <w:hyperlink w:anchor="_Toc229920312" w:history="1">
         <w:r>
           <w:rPr>
             <w:rStyle w:val="Hyperlink"/>
@@ -1696,7 +1788,7 @@
           <w:rPr>
             <w:webHidden/>
           </w:rPr>
-          <w:instrText xml:space="preserve"> PAGEREF _Toc229731004 \h </w:instrText>
+          <w:instrText xml:space="preserve"> PAGEREF _Toc229920312 \h </w:instrText>
         </w:r>
         <w:r>
           <w:rPr>
@@ -1735,7 +1827,7 @@
           <w14:ligatures w14:val="standardContextual"/>
         </w:rPr>
       </w:pPr>
-      <w:hyperlink w:anchor="_Toc229731005" w:history="1">
+      <w:hyperlink w:anchor="_Toc229920313" w:history="1">
         <w:r>
           <w:rPr>
             <w:rStyle w:val="Hyperlink"/>
@@ -1775,7 +1867,7 @@
           <w:rPr>
             <w:webHidden/>
           </w:rPr>
-          <w:instrText xml:space="preserve"> PAGEREF _Toc229731005 \h </w:instrText>
+          <w:instrText xml:space="preserve"> PAGEREF _Toc229920313 \h </w:instrText>
         </w:r>
         <w:r>
           <w:rPr>
@@ -1814,7 +1906,7 @@
           <w14:ligatures w14:val="standardContextual"/>
         </w:rPr>
       </w:pPr>
-      <w:hyperlink w:anchor="_Toc229731006" w:history="1">
+      <w:hyperlink w:anchor="_Toc229920314" w:history="1">
         <w:r>
           <w:rPr>
             <w:rStyle w:val="Hyperlink"/>
@@ -1836,6 +1928,449 @@
           <w:rPr>
             <w:rStyle w:val="Hyperlink"/>
           </w:rPr>
+          <w:t>User Acceptance Testing (UAT)</w:t>
+        </w:r>
+        <w:r>
+          <w:rPr>
+            <w:webHidden/>
+          </w:rPr>
+          <w:tab/>
+        </w:r>
+        <w:r>
+          <w:rPr>
+            <w:webHidden/>
+          </w:rPr>
+          <w:fldChar w:fldCharType="begin"/>
+        </w:r>
+        <w:r>
+          <w:rPr>
+            <w:webHidden/>
+          </w:rPr>
+          <w:instrText xml:space="preserve"> PAGEREF _Toc229920314 \h </w:instrText>
+        </w:r>
+        <w:r>
+          <w:rPr>
+            <w:webHidden/>
+          </w:rPr>
+        </w:r>
+        <w:r>
+          <w:rPr>
+            <w:webHidden/>
+          </w:rPr>
+          <w:fldChar w:fldCharType="separate"/>
+        </w:r>
+        <w:r>
+          <w:rPr>
+            <w:webHidden/>
+          </w:rPr>
+          <w:t>7</w:t>
+        </w:r>
+        <w:r>
+          <w:rPr>
+            <w:webHidden/>
+          </w:rPr>
+          <w:fldChar w:fldCharType="end"/>
+        </w:r>
+      </w:hyperlink>
+    </w:p>
+    <w:p>
+      <w:pPr>
+        <w:pStyle w:val="TOC3"/>
+        <w:tabs>
+          <w:tab w:val="left" w:pos="960"/>
+          <w:tab w:val="right" w:leader="dot" w:pos="8280"/>
+        </w:tabs>
+        <w:ind w:left="0"/>
+        <w:rPr>
+          <w:rFonts w:asciiTheme="minorHAnsi" w:eastAsiaTheme="minorEastAsia" w:hAnsiTheme="minorHAnsi" w:cstheme="minorBidi"/>
+          <w:noProof/>
+          <w:kern w:val="2"/>
+          <w:sz w:val="24"/>
+          <w14:ligatures w14:val="standardContextual"/>
+        </w:rPr>
+      </w:pPr>
+      <w:hyperlink w:anchor="_Toc229920315" w:history="1">
+        <w:r>
+          <w:rPr>
+            <w:rStyle w:val="Hyperlink"/>
+            <w:noProof/>
+          </w:rPr>
+          <w:t>7.7.1</w:t>
+        </w:r>
+        <w:r>
+          <w:rPr>
+            <w:rFonts w:asciiTheme="minorHAnsi" w:eastAsiaTheme="minorEastAsia" w:hAnsiTheme="minorHAnsi" w:cstheme="minorBidi"/>
+            <w:noProof/>
+            <w:kern w:val="2"/>
+            <w:sz w:val="24"/>
+            <w14:ligatures w14:val="standardContextual"/>
+          </w:rPr>
+          <w:tab/>
+        </w:r>
+        <w:r>
+          <w:rPr>
+            <w:rStyle w:val="Hyperlink"/>
+            <w:noProof/>
+          </w:rPr>
+          <w:t>UAT Objectives</w:t>
+        </w:r>
+        <w:r>
+          <w:rPr>
+            <w:noProof/>
+            <w:webHidden/>
+          </w:rPr>
+          <w:tab/>
+        </w:r>
+        <w:r>
+          <w:rPr>
+            <w:noProof/>
+            <w:webHidden/>
+          </w:rPr>
+          <w:fldChar w:fldCharType="begin"/>
+        </w:r>
+        <w:r>
+          <w:rPr>
+            <w:noProof/>
+            <w:webHidden/>
+          </w:rPr>
+          <w:instrText xml:space="preserve"> PAGEREF _Toc229920315 \h </w:instrText>
+        </w:r>
+        <w:r>
+          <w:rPr>
+            <w:noProof/>
+            <w:webHidden/>
+          </w:rPr>
+        </w:r>
+        <w:r>
+          <w:rPr>
+            <w:noProof/>
+            <w:webHidden/>
+          </w:rPr>
+          <w:fldChar w:fldCharType="separate"/>
+        </w:r>
+        <w:r>
+          <w:rPr>
+            <w:noProof/>
+            <w:webHidden/>
+          </w:rPr>
+          <w:t>7</w:t>
+        </w:r>
+        <w:r>
+          <w:rPr>
+            <w:noProof/>
+            <w:webHidden/>
+          </w:rPr>
+          <w:fldChar w:fldCharType="end"/>
+        </w:r>
+      </w:hyperlink>
+    </w:p>
+    <w:p>
+      <w:pPr>
+        <w:pStyle w:val="TOC3"/>
+        <w:tabs>
+          <w:tab w:val="left" w:pos="960"/>
+          <w:tab w:val="right" w:leader="dot" w:pos="8280"/>
+        </w:tabs>
+        <w:ind w:left="0"/>
+        <w:rPr>
+          <w:rFonts w:asciiTheme="minorHAnsi" w:eastAsiaTheme="minorEastAsia" w:hAnsiTheme="minorHAnsi" w:cstheme="minorBidi"/>
+          <w:noProof/>
+          <w:kern w:val="2"/>
+          <w:sz w:val="24"/>
+          <w14:ligatures w14:val="standardContextual"/>
+        </w:rPr>
+      </w:pPr>
+      <w:hyperlink w:anchor="_Toc229920316" w:history="1">
+        <w:r>
+          <w:rPr>
+            <w:rStyle w:val="Hyperlink"/>
+            <w:noProof/>
+          </w:rPr>
+          <w:t>7.7.2</w:t>
+        </w:r>
+        <w:r>
+          <w:rPr>
+            <w:rFonts w:asciiTheme="minorHAnsi" w:eastAsiaTheme="minorEastAsia" w:hAnsiTheme="minorHAnsi" w:cstheme="minorBidi"/>
+            <w:noProof/>
+            <w:kern w:val="2"/>
+            <w:sz w:val="24"/>
+            <w14:ligatures w14:val="standardContextual"/>
+          </w:rPr>
+          <w:tab/>
+        </w:r>
+        <w:r>
+          <w:rPr>
+            <w:rStyle w:val="Hyperlink"/>
+            <w:noProof/>
+          </w:rPr>
+          <w:t>UAT Participants</w:t>
+        </w:r>
+        <w:r>
+          <w:rPr>
+            <w:noProof/>
+            <w:webHidden/>
+          </w:rPr>
+          <w:tab/>
+        </w:r>
+        <w:r>
+          <w:rPr>
+            <w:noProof/>
+            <w:webHidden/>
+          </w:rPr>
+          <w:fldChar w:fldCharType="begin"/>
+        </w:r>
+        <w:r>
+          <w:rPr>
+            <w:noProof/>
+            <w:webHidden/>
+          </w:rPr>
+          <w:instrText xml:space="preserve"> PAGEREF _Toc229920316 \h </w:instrText>
+        </w:r>
+        <w:r>
+          <w:rPr>
+            <w:noProof/>
+            <w:webHidden/>
+          </w:rPr>
+        </w:r>
+        <w:r>
+          <w:rPr>
+            <w:noProof/>
+            <w:webHidden/>
+          </w:rPr>
+          <w:fldChar w:fldCharType="separate"/>
+        </w:r>
+        <w:r>
+          <w:rPr>
+            <w:noProof/>
+            <w:webHidden/>
+          </w:rPr>
+          <w:t>7</w:t>
+        </w:r>
+        <w:r>
+          <w:rPr>
+            <w:noProof/>
+            <w:webHidden/>
+          </w:rPr>
+          <w:fldChar w:fldCharType="end"/>
+        </w:r>
+      </w:hyperlink>
+    </w:p>
+    <w:p>
+      <w:pPr>
+        <w:pStyle w:val="TOC3"/>
+        <w:tabs>
+          <w:tab w:val="left" w:pos="960"/>
+          <w:tab w:val="right" w:leader="dot" w:pos="8280"/>
+        </w:tabs>
+        <w:ind w:left="0"/>
+        <w:rPr>
+          <w:rFonts w:asciiTheme="minorHAnsi" w:eastAsiaTheme="minorEastAsia" w:hAnsiTheme="minorHAnsi" w:cstheme="minorBidi"/>
+          <w:noProof/>
+          <w:kern w:val="2"/>
+          <w:sz w:val="24"/>
+          <w14:ligatures w14:val="standardContextual"/>
+        </w:rPr>
+      </w:pPr>
+      <w:hyperlink w:anchor="_Toc229920317" w:history="1">
+        <w:r>
+          <w:rPr>
+            <w:rStyle w:val="Hyperlink"/>
+            <w:noProof/>
+          </w:rPr>
+          <w:t>7.7.3</w:t>
+        </w:r>
+        <w:r>
+          <w:rPr>
+            <w:rFonts w:asciiTheme="minorHAnsi" w:eastAsiaTheme="minorEastAsia" w:hAnsiTheme="minorHAnsi" w:cstheme="minorBidi"/>
+            <w:noProof/>
+            <w:kern w:val="2"/>
+            <w:sz w:val="24"/>
+            <w14:ligatures w14:val="standardContextual"/>
+          </w:rPr>
+          <w:tab/>
+        </w:r>
+        <w:r>
+          <w:rPr>
+            <w:rStyle w:val="Hyperlink"/>
+            <w:noProof/>
+          </w:rPr>
+          <w:t>UAT Acceptance Criteria</w:t>
+        </w:r>
+        <w:r>
+          <w:rPr>
+            <w:noProof/>
+            <w:webHidden/>
+          </w:rPr>
+          <w:tab/>
+        </w:r>
+        <w:r>
+          <w:rPr>
+            <w:noProof/>
+            <w:webHidden/>
+          </w:rPr>
+          <w:fldChar w:fldCharType="begin"/>
+        </w:r>
+        <w:r>
+          <w:rPr>
+            <w:noProof/>
+            <w:webHidden/>
+          </w:rPr>
+          <w:instrText xml:space="preserve"> PAGEREF _Toc229920317 \h </w:instrText>
+        </w:r>
+        <w:r>
+          <w:rPr>
+            <w:noProof/>
+            <w:webHidden/>
+          </w:rPr>
+        </w:r>
+        <w:r>
+          <w:rPr>
+            <w:noProof/>
+            <w:webHidden/>
+          </w:rPr>
+          <w:fldChar w:fldCharType="separate"/>
+        </w:r>
+        <w:r>
+          <w:rPr>
+            <w:noProof/>
+            <w:webHidden/>
+          </w:rPr>
+          <w:t>8</w:t>
+        </w:r>
+        <w:r>
+          <w:rPr>
+            <w:noProof/>
+            <w:webHidden/>
+          </w:rPr>
+          <w:fldChar w:fldCharType="end"/>
+        </w:r>
+      </w:hyperlink>
+    </w:p>
+    <w:p>
+      <w:pPr>
+        <w:pStyle w:val="TOC3"/>
+        <w:tabs>
+          <w:tab w:val="left" w:pos="960"/>
+          <w:tab w:val="right" w:leader="dot" w:pos="8280"/>
+        </w:tabs>
+        <w:ind w:left="0"/>
+        <w:rPr>
+          <w:rFonts w:asciiTheme="minorHAnsi" w:eastAsiaTheme="minorEastAsia" w:hAnsiTheme="minorHAnsi" w:cstheme="minorBidi"/>
+          <w:noProof/>
+          <w:kern w:val="2"/>
+          <w:sz w:val="24"/>
+          <w14:ligatures w14:val="standardContextual"/>
+        </w:rPr>
+      </w:pPr>
+      <w:hyperlink w:anchor="_Toc229920318" w:history="1">
+        <w:r>
+          <w:rPr>
+            <w:rStyle w:val="Hyperlink"/>
+            <w:noProof/>
+          </w:rPr>
+          <w:t>7.7.4</w:t>
+        </w:r>
+        <w:r>
+          <w:rPr>
+            <w:rFonts w:asciiTheme="minorHAnsi" w:eastAsiaTheme="minorEastAsia" w:hAnsiTheme="minorHAnsi" w:cstheme="minorBidi"/>
+            <w:noProof/>
+            <w:kern w:val="2"/>
+            <w:sz w:val="24"/>
+            <w14:ligatures w14:val="standardContextual"/>
+          </w:rPr>
+          <w:tab/>
+        </w:r>
+        <w:r>
+          <w:rPr>
+            <w:rStyle w:val="Hyperlink"/>
+            <w:noProof/>
+          </w:rPr>
+          <w:t>UAT Test Scenarios</w:t>
+        </w:r>
+        <w:r>
+          <w:rPr>
+            <w:noProof/>
+            <w:webHidden/>
+          </w:rPr>
+          <w:tab/>
+        </w:r>
+        <w:r>
+          <w:rPr>
+            <w:noProof/>
+            <w:webHidden/>
+          </w:rPr>
+          <w:fldChar w:fldCharType="begin"/>
+        </w:r>
+        <w:r>
+          <w:rPr>
+            <w:noProof/>
+            <w:webHidden/>
+          </w:rPr>
+          <w:instrText xml:space="preserve"> PAGEREF _Toc229920318 \h </w:instrText>
+        </w:r>
+        <w:r>
+          <w:rPr>
+            <w:noProof/>
+            <w:webHidden/>
+          </w:rPr>
+        </w:r>
+        <w:r>
+          <w:rPr>
+            <w:noProof/>
+            <w:webHidden/>
+          </w:rPr>
+          <w:fldChar w:fldCharType="separate"/>
+        </w:r>
+        <w:r>
+          <w:rPr>
+            <w:noProof/>
+            <w:webHidden/>
+          </w:rPr>
+          <w:t>8</w:t>
+        </w:r>
+        <w:r>
+          <w:rPr>
+            <w:noProof/>
+            <w:webHidden/>
+          </w:rPr>
+          <w:fldChar w:fldCharType="end"/>
+        </w:r>
+      </w:hyperlink>
+    </w:p>
+    <w:p>
+      <w:pPr>
+        <w:pStyle w:val="TOC2"/>
+        <w:rPr>
+          <w:rFonts w:asciiTheme="minorHAnsi" w:eastAsiaTheme="minorEastAsia" w:hAnsiTheme="minorHAnsi" w:cstheme="minorBidi"/>
+          <w:b w:val="0"/>
+          <w:bCs w:val="0"/>
+          <w:kern w:val="2"/>
+          <w:sz w:val="24"/>
+          <w14:ligatures w14:val="standardContextual"/>
+        </w:rPr>
+      </w:pPr>
+      <w:hyperlink w:anchor="_Toc229920319" w:history="1">
+        <w:r>
+          <w:rPr>
+            <w:rStyle w:val="Hyperlink"/>
+          </w:rPr>
+          <w:t>7.8</w:t>
+        </w:r>
+        <w:r>
+          <w:rPr>
+            <w:rFonts w:asciiTheme="minorHAnsi" w:eastAsiaTheme="minorEastAsia" w:hAnsiTheme="minorHAnsi" w:cstheme="minorBidi"/>
+            <w:b w:val="0"/>
+            <w:bCs w:val="0"/>
+            <w:kern w:val="2"/>
+            <w:sz w:val="24"/>
+            <w14:ligatures w14:val="standardContextual"/>
+          </w:rPr>
+          <w:tab/>
+        </w:r>
+        <w:r>
+          <w:rPr>
+            <w:rStyle w:val="Hyperlink"/>
+          </w:rPr>
           <w:t>Build Verification Testing</w:t>
         </w:r>
         <w:r>
@@ -1854,7 +2389,7 @@
           <w:rPr>
             <w:webHidden/>
           </w:rPr>
-          <w:instrText xml:space="preserve"> PAGEREF _Toc229731006 \h </w:instrText>
+          <w:instrText xml:space="preserve"> PAGEREF _Toc229920319 \h </w:instrText>
         </w:r>
         <w:r>
           <w:rPr>
@@ -1871,7 +2406,7 @@
           <w:rPr>
             <w:webHidden/>
           </w:rPr>
-          <w:t>7</w:t>
+          <w:t>8</w:t>
         </w:r>
         <w:r>
           <w:rPr>
@@ -1896,7 +2431,7 @@
           <w14:ligatures w14:val="standardContextual"/>
         </w:rPr>
       </w:pPr>
-      <w:hyperlink w:anchor="_Toc229731007" w:history="1">
+      <w:hyperlink w:anchor="_Toc229920320" w:history="1">
         <w:r>
           <w:rPr>
             <w:rStyle w:val="Hyperlink"/>
@@ -1944,7 +2479,7 @@
             <w:noProof/>
             <w:webHidden/>
           </w:rPr>
-          <w:instrText xml:space="preserve"> PAGEREF _Toc229731007 \h </w:instrText>
+          <w:instrText xml:space="preserve"> PAGEREF _Toc229920320 \h </w:instrText>
         </w:r>
         <w:r>
           <w:rPr>
@@ -1964,7 +2499,7 @@
             <w:noProof/>
             <w:webHidden/>
           </w:rPr>
-          <w:t>7</w:t>
+          <w:t>8</w:t>
         </w:r>
         <w:r>
           <w:rPr>
@@ -1990,7 +2525,7 @@
           <w14:ligatures w14:val="standardContextual"/>
         </w:rPr>
       </w:pPr>
-      <w:hyperlink w:anchor="_Toc229731008" w:history="1">
+      <w:hyperlink w:anchor="_Toc229920321" w:history="1">
         <w:r>
           <w:rPr>
             <w:rStyle w:val="Hyperlink"/>
@@ -2038,7 +2573,7 @@
             <w:noProof/>
             <w:webHidden/>
           </w:rPr>
-          <w:instrText xml:space="preserve"> PAGEREF _Toc229731008 \h </w:instrText>
+          <w:instrText xml:space="preserve"> PAGEREF _Toc229920321 \h </w:instrText>
         </w:r>
         <w:r>
           <w:rPr>
@@ -2084,7 +2619,7 @@
           <w14:ligatures w14:val="standardContextual"/>
         </w:rPr>
       </w:pPr>
-      <w:hyperlink w:anchor="_Toc229731009" w:history="1">
+      <w:hyperlink w:anchor="_Toc229920322" w:history="1">
         <w:r>
           <w:rPr>
             <w:rStyle w:val="Hyperlink"/>
@@ -2132,7 +2667,7 @@
             <w:noProof/>
             <w:webHidden/>
           </w:rPr>
-          <w:instrText xml:space="preserve"> PAGEREF _Toc229731009 \h </w:instrText>
+          <w:instrText xml:space="preserve"> PAGEREF _Toc229920322 \h </w:instrText>
         </w:r>
         <w:r>
           <w:rPr>
@@ -2152,7 +2687,7 @@
             <w:noProof/>
             <w:webHidden/>
           </w:rPr>
-          <w:t>8</w:t>
+          <w:t>9</w:t>
         </w:r>
         <w:r>
           <w:rPr>
@@ -2175,7 +2710,7 @@
           <w14:ligatures w14:val="standardContextual"/>
         </w:rPr>
       </w:pPr>
-      <w:hyperlink w:anchor="_Toc229731010" w:history="1">
+      <w:hyperlink w:anchor="_Toc229920323" w:history="1">
         <w:r>
           <w:rPr>
             <w:rStyle w:val="Hyperlink"/>
@@ -2215,7 +2750,7 @@
           <w:rPr>
             <w:webHidden/>
           </w:rPr>
-          <w:instrText xml:space="preserve"> PAGEREF _Toc229731010 \h </w:instrText>
+          <w:instrText xml:space="preserve"> PAGEREF _Toc229920323 \h </w:instrText>
         </w:r>
         <w:r>
           <w:rPr>
@@ -2232,7 +2767,7 @@
           <w:rPr>
             <w:webHidden/>
           </w:rPr>
-          <w:t>8</w:t>
+          <w:t>9</w:t>
         </w:r>
         <w:r>
           <w:rPr>
@@ -2254,7 +2789,7 @@
           <w14:ligatures w14:val="standardContextual"/>
         </w:rPr>
       </w:pPr>
-      <w:hyperlink w:anchor="_Toc229731011" w:history="1">
+      <w:hyperlink w:anchor="_Toc229920324" w:history="1">
         <w:r>
           <w:rPr>
             <w:rStyle w:val="Hyperlink"/>
@@ -2294,7 +2829,7 @@
           <w:rPr>
             <w:webHidden/>
           </w:rPr>
-          <w:instrText xml:space="preserve"> PAGEREF _Toc229731011 \h </w:instrText>
+          <w:instrText xml:space="preserve"> PAGEREF _Toc229920324 \h </w:instrText>
         </w:r>
         <w:r>
           <w:rPr>
@@ -2311,7 +2846,7 @@
           <w:rPr>
             <w:webHidden/>
           </w:rPr>
-          <w:t>8</w:t>
+          <w:t>9</w:t>
         </w:r>
         <w:r>
           <w:rPr>
@@ -2336,7 +2871,7 @@
           <w14:ligatures w14:val="standardContextual"/>
         </w:rPr>
       </w:pPr>
-      <w:hyperlink w:anchor="_Toc229731012" w:history="1">
+      <w:hyperlink w:anchor="_Toc229920325" w:history="1">
         <w:r>
           <w:rPr>
             <w:rStyle w:val="Hyperlink"/>
@@ -2384,7 +2919,7 @@
             <w:noProof/>
             <w:webHidden/>
           </w:rPr>
-          <w:instrText xml:space="preserve"> PAGEREF _Toc229731012 \h </w:instrText>
+          <w:instrText xml:space="preserve"> PAGEREF _Toc229920325 \h </w:instrText>
         </w:r>
         <w:r>
           <w:rPr>
@@ -2404,7 +2939,7 @@
             <w:noProof/>
             <w:webHidden/>
           </w:rPr>
-          <w:t>8</w:t>
+          <w:t>9</w:t>
         </w:r>
         <w:r>
           <w:rPr>
@@ -2427,7 +2962,7 @@
           <w14:ligatures w14:val="standardContextual"/>
         </w:rPr>
       </w:pPr>
-      <w:hyperlink w:anchor="_Toc229731013" w:history="1">
+      <w:hyperlink w:anchor="_Toc229920326" w:history="1">
         <w:r>
           <w:rPr>
             <w:rStyle w:val="Hyperlink"/>
@@ -2467,7 +3002,7 @@
           <w:rPr>
             <w:webHidden/>
           </w:rPr>
-          <w:instrText xml:space="preserve"> PAGEREF _Toc229731013 \h </w:instrText>
+          <w:instrText xml:space="preserve"> PAGEREF _Toc229920326 \h </w:instrText>
         </w:r>
         <w:r>
           <w:rPr>
@@ -2484,7 +3019,7 @@
           <w:rPr>
             <w:webHidden/>
           </w:rPr>
-          <w:t>8</w:t>
+          <w:t>9</w:t>
         </w:r>
         <w:r>
           <w:rPr>
@@ -2506,7 +3041,7 @@
           <w14:ligatures w14:val="standardContextual"/>
         </w:rPr>
       </w:pPr>
-      <w:hyperlink w:anchor="_Toc229731014" w:history="1">
+      <w:hyperlink w:anchor="_Toc229920327" w:history="1">
         <w:r>
           <w:rPr>
             <w:rStyle w:val="Hyperlink"/>
@@ -2546,7 +3081,7 @@
           <w:rPr>
             <w:webHidden/>
           </w:rPr>
-          <w:instrText xml:space="preserve"> PAGEREF _Toc229731014 \h </w:instrText>
+          <w:instrText xml:space="preserve"> PAGEREF _Toc229920327 \h </w:instrText>
         </w:r>
         <w:r>
           <w:rPr>
@@ -2588,7 +3123,7 @@
           <w14:ligatures w14:val="standardContextual"/>
         </w:rPr>
       </w:pPr>
-      <w:hyperlink w:anchor="_Toc229731015" w:history="1">
+      <w:hyperlink w:anchor="_Toc229920328" w:history="1">
         <w:r>
           <w:rPr>
             <w:rStyle w:val="Hyperlink"/>
@@ -2636,7 +3171,7 @@
             <w:noProof/>
             <w:webHidden/>
           </w:rPr>
-          <w:instrText xml:space="preserve"> PAGEREF _Toc229731015 \h </w:instrText>
+          <w:instrText xml:space="preserve"> PAGEREF _Toc229920328 \h </w:instrText>
         </w:r>
         <w:r>
           <w:rPr>
@@ -2656,7 +3191,7 @@
             <w:noProof/>
             <w:webHidden/>
           </w:rPr>
-          <w:t>9</w:t>
+          <w:t>10</w:t>
         </w:r>
         <w:r>
           <w:rPr>
@@ -2679,7 +3214,7 @@
           <w14:ligatures w14:val="standardContextual"/>
         </w:rPr>
       </w:pPr>
-      <w:hyperlink w:anchor="_Toc229731016" w:history="1">
+      <w:hyperlink w:anchor="_Toc229920329" w:history="1">
         <w:r>
           <w:rPr>
             <w:rStyle w:val="Hyperlink"/>
@@ -2719,7 +3254,7 @@
           <w:rPr>
             <w:webHidden/>
           </w:rPr>
-          <w:instrText xml:space="preserve"> PAGEREF _Toc229731016 \h </w:instrText>
+          <w:instrText xml:space="preserve"> PAGEREF _Toc229920329 \h </w:instrText>
         </w:r>
         <w:r>
           <w:rPr>
@@ -2736,7 +3271,7 @@
           <w:rPr>
             <w:webHidden/>
           </w:rPr>
-          <w:t>9</w:t>
+          <w:t>10</w:t>
         </w:r>
         <w:r>
           <w:rPr>
@@ -2758,7 +3293,7 @@
           <w14:ligatures w14:val="standardContextual"/>
         </w:rPr>
       </w:pPr>
-      <w:hyperlink w:anchor="_Toc229731017" w:history="1">
+      <w:hyperlink w:anchor="_Toc229920330" w:history="1">
         <w:r>
           <w:rPr>
             <w:rStyle w:val="Hyperlink"/>
@@ -2798,7 +3333,7 @@
           <w:rPr>
             <w:webHidden/>
           </w:rPr>
-          <w:instrText xml:space="preserve"> PAGEREF _Toc229731017 \h </w:instrText>
+          <w:instrText xml:space="preserve"> PAGEREF _Toc229920330 \h </w:instrText>
         </w:r>
         <w:r>
           <w:rPr>
@@ -2815,7 +3350,7 @@
           <w:rPr>
             <w:webHidden/>
           </w:rPr>
-          <w:t>9</w:t>
+          <w:t>10</w:t>
         </w:r>
         <w:r>
           <w:rPr>
@@ -2840,7 +3375,7 @@
           <w14:ligatures w14:val="standardContextual"/>
         </w:rPr>
       </w:pPr>
-      <w:hyperlink w:anchor="_Toc229731018" w:history="1">
+      <w:hyperlink w:anchor="_Toc229920331" w:history="1">
         <w:r>
           <w:rPr>
             <w:rStyle w:val="Hyperlink"/>
@@ -2888,7 +3423,7 @@
             <w:noProof/>
             <w:webHidden/>
           </w:rPr>
-          <w:instrText xml:space="preserve"> PAGEREF _Toc229731018 \h </w:instrText>
+          <w:instrText xml:space="preserve"> PAGEREF _Toc229920331 \h </w:instrText>
         </w:r>
         <w:r>
           <w:rPr>
@@ -2908,7 +3443,7 @@
             <w:noProof/>
             <w:webHidden/>
           </w:rPr>
-          <w:t>9</w:t>
+          <w:t>10</w:t>
         </w:r>
         <w:r>
           <w:rPr>
@@ -2934,7 +3469,7 @@
           <w14:ligatures w14:val="standardContextual"/>
         </w:rPr>
       </w:pPr>
-      <w:hyperlink w:anchor="_Toc229731019" w:history="1">
+      <w:hyperlink w:anchor="_Toc229920332" w:history="1">
         <w:r>
           <w:rPr>
             <w:rStyle w:val="Hyperlink"/>
@@ -2982,7 +3517,7 @@
             <w:noProof/>
             <w:webHidden/>
           </w:rPr>
-          <w:instrText xml:space="preserve"> PAGEREF _Toc229731019 \h </w:instrText>
+          <w:instrText xml:space="preserve"> PAGEREF _Toc229920332 \h </w:instrText>
         </w:r>
         <w:r>
           <w:rPr>
@@ -3002,7 +3537,7 @@
             <w:noProof/>
             <w:webHidden/>
           </w:rPr>
-          <w:t>9</w:t>
+          <w:t>10</w:t>
         </w:r>
         <w:r>
           <w:rPr>
@@ -3028,7 +3563,7 @@
           <w14:ligatures w14:val="standardContextual"/>
         </w:rPr>
       </w:pPr>
-      <w:hyperlink w:anchor="_Toc229731020" w:history="1">
+      <w:hyperlink w:anchor="_Toc229920333" w:history="1">
         <w:r>
           <w:rPr>
             <w:rStyle w:val="Hyperlink"/>
@@ -3076,7 +3611,7 @@
             <w:noProof/>
             <w:webHidden/>
           </w:rPr>
-          <w:instrText xml:space="preserve"> PAGEREF _Toc229731020 \h </w:instrText>
+          <w:instrText xml:space="preserve"> PAGEREF _Toc229920333 \h </w:instrText>
         </w:r>
         <w:r>
           <w:rPr>
@@ -3122,7 +3657,7 @@
           <w14:ligatures w14:val="standardContextual"/>
         </w:rPr>
       </w:pPr>
-      <w:hyperlink w:anchor="_Toc229731021" w:history="1">
+      <w:hyperlink w:anchor="_Toc229920334" w:history="1">
         <w:r>
           <w:rPr>
             <w:rStyle w:val="Hyperlink"/>
@@ -3170,7 +3705,7 @@
             <w:noProof/>
             <w:webHidden/>
           </w:rPr>
-          <w:instrText xml:space="preserve"> PAGEREF _Toc229731021 \h </w:instrText>
+          <w:instrText xml:space="preserve"> PAGEREF _Toc229920334 \h </w:instrText>
         </w:r>
         <w:r>
           <w:rPr>
@@ -3190,7 +3725,7 @@
             <w:noProof/>
             <w:webHidden/>
           </w:rPr>
-          <w:t>10</w:t>
+          <w:t>11</w:t>
         </w:r>
         <w:r>
           <w:rPr>
@@ -3213,7 +3748,7 @@
           <w14:ligatures w14:val="standardContextual"/>
         </w:rPr>
       </w:pPr>
-      <w:hyperlink w:anchor="_Toc229731022" w:history="1">
+      <w:hyperlink w:anchor="_Toc229920335" w:history="1">
         <w:r>
           <w:rPr>
             <w:rStyle w:val="Hyperlink"/>
@@ -3253,7 +3788,7 @@
           <w:rPr>
             <w:webHidden/>
           </w:rPr>
-          <w:instrText xml:space="preserve"> PAGEREF _Toc229731022 \h </w:instrText>
+          <w:instrText xml:space="preserve"> PAGEREF _Toc229920335 \h </w:instrText>
         </w:r>
         <w:r>
           <w:rPr>
@@ -3270,7 +3805,7 @@
           <w:rPr>
             <w:webHidden/>
           </w:rPr>
-          <w:t>10</w:t>
+          <w:t>11</w:t>
         </w:r>
         <w:r>
           <w:rPr>
@@ -3292,7 +3827,7 @@
           <w14:ligatures w14:val="standardContextual"/>
         </w:rPr>
       </w:pPr>
-      <w:hyperlink w:anchor="_Toc229731023" w:history="1">
+      <w:hyperlink w:anchor="_Toc229920336" w:history="1">
         <w:r>
           <w:rPr>
             <w:rStyle w:val="Hyperlink"/>
@@ -3332,7 +3867,7 @@
           <w:rPr>
             <w:webHidden/>
           </w:rPr>
-          <w:instrText xml:space="preserve"> PAGEREF _Toc229731023 \h </w:instrText>
+          <w:instrText xml:space="preserve"> PAGEREF _Toc229920336 \h </w:instrText>
         </w:r>
         <w:r>
           <w:rPr>
@@ -3349,7 +3884,7 @@
           <w:rPr>
             <w:webHidden/>
           </w:rPr>
-          <w:t>10</w:t>
+          <w:t>11</w:t>
         </w:r>
         <w:r>
           <w:rPr>
@@ -3371,7 +3906,7 @@
           <w14:ligatures w14:val="standardContextual"/>
         </w:rPr>
       </w:pPr>
-      <w:hyperlink w:anchor="_Toc229731024" w:history="1">
+      <w:hyperlink w:anchor="_Toc229920337" w:history="1">
         <w:r>
           <w:rPr>
             <w:rStyle w:val="Hyperlink"/>
@@ -3411,7 +3946,7 @@
           <w:rPr>
             <w:webHidden/>
           </w:rPr>
-          <w:instrText xml:space="preserve"> PAGEREF _Toc229731024 \h </w:instrText>
+          <w:instrText xml:space="preserve"> PAGEREF _Toc229920337 \h </w:instrText>
         </w:r>
         <w:r>
           <w:rPr>
@@ -3428,7 +3963,7 @@
           <w:rPr>
             <w:webHidden/>
           </w:rPr>
-          <w:t>11</w:t>
+          <w:t>12</w:t>
         </w:r>
         <w:r>
           <w:rPr>
@@ -3450,7 +3985,7 @@
           <w14:ligatures w14:val="standardContextual"/>
         </w:rPr>
       </w:pPr>
-      <w:hyperlink w:anchor="_Toc229731025" w:history="1">
+      <w:hyperlink w:anchor="_Toc229920338" w:history="1">
         <w:r>
           <w:rPr>
             <w:rStyle w:val="Hyperlink"/>
@@ -3490,7 +4025,7 @@
           <w:rPr>
             <w:webHidden/>
           </w:rPr>
-          <w:instrText xml:space="preserve"> PAGEREF _Toc229731025 \h </w:instrText>
+          <w:instrText xml:space="preserve"> PAGEREF _Toc229920338 \h </w:instrText>
         </w:r>
         <w:r>
           <w:rPr>
@@ -3507,7 +4042,7 @@
           <w:rPr>
             <w:webHidden/>
           </w:rPr>
-          <w:t>11</w:t>
+          <w:t>12</w:t>
         </w:r>
         <w:r>
           <w:rPr>
@@ -3529,7 +4064,7 @@
           <w14:ligatures w14:val="standardContextual"/>
         </w:rPr>
       </w:pPr>
-      <w:hyperlink w:anchor="_Toc229731026" w:history="1">
+      <w:hyperlink w:anchor="_Toc229920339" w:history="1">
         <w:r>
           <w:rPr>
             <w:rStyle w:val="Hyperlink"/>
@@ -3569,7 +4104,7 @@
           <w:rPr>
             <w:webHidden/>
           </w:rPr>
-          <w:instrText xml:space="preserve"> PAGEREF _Toc229731026 \h </w:instrText>
+          <w:instrText xml:space="preserve"> PAGEREF _Toc229920339 \h </w:instrText>
         </w:r>
         <w:r>
           <w:rPr>
@@ -3608,7 +4143,7 @@
           <w14:ligatures w14:val="standardContextual"/>
         </w:rPr>
       </w:pPr>
-      <w:hyperlink w:anchor="_Toc229731027" w:history="1">
+      <w:hyperlink w:anchor="_Toc229920340" w:history="1">
         <w:r>
           <w:rPr>
             <w:rStyle w:val="Hyperlink"/>
@@ -3648,7 +4183,7 @@
           <w:rPr>
             <w:webHidden/>
           </w:rPr>
-          <w:instrText xml:space="preserve"> PAGEREF _Toc229731027 \h </w:instrText>
+          <w:instrText xml:space="preserve"> PAGEREF _Toc229920340 \h </w:instrText>
         </w:r>
         <w:r>
           <w:rPr>
@@ -3665,7 +4200,7 @@
           <w:rPr>
             <w:webHidden/>
           </w:rPr>
-          <w:t>12</w:t>
+          <w:t>13</w:t>
         </w:r>
         <w:r>
           <w:rPr>
@@ -3687,7 +4222,7 @@
           <w14:ligatures w14:val="standardContextual"/>
         </w:rPr>
       </w:pPr>
-      <w:hyperlink w:anchor="_Toc229731028" w:history="1">
+      <w:hyperlink w:anchor="_Toc229920341" w:history="1">
         <w:r>
           <w:rPr>
             <w:rStyle w:val="Hyperlink"/>
@@ -3727,7 +4262,7 @@
           <w:rPr>
             <w:webHidden/>
           </w:rPr>
-          <w:instrText xml:space="preserve"> PAGEREF _Toc229731028 \h </w:instrText>
+          <w:instrText xml:space="preserve"> PAGEREF _Toc229920341 \h </w:instrText>
         </w:r>
         <w:r>
           <w:rPr>
@@ -3766,7 +4301,7 @@
           <w14:ligatures w14:val="standardContextual"/>
         </w:rPr>
       </w:pPr>
-      <w:hyperlink w:anchor="_Toc229731029" w:history="1">
+      <w:hyperlink w:anchor="_Toc229920342" w:history="1">
         <w:r>
           <w:rPr>
             <w:rStyle w:val="Hyperlink"/>
@@ -3806,7 +4341,7 @@
           <w:rPr>
             <w:webHidden/>
           </w:rPr>
-          <w:instrText xml:space="preserve"> PAGEREF _Toc229731029 \h </w:instrText>
+          <w:instrText xml:space="preserve"> PAGEREF _Toc229920342 \h </w:instrText>
         </w:r>
         <w:r>
           <w:rPr>
@@ -3823,7 +4358,7 @@
           <w:rPr>
             <w:webHidden/>
           </w:rPr>
-          <w:t>13</w:t>
+          <w:t>14</w:t>
         </w:r>
         <w:r>
           <w:rPr>
@@ -3845,7 +4380,7 @@
           <w14:ligatures w14:val="standardContextual"/>
         </w:rPr>
       </w:pPr>
-      <w:hyperlink w:anchor="_Toc229731030" w:history="1">
+      <w:hyperlink w:anchor="_Toc229920343" w:history="1">
         <w:r>
           <w:rPr>
             <w:rStyle w:val="Hyperlink"/>
@@ -3885,7 +4420,7 @@
           <w:rPr>
             <w:webHidden/>
           </w:rPr>
-          <w:instrText xml:space="preserve"> PAGEREF _Toc229731030 \h </w:instrText>
+          <w:instrText xml:space="preserve"> PAGEREF _Toc229920343 \h </w:instrText>
         </w:r>
         <w:r>
           <w:rPr>
@@ -3902,7 +4437,7 @@
           <w:rPr>
             <w:webHidden/>
           </w:rPr>
-          <w:t>13</w:t>
+          <w:t>14</w:t>
         </w:r>
         <w:r>
           <w:rPr>
@@ -3924,7 +4459,7 @@
           <w14:ligatures w14:val="standardContextual"/>
         </w:rPr>
       </w:pPr>
-      <w:hyperlink w:anchor="_Toc229731031" w:history="1">
+      <w:hyperlink w:anchor="_Toc229920344" w:history="1">
         <w:r>
           <w:rPr>
             <w:rStyle w:val="Hyperlink"/>
@@ -3964,7 +4499,7 @@
           <w:rPr>
             <w:webHidden/>
           </w:rPr>
-          <w:instrText xml:space="preserve"> PAGEREF _Toc229731031 \h </w:instrText>
+          <w:instrText xml:space="preserve"> PAGEREF _Toc229920344 \h </w:instrText>
         </w:r>
         <w:r>
           <w:rPr>
@@ -3981,7 +4516,7 @@
           <w:rPr>
             <w:webHidden/>
           </w:rPr>
-          <w:t>14</w:t>
+          <w:t>15</w:t>
         </w:r>
         <w:r>
           <w:rPr>
@@ -4003,7 +4538,7 @@
           <w14:ligatures w14:val="standardContextual"/>
         </w:rPr>
       </w:pPr>
-      <w:hyperlink w:anchor="_Toc229731032" w:history="1">
+      <w:hyperlink w:anchor="_Toc229920345" w:history="1">
         <w:r>
           <w:rPr>
             <w:rStyle w:val="Hyperlink"/>
@@ -4043,7 +4578,7 @@
           <w:rPr>
             <w:webHidden/>
           </w:rPr>
-          <w:instrText xml:space="preserve"> PAGEREF _Toc229731032 \h </w:instrText>
+          <w:instrText xml:space="preserve"> PAGEREF _Toc229920345 \h </w:instrText>
         </w:r>
         <w:r>
           <w:rPr>
@@ -4060,7 +4595,7 @@
           <w:rPr>
             <w:webHidden/>
           </w:rPr>
-          <w:t>14</w:t>
+          <w:t>15</w:t>
         </w:r>
         <w:r>
           <w:rPr>
@@ -4082,7 +4617,7 @@
           <w14:ligatures w14:val="standardContextual"/>
         </w:rPr>
       </w:pPr>
-      <w:hyperlink w:anchor="_Toc229731033" w:history="1">
+      <w:hyperlink w:anchor="_Toc229920346" w:history="1">
         <w:r>
           <w:rPr>
             <w:rStyle w:val="Hyperlink"/>
@@ -4122,7 +4657,7 @@
           <w:rPr>
             <w:webHidden/>
           </w:rPr>
-          <w:instrText xml:space="preserve"> PAGEREF _Toc229731033 \h </w:instrText>
+          <w:instrText xml:space="preserve"> PAGEREF _Toc229920346 \h </w:instrText>
         </w:r>
         <w:r>
           <w:rPr>
@@ -4139,7 +4674,7 @@
           <w:rPr>
             <w:webHidden/>
           </w:rPr>
-          <w:t>15</w:t>
+          <w:t>16</w:t>
         </w:r>
         <w:r>
           <w:rPr>
@@ -4161,7 +4696,7 @@
           <w14:ligatures w14:val="standardContextual"/>
         </w:rPr>
       </w:pPr>
-      <w:hyperlink w:anchor="_Toc229731034" w:history="1">
+      <w:hyperlink w:anchor="_Toc229920347" w:history="1">
         <w:r>
           <w:rPr>
             <w:rStyle w:val="Hyperlink"/>
@@ -4201,7 +4736,7 @@
           <w:rPr>
             <w:webHidden/>
           </w:rPr>
-          <w:instrText xml:space="preserve"> PAGEREF _Toc229731034 \h </w:instrText>
+          <w:instrText xml:space="preserve"> PAGEREF _Toc229920347 \h </w:instrText>
         </w:r>
         <w:r>
           <w:rPr>
@@ -4218,7 +4753,7 @@
           <w:rPr>
             <w:webHidden/>
           </w:rPr>
-          <w:t>15</w:t>
+          <w:t>16</w:t>
         </w:r>
         <w:r>
           <w:rPr>
@@ -4240,7 +4775,7 @@
           <w14:ligatures w14:val="standardContextual"/>
         </w:rPr>
       </w:pPr>
-      <w:hyperlink w:anchor="_Toc229731035" w:history="1">
+      <w:hyperlink w:anchor="_Toc229920348" w:history="1">
         <w:r>
           <w:rPr>
             <w:rStyle w:val="Hyperlink"/>
@@ -4280,7 +4815,7 @@
           <w:rPr>
             <w:webHidden/>
           </w:rPr>
-          <w:instrText xml:space="preserve"> PAGEREF _Toc229731035 \h </w:instrText>
+          <w:instrText xml:space="preserve"> PAGEREF _Toc229920348 \h </w:instrText>
         </w:r>
         <w:r>
           <w:rPr>
@@ -4297,7 +4832,244 @@
           <w:rPr>
             <w:webHidden/>
           </w:rPr>
-          <w:t>15</w:t>
+          <w:t>16</w:t>
+        </w:r>
+        <w:r>
+          <w:rPr>
+            <w:webHidden/>
+          </w:rPr>
+          <w:fldChar w:fldCharType="end"/>
+        </w:r>
+      </w:hyperlink>
+    </w:p>
+    <w:p>
+      <w:pPr>
+        <w:pStyle w:val="TOC2"/>
+        <w:rPr>
+          <w:rFonts w:asciiTheme="minorHAnsi" w:eastAsiaTheme="minorEastAsia" w:hAnsiTheme="minorHAnsi" w:cstheme="minorBidi"/>
+          <w:b w:val="0"/>
+          <w:bCs w:val="0"/>
+          <w:kern w:val="2"/>
+          <w:sz w:val="24"/>
+          <w14:ligatures w14:val="standardContextual"/>
+        </w:rPr>
+      </w:pPr>
+      <w:hyperlink w:anchor="_Toc229920349" w:history="1">
+        <w:r>
+          <w:rPr>
+            <w:rStyle w:val="Hyperlink"/>
+          </w:rPr>
+          <w:t>16.15</w:t>
+        </w:r>
+        <w:r>
+          <w:rPr>
+            <w:rFonts w:asciiTheme="minorHAnsi" w:eastAsiaTheme="minorEastAsia" w:hAnsiTheme="minorHAnsi" w:cstheme="minorBidi"/>
+            <w:b w:val="0"/>
+            <w:bCs w:val="0"/>
+            <w:kern w:val="2"/>
+            <w:sz w:val="24"/>
+            <w14:ligatures w14:val="standardContextual"/>
+          </w:rPr>
+          <w:tab/>
+        </w:r>
+        <w:r>
+          <w:rPr>
+            <w:rStyle w:val="Hyperlink"/>
+          </w:rPr>
+          <w:t>TC-UAT-001 – First-Time User Launch</w:t>
+        </w:r>
+        <w:r>
+          <w:rPr>
+            <w:webHidden/>
+          </w:rPr>
+          <w:tab/>
+        </w:r>
+        <w:r>
+          <w:rPr>
+            <w:webHidden/>
+          </w:rPr>
+          <w:fldChar w:fldCharType="begin"/>
+        </w:r>
+        <w:r>
+          <w:rPr>
+            <w:webHidden/>
+          </w:rPr>
+          <w:instrText xml:space="preserve"> PAGEREF _Toc229920349 \h </w:instrText>
+        </w:r>
+        <w:r>
+          <w:rPr>
+            <w:webHidden/>
+          </w:rPr>
+        </w:r>
+        <w:r>
+          <w:rPr>
+            <w:webHidden/>
+          </w:rPr>
+          <w:fldChar w:fldCharType="separate"/>
+        </w:r>
+        <w:r>
+          <w:rPr>
+            <w:webHidden/>
+          </w:rPr>
+          <w:t>17</w:t>
+        </w:r>
+        <w:r>
+          <w:rPr>
+            <w:webHidden/>
+          </w:rPr>
+          <w:fldChar w:fldCharType="end"/>
+        </w:r>
+      </w:hyperlink>
+    </w:p>
+    <w:p>
+      <w:pPr>
+        <w:pStyle w:val="TOC2"/>
+        <w:rPr>
+          <w:rFonts w:asciiTheme="minorHAnsi" w:eastAsiaTheme="minorEastAsia" w:hAnsiTheme="minorHAnsi" w:cstheme="minorBidi"/>
+          <w:b w:val="0"/>
+          <w:bCs w:val="0"/>
+          <w:kern w:val="2"/>
+          <w:sz w:val="24"/>
+          <w14:ligatures w14:val="standardContextual"/>
+        </w:rPr>
+      </w:pPr>
+      <w:hyperlink w:anchor="_Toc229920350" w:history="1">
+        <w:r>
+          <w:rPr>
+            <w:rStyle w:val="Hyperlink"/>
+          </w:rPr>
+          <w:t>16.16</w:t>
+        </w:r>
+        <w:r>
+          <w:rPr>
+            <w:rFonts w:asciiTheme="minorHAnsi" w:eastAsiaTheme="minorEastAsia" w:hAnsiTheme="minorHAnsi" w:cstheme="minorBidi"/>
+            <w:b w:val="0"/>
+            <w:bCs w:val="0"/>
+            <w:kern w:val="2"/>
+            <w:sz w:val="24"/>
+            <w14:ligatures w14:val="standardContextual"/>
+          </w:rPr>
+          <w:tab/>
+        </w:r>
+        <w:r>
+          <w:rPr>
+            <w:rStyle w:val="Hyperlink"/>
+          </w:rPr>
+          <w:t>TC-UAT-002 – Complete One Full Night</w:t>
+        </w:r>
+        <w:r>
+          <w:rPr>
+            <w:webHidden/>
+          </w:rPr>
+          <w:tab/>
+        </w:r>
+        <w:r>
+          <w:rPr>
+            <w:webHidden/>
+          </w:rPr>
+          <w:fldChar w:fldCharType="begin"/>
+        </w:r>
+        <w:r>
+          <w:rPr>
+            <w:webHidden/>
+          </w:rPr>
+          <w:instrText xml:space="preserve"> PAGEREF _Toc229920350 \h </w:instrText>
+        </w:r>
+        <w:r>
+          <w:rPr>
+            <w:webHidden/>
+          </w:rPr>
+        </w:r>
+        <w:r>
+          <w:rPr>
+            <w:webHidden/>
+          </w:rPr>
+          <w:fldChar w:fldCharType="separate"/>
+        </w:r>
+        <w:r>
+          <w:rPr>
+            <w:webHidden/>
+          </w:rPr>
+          <w:t>17</w:t>
+        </w:r>
+        <w:r>
+          <w:rPr>
+            <w:webHidden/>
+          </w:rPr>
+          <w:fldChar w:fldCharType="end"/>
+        </w:r>
+      </w:hyperlink>
+    </w:p>
+    <w:p>
+      <w:pPr>
+        <w:pStyle w:val="TOC2"/>
+        <w:rPr>
+          <w:rFonts w:asciiTheme="minorHAnsi" w:eastAsiaTheme="minorEastAsia" w:hAnsiTheme="minorHAnsi" w:cstheme="minorBidi"/>
+          <w:b w:val="0"/>
+          <w:bCs w:val="0"/>
+          <w:kern w:val="2"/>
+          <w:sz w:val="24"/>
+          <w14:ligatures w14:val="standardContextual"/>
+        </w:rPr>
+      </w:pPr>
+      <w:hyperlink w:anchor="_Toc229920351" w:history="1">
+        <w:r>
+          <w:rPr>
+            <w:rStyle w:val="Hyperlink"/>
+          </w:rPr>
+          <w:t>16.17</w:t>
+        </w:r>
+        <w:r>
+          <w:rPr>
+            <w:rFonts w:asciiTheme="minorHAnsi" w:eastAsiaTheme="minorEastAsia" w:hAnsiTheme="minorHAnsi" w:cstheme="minorBidi"/>
+            <w:b w:val="0"/>
+            <w:bCs w:val="0"/>
+            <w:kern w:val="2"/>
+            <w:sz w:val="24"/>
+            <w14:ligatures w14:val="standardContextual"/>
+          </w:rPr>
+          <w:tab/>
+        </w:r>
+        <w:r>
+          <w:rPr>
+            <w:rStyle w:val="Hyperlink"/>
+          </w:rPr>
+          <w:t>TC-UAT-003 – Pause and Resume Gameplay</w:t>
+        </w:r>
+        <w:r>
+          <w:rPr>
+            <w:webHidden/>
+          </w:rPr>
+          <w:tab/>
+        </w:r>
+        <w:r>
+          <w:rPr>
+            <w:webHidden/>
+          </w:rPr>
+          <w:fldChar w:fldCharType="begin"/>
+        </w:r>
+        <w:r>
+          <w:rPr>
+            <w:webHidden/>
+          </w:rPr>
+          <w:instrText xml:space="preserve"> PAGEREF _Toc229920351 \h </w:instrText>
+        </w:r>
+        <w:r>
+          <w:rPr>
+            <w:webHidden/>
+          </w:rPr>
+        </w:r>
+        <w:r>
+          <w:rPr>
+            <w:webHidden/>
+          </w:rPr>
+          <w:fldChar w:fldCharType="separate"/>
+        </w:r>
+        <w:r>
+          <w:rPr>
+            <w:webHidden/>
+          </w:rPr>
+          <w:t>18</w:t>
         </w:r>
         <w:r>
           <w:rPr>
@@ -4322,7 +5094,7 @@
           <w14:ligatures w14:val="standardContextual"/>
         </w:rPr>
       </w:pPr>
-      <w:hyperlink w:anchor="_Toc229731036" w:history="1">
+      <w:hyperlink w:anchor="_Toc229920352" w:history="1">
         <w:r>
           <w:rPr>
             <w:rStyle w:val="Hyperlink"/>
@@ -4370,7 +5142,7 @@
             <w:noProof/>
             <w:webHidden/>
           </w:rPr>
-          <w:instrText xml:space="preserve"> PAGEREF _Toc229731036 \h </w:instrText>
+          <w:instrText xml:space="preserve"> PAGEREF _Toc229920352 \h </w:instrText>
         </w:r>
         <w:r>
           <w:rPr>
@@ -4390,7 +5162,7 @@
             <w:noProof/>
             <w:webHidden/>
           </w:rPr>
-          <w:t>16</w:t>
+          <w:t>18</w:t>
         </w:r>
         <w:r>
           <w:rPr>
@@ -4416,7 +5188,7 @@
           <w14:ligatures w14:val="standardContextual"/>
         </w:rPr>
       </w:pPr>
-      <w:hyperlink w:anchor="_Toc229731037" w:history="1">
+      <w:hyperlink w:anchor="_Toc229920353" w:history="1">
         <w:r>
           <w:rPr>
             <w:rStyle w:val="Hyperlink"/>
@@ -4464,7 +5236,7 @@
             <w:noProof/>
             <w:webHidden/>
           </w:rPr>
-          <w:instrText xml:space="preserve"> PAGEREF _Toc229731037 \h </w:instrText>
+          <w:instrText xml:space="preserve"> PAGEREF _Toc229920353 \h </w:instrText>
         </w:r>
         <w:r>
           <w:rPr>
@@ -4484,7 +5256,7 @@
             <w:noProof/>
             <w:webHidden/>
           </w:rPr>
-          <w:t>18</w:t>
+          <w:t>21</w:t>
         </w:r>
         <w:r>
           <w:rPr>
@@ -4510,7 +5282,7 @@
           <w14:ligatures w14:val="standardContextual"/>
         </w:rPr>
       </w:pPr>
-      <w:hyperlink w:anchor="_Toc229731038" w:history="1">
+      <w:hyperlink w:anchor="_Toc229920354" w:history="1">
         <w:r>
           <w:rPr>
             <w:rStyle w:val="Hyperlink"/>
@@ -4558,7 +5330,7 @@
             <w:noProof/>
             <w:webHidden/>
           </w:rPr>
-          <w:instrText xml:space="preserve"> PAGEREF _Toc229731038 \h </w:instrText>
+          <w:instrText xml:space="preserve"> PAGEREF _Toc229920354 \h </w:instrText>
         </w:r>
         <w:r>
           <w:rPr>
@@ -4578,7 +5350,7 @@
             <w:noProof/>
             <w:webHidden/>
           </w:rPr>
-          <w:t>18</w:t>
+          <w:t>21</w:t>
         </w:r>
         <w:r>
           <w:rPr>
@@ -4606,7 +5378,7 @@
       <w:pPr>
         <w:pStyle w:val="Heading1"/>
       </w:pPr>
-      <w:bookmarkStart w:id="0" w:name="_Toc229730988"/>
+      <w:bookmarkStart w:id="0" w:name="_Toc229920296"/>
       <w:r>
         <w:lastRenderedPageBreak/>
         <w:t>Introduction</w:t>
@@ -4630,7 +5402,7 @@
       <w:pPr>
         <w:pStyle w:val="Heading1"/>
       </w:pPr>
-      <w:bookmarkStart w:id="1" w:name="_Toc229730989"/>
+      <w:bookmarkStart w:id="1" w:name="_Toc229920297"/>
       <w:r>
         <w:t>Purpose</w:t>
       </w:r>
@@ -4696,7 +5468,7 @@
       <w:pPr>
         <w:pStyle w:val="Heading1"/>
       </w:pPr>
-      <w:bookmarkStart w:id="2" w:name="_Toc229730990"/>
+      <w:bookmarkStart w:id="2" w:name="_Toc229920298"/>
       <w:r>
         <w:t>Scope</w:t>
       </w:r>
@@ -4706,7 +5478,7 @@
       <w:pPr>
         <w:pStyle w:val="Heading2"/>
       </w:pPr>
-      <w:bookmarkStart w:id="3" w:name="_Toc229730991"/>
+      <w:bookmarkStart w:id="3" w:name="_Toc229920299"/>
       <w:r>
         <w:t>In Scope</w:t>
       </w:r>
@@ -4778,13 +5550,8 @@
         <w:pStyle w:val="ListParagraph"/>
       </w:pPr>
       <w:r>
-        <w:t xml:space="preserve">Game Over and Night Complete </w:t>
-      </w:r>
-      <w:proofErr w:type="gramStart"/>
-      <w:r>
-        <w:t>states</w:t>
-      </w:r>
-      <w:proofErr w:type="gramEnd"/>
+        <w:t>Game Over and Night Complete states</w:t>
+      </w:r>
     </w:p>
     <w:p>
       <w:pPr>
@@ -4831,7 +5598,7 @@
       <w:pPr>
         <w:pStyle w:val="Heading2"/>
       </w:pPr>
-      <w:bookmarkStart w:id="4" w:name="_Toc229730992"/>
+      <w:bookmarkStart w:id="4" w:name="_Toc229920300"/>
       <w:r>
         <w:t>Out of Scope</w:t>
       </w:r>
@@ -4894,7 +5661,7 @@
       <w:pPr>
         <w:pStyle w:val="Heading1"/>
       </w:pPr>
-      <w:bookmarkStart w:id="5" w:name="_Toc229730993"/>
+      <w:bookmarkStart w:id="5" w:name="_Toc229920301"/>
       <w:r>
         <w:lastRenderedPageBreak/>
         <w:t>References</w:t>
@@ -5179,7 +5946,7 @@
       <w:pPr>
         <w:pStyle w:val="Heading1"/>
       </w:pPr>
-      <w:bookmarkStart w:id="6" w:name="_Toc229730994"/>
+      <w:bookmarkStart w:id="6" w:name="_Toc229920302"/>
       <w:r>
         <w:t>Test Objectives</w:t>
       </w:r>
@@ -5251,13 +6018,8 @@
         <w:pStyle w:val="ListParagraph"/>
       </w:pPr>
       <w:r>
-        <w:t xml:space="preserve">Verify stable execution without crashes or </w:t>
-      </w:r>
-      <w:proofErr w:type="gramStart"/>
-      <w:r>
-        <w:t>freezes</w:t>
-      </w:r>
-      <w:proofErr w:type="gramEnd"/>
+        <w:t>Verify stable execution without crashes or freezes</w:t>
+      </w:r>
     </w:p>
     <w:p>
       <w:pPr>
@@ -5279,7 +6041,7 @@
       <w:pPr>
         <w:pStyle w:val="Heading1"/>
       </w:pPr>
-      <w:bookmarkStart w:id="7" w:name="_Toc229730995"/>
+      <w:bookmarkStart w:id="7" w:name="_Toc229920303"/>
       <w:r>
         <w:t>Test Environment</w:t>
       </w:r>
@@ -5289,7 +6051,7 @@
       <w:pPr>
         <w:pStyle w:val="Heading2"/>
       </w:pPr>
-      <w:bookmarkStart w:id="8" w:name="_Toc229730996"/>
+      <w:bookmarkStart w:id="8" w:name="_Toc229920304"/>
       <w:r>
         <w:t>Hardware Requirements</w:t>
       </w:r>
@@ -5331,7 +6093,7 @@
       <w:pPr>
         <w:pStyle w:val="Heading2"/>
       </w:pPr>
-      <w:bookmarkStart w:id="9" w:name="_Toc229730997"/>
+      <w:bookmarkStart w:id="9" w:name="_Toc229920305"/>
       <w:r>
         <w:t>Software Requirements</w:t>
       </w:r>
@@ -5365,7 +6127,7 @@
       <w:pPr>
         <w:pStyle w:val="Heading2"/>
       </w:pPr>
-      <w:bookmarkStart w:id="10" w:name="_Toc229730998"/>
+      <w:bookmarkStart w:id="10" w:name="_Toc229920306"/>
       <w:r>
         <w:lastRenderedPageBreak/>
         <w:t>Build Under Test</w:t>
@@ -5408,7 +6170,7 @@
       <w:pPr>
         <w:pStyle w:val="Heading1"/>
       </w:pPr>
-      <w:bookmarkStart w:id="11" w:name="_Toc229730999"/>
+      <w:bookmarkStart w:id="11" w:name="_Toc229920307"/>
       <w:r>
         <w:t>Test Types</w:t>
       </w:r>
@@ -5418,7 +6180,7 @@
       <w:pPr>
         <w:pStyle w:val="Heading2"/>
       </w:pPr>
-      <w:bookmarkStart w:id="12" w:name="_Toc229731000"/>
+      <w:bookmarkStart w:id="12" w:name="_Toc229920308"/>
       <w:r>
         <w:t>Functional Testing</w:t>
       </w:r>
@@ -5433,7 +6195,7 @@
       <w:pPr>
         <w:pStyle w:val="Heading2"/>
       </w:pPr>
-      <w:bookmarkStart w:id="13" w:name="_Toc229731001"/>
+      <w:bookmarkStart w:id="13" w:name="_Toc229920309"/>
       <w:r>
         <w:t>Integration Testing</w:t>
       </w:r>
@@ -5448,7 +6210,7 @@
       <w:pPr>
         <w:pStyle w:val="Heading2"/>
       </w:pPr>
-      <w:bookmarkStart w:id="14" w:name="_Toc229731002"/>
+      <w:bookmarkStart w:id="14" w:name="_Toc229920310"/>
       <w:r>
         <w:t>User Interface Testing</w:t>
       </w:r>
@@ -5463,7 +6225,7 @@
       <w:pPr>
         <w:pStyle w:val="Heading2"/>
       </w:pPr>
-      <w:bookmarkStart w:id="15" w:name="_Toc229731003"/>
+      <w:bookmarkStart w:id="15" w:name="_Toc229920311"/>
       <w:r>
         <w:t>Performance Testing</w:t>
       </w:r>
@@ -5478,7 +6240,7 @@
       <w:pPr>
         <w:pStyle w:val="Heading2"/>
       </w:pPr>
-      <w:bookmarkStart w:id="16" w:name="_Toc229731004"/>
+      <w:bookmarkStart w:id="16" w:name="_Toc229920312"/>
       <w:r>
         <w:t>Regression Testing</w:t>
       </w:r>
@@ -5499,7 +6261,7 @@
       <w:pPr>
         <w:pStyle w:val="Heading2"/>
       </w:pPr>
-      <w:bookmarkStart w:id="17" w:name="_Toc229731005"/>
+      <w:bookmarkStart w:id="17" w:name="_Toc229920313"/>
       <w:r>
         <w:t>Usability Testing</w:t>
       </w:r>
@@ -5514,11 +6276,695 @@
       <w:pPr>
         <w:pStyle w:val="Heading2"/>
       </w:pPr>
-      <w:bookmarkStart w:id="18" w:name="_Toc229731006"/>
+      <w:bookmarkStart w:id="18" w:name="_Toc229920314"/>
+      <w:r>
+        <w:t>User Acceptance Testing (UAT)</w:t>
+      </w:r>
+      <w:bookmarkEnd w:id="18"/>
+    </w:p>
+    <w:p>
+      <w:r>
+        <w:t>User Acceptance Testing was conducted to verify that Insomnia meets stakeholder expectations and provides a playable and understandable gameplay experience for end users.</w:t>
+      </w:r>
+    </w:p>
+    <w:p>
+      <w:pPr>
+        <w:pStyle w:val="Heading3"/>
+      </w:pPr>
+      <w:bookmarkStart w:id="19" w:name="_Toc229920315"/>
+      <w:r>
+        <w:t>UAT Objectives</w:t>
+      </w:r>
+      <w:bookmarkEnd w:id="19"/>
+    </w:p>
+    <w:p>
+      <w:pPr>
+        <w:pStyle w:val="ListParagraph"/>
+      </w:pPr>
+      <w:r>
+        <w:t>Verify gameplay is understandable for first-time players</w:t>
+      </w:r>
+    </w:p>
+    <w:p>
+      <w:pPr>
+        <w:pStyle w:val="ListParagraph"/>
+      </w:pPr>
+      <w:r>
+        <w:t>Validate menu navigation and controls</w:t>
+      </w:r>
+    </w:p>
+    <w:p>
+      <w:pPr>
+        <w:pStyle w:val="ListParagraph"/>
+      </w:pPr>
+      <w:r>
+        <w:t>Confirm gameplay progression functions correctly</w:t>
+      </w:r>
+    </w:p>
+    <w:p>
+      <w:pPr>
+        <w:pStyle w:val="ListParagraph"/>
+      </w:pPr>
+      <w:r>
+        <w:t>Ensure threats and environmental interactions are intuitive</w:t>
+      </w:r>
+    </w:p>
+    <w:p>
+      <w:pPr>
+        <w:pStyle w:val="ListParagraph"/>
+      </w:pPr>
+      <w:r>
+        <w:t>Verify win/loss conditions behave as expected</w:t>
+      </w:r>
+    </w:p>
+    <w:p>
+      <w:pPr>
+        <w:pStyle w:val="ListParagraph"/>
+      </w:pPr>
+      <w:r>
+        <w:t>Confirm stable gameplay without crashes</w:t>
+      </w:r>
+    </w:p>
+    <w:p>
+      <w:pPr>
+        <w:pStyle w:val="Heading3"/>
+      </w:pPr>
+      <w:bookmarkStart w:id="20" w:name="_Toc229920316"/>
+      <w:r>
+        <w:t>UAT Participants</w:t>
+      </w:r>
+      <w:bookmarkEnd w:id="20"/>
+    </w:p>
+    <w:p>
+      <w:pPr>
+        <w:pStyle w:val="ListParagraph"/>
+      </w:pPr>
+      <w:r>
+        <w:t>Project Team Members</w:t>
+      </w:r>
+    </w:p>
+    <w:p>
+      <w:pPr>
+        <w:pStyle w:val="ListParagraph"/>
+      </w:pPr>
+      <w:r>
+        <w:t>Student Test Participants</w:t>
+      </w:r>
+    </w:p>
+    <w:p>
+      <w:pPr>
+        <w:pStyle w:val="Heading3"/>
+      </w:pPr>
+      <w:bookmarkStart w:id="21" w:name="_Toc229920317"/>
+      <w:r>
+        <w:lastRenderedPageBreak/>
+        <w:t>UAT Acceptance Criteria</w:t>
+      </w:r>
+      <w:bookmarkEnd w:id="21"/>
+    </w:p>
+    <w:p>
+      <w:pPr>
+        <w:pStyle w:val="ListParagraph"/>
+      </w:pPr>
+      <w:r>
+        <w:t>Game launches successfully</w:t>
+      </w:r>
+    </w:p>
+    <w:p>
+      <w:pPr>
+        <w:pStyle w:val="ListParagraph"/>
+      </w:pPr>
+      <w:r>
+        <w:t>Players can start and complete gameplay sessions</w:t>
+      </w:r>
+    </w:p>
+    <w:p>
+      <w:pPr>
+        <w:pStyle w:val="ListParagraph"/>
+      </w:pPr>
+      <w:r>
+        <w:t>UI elements display correctly</w:t>
+      </w:r>
+    </w:p>
+    <w:p>
+      <w:pPr>
+        <w:pStyle w:val="ListParagraph"/>
+      </w:pPr>
+      <w:r>
+        <w:t>Monster threats can be identified and countered</w:t>
+      </w:r>
+    </w:p>
+    <w:p>
+      <w:pPr>
+        <w:pStyle w:val="ListParagraph"/>
+      </w:pPr>
+      <w:r>
+        <w:t>No blocking defects occur during gameplay</w:t>
+      </w:r>
+    </w:p>
+    <w:p>
+      <w:pPr>
+        <w:pStyle w:val="ListParagraph"/>
+      </w:pPr>
+      <w:r>
+        <w:t>Players can pause and resume gameplay successfully</w:t>
+      </w:r>
+    </w:p>
+    <w:p>
+      <w:pPr>
+        <w:pStyle w:val="Heading3"/>
+      </w:pPr>
+      <w:bookmarkStart w:id="22" w:name="_Toc229920318"/>
+      <w:r>
+        <w:t>UAT Test Scenarios</w:t>
+      </w:r>
+      <w:bookmarkEnd w:id="22"/>
+    </w:p>
+    <w:tbl>
+      <w:tblPr>
+        <w:tblW w:w="0" w:type="auto"/>
+        <w:tblCellSpacing w:w="15" w:type="dxa"/>
+        <w:tblCellMar>
+          <w:top w:w="15" w:type="dxa"/>
+          <w:left w:w="15" w:type="dxa"/>
+          <w:bottom w:w="15" w:type="dxa"/>
+          <w:right w:w="15" w:type="dxa"/>
+        </w:tblCellMar>
+        <w:tblLook w:val="04A0" w:firstRow="1" w:lastRow="0" w:firstColumn="1" w:lastColumn="0" w:noHBand="0" w:noVBand="1"/>
+      </w:tblPr>
+      <w:tblGrid>
+        <w:gridCol w:w="2880"/>
+        <w:gridCol w:w="3878"/>
+        <w:gridCol w:w="1102"/>
+      </w:tblGrid>
+      <w:tr>
+        <w:trPr>
+          <w:tblHeader/>
+          <w:tblCellSpacing w:w="15" w:type="dxa"/>
+        </w:trPr>
+        <w:tc>
+          <w:tcPr>
+            <w:tcW w:w="2835" w:type="dxa"/>
+            <w:vAlign w:val="center"/>
+            <w:hideMark/>
+          </w:tcPr>
+          <w:p>
+            <w:pPr>
+              <w:spacing w:before="0" w:after="0"/>
+              <w:jc w:val="center"/>
+              <w:rPr>
+                <w:b/>
+                <w:bCs/>
+                <w:sz w:val="24"/>
+              </w:rPr>
+            </w:pPr>
+            <w:r>
+              <w:rPr>
+                <w:b/>
+                <w:bCs/>
+                <w:sz w:val="24"/>
+              </w:rPr>
+              <w:t>Scenario</w:t>
+            </w:r>
+          </w:p>
+        </w:tc>
+        <w:tc>
+          <w:tcPr>
+            <w:tcW w:w="3848" w:type="dxa"/>
+            <w:vAlign w:val="center"/>
+            <w:hideMark/>
+          </w:tcPr>
+          <w:p>
+            <w:pPr>
+              <w:spacing w:before="0" w:after="0"/>
+              <w:jc w:val="center"/>
+              <w:rPr>
+                <w:b/>
+                <w:bCs/>
+                <w:sz w:val="24"/>
+              </w:rPr>
+            </w:pPr>
+            <w:r>
+              <w:rPr>
+                <w:b/>
+                <w:bCs/>
+                <w:sz w:val="24"/>
+              </w:rPr>
+              <w:t>Expected Result</w:t>
+            </w:r>
+          </w:p>
+        </w:tc>
+        <w:tc>
+          <w:tcPr>
+            <w:tcW w:w="1057" w:type="dxa"/>
+            <w:vAlign w:val="center"/>
+            <w:hideMark/>
+          </w:tcPr>
+          <w:p>
+            <w:pPr>
+              <w:spacing w:before="0" w:after="0"/>
+              <w:jc w:val="center"/>
+              <w:rPr>
+                <w:b/>
+                <w:bCs/>
+                <w:sz w:val="24"/>
+              </w:rPr>
+            </w:pPr>
+            <w:r>
+              <w:rPr>
+                <w:b/>
+                <w:bCs/>
+                <w:sz w:val="24"/>
+              </w:rPr>
+              <w:t>Status</w:t>
+            </w:r>
+          </w:p>
+        </w:tc>
+      </w:tr>
+      <w:tr>
+        <w:trPr>
+          <w:tblCellSpacing w:w="15" w:type="dxa"/>
+        </w:trPr>
+        <w:tc>
+          <w:tcPr>
+            <w:tcW w:w="2835" w:type="dxa"/>
+            <w:vAlign w:val="center"/>
+            <w:hideMark/>
+          </w:tcPr>
+          <w:p>
+            <w:pPr>
+              <w:spacing w:before="0" w:after="0"/>
+              <w:rPr>
+                <w:sz w:val="24"/>
+              </w:rPr>
+            </w:pPr>
+            <w:r>
+              <w:rPr>
+                <w:sz w:val="24"/>
+              </w:rPr>
+              <w:t>Launch game</w:t>
+            </w:r>
+          </w:p>
+        </w:tc>
+        <w:tc>
+          <w:tcPr>
+            <w:tcW w:w="3848" w:type="dxa"/>
+            <w:vAlign w:val="center"/>
+            <w:hideMark/>
+          </w:tcPr>
+          <w:p>
+            <w:pPr>
+              <w:spacing w:before="0" w:after="0"/>
+              <w:rPr>
+                <w:sz w:val="24"/>
+              </w:rPr>
+            </w:pPr>
+            <w:r>
+              <w:rPr>
+                <w:sz w:val="24"/>
+              </w:rPr>
+              <w:t>Main Menu appears</w:t>
+            </w:r>
+          </w:p>
+        </w:tc>
+        <w:tc>
+          <w:tcPr>
+            <w:tcW w:w="1057" w:type="dxa"/>
+            <w:vAlign w:val="center"/>
+            <w:hideMark/>
+          </w:tcPr>
+          <w:p>
+            <w:pPr>
+              <w:spacing w:before="0" w:after="0"/>
+              <w:jc w:val="center"/>
+              <w:rPr>
+                <w:sz w:val="24"/>
+              </w:rPr>
+            </w:pPr>
+            <w:r>
+              <w:rPr>
+                <w:sz w:val="24"/>
+              </w:rPr>
+              <w:t>Pass</w:t>
+            </w:r>
+          </w:p>
+        </w:tc>
+      </w:tr>
+      <w:tr>
+        <w:trPr>
+          <w:tblCellSpacing w:w="15" w:type="dxa"/>
+        </w:trPr>
+        <w:tc>
+          <w:tcPr>
+            <w:tcW w:w="2835" w:type="dxa"/>
+            <w:vAlign w:val="center"/>
+            <w:hideMark/>
+          </w:tcPr>
+          <w:p>
+            <w:pPr>
+              <w:spacing w:before="0" w:after="0"/>
+              <w:rPr>
+                <w:sz w:val="24"/>
+              </w:rPr>
+            </w:pPr>
+            <w:r>
+              <w:rPr>
+                <w:sz w:val="24"/>
+              </w:rPr>
+              <w:t>Start gameplay</w:t>
+            </w:r>
+          </w:p>
+        </w:tc>
+        <w:tc>
+          <w:tcPr>
+            <w:tcW w:w="3848" w:type="dxa"/>
+            <w:vAlign w:val="center"/>
+            <w:hideMark/>
+          </w:tcPr>
+          <w:p>
+            <w:pPr>
+              <w:spacing w:before="0" w:after="0"/>
+              <w:rPr>
+                <w:sz w:val="24"/>
+              </w:rPr>
+            </w:pPr>
+            <w:r>
+              <w:rPr>
+                <w:sz w:val="24"/>
+              </w:rPr>
+              <w:t>Night begins correctly</w:t>
+            </w:r>
+          </w:p>
+        </w:tc>
+        <w:tc>
+          <w:tcPr>
+            <w:tcW w:w="1057" w:type="dxa"/>
+            <w:vAlign w:val="center"/>
+            <w:hideMark/>
+          </w:tcPr>
+          <w:p>
+            <w:pPr>
+              <w:spacing w:before="0" w:after="0"/>
+              <w:jc w:val="center"/>
+              <w:rPr>
+                <w:sz w:val="24"/>
+              </w:rPr>
+            </w:pPr>
+            <w:r>
+              <w:rPr>
+                <w:sz w:val="24"/>
+              </w:rPr>
+              <w:t>Pass</w:t>
+            </w:r>
+          </w:p>
+        </w:tc>
+      </w:tr>
+      <w:tr>
+        <w:trPr>
+          <w:tblCellSpacing w:w="15" w:type="dxa"/>
+        </w:trPr>
+        <w:tc>
+          <w:tcPr>
+            <w:tcW w:w="2835" w:type="dxa"/>
+            <w:vAlign w:val="center"/>
+            <w:hideMark/>
+          </w:tcPr>
+          <w:p>
+            <w:pPr>
+              <w:spacing w:before="0" w:after="0"/>
+              <w:rPr>
+                <w:sz w:val="24"/>
+              </w:rPr>
+            </w:pPr>
+            <w:r>
+              <w:rPr>
+                <w:sz w:val="24"/>
+              </w:rPr>
+              <w:t>Respond to monster threat</w:t>
+            </w:r>
+          </w:p>
+        </w:tc>
+        <w:tc>
+          <w:tcPr>
+            <w:tcW w:w="3848" w:type="dxa"/>
+            <w:vAlign w:val="center"/>
+            <w:hideMark/>
+          </w:tcPr>
+          <w:p>
+            <w:pPr>
+              <w:spacing w:before="0" w:after="0"/>
+              <w:rPr>
+                <w:sz w:val="24"/>
+              </w:rPr>
+            </w:pPr>
+            <w:r>
+              <w:rPr>
+                <w:sz w:val="24"/>
+              </w:rPr>
+              <w:t>Threat resolves correctly</w:t>
+            </w:r>
+          </w:p>
+        </w:tc>
+        <w:tc>
+          <w:tcPr>
+            <w:tcW w:w="1057" w:type="dxa"/>
+            <w:vAlign w:val="center"/>
+            <w:hideMark/>
+          </w:tcPr>
+          <w:p>
+            <w:pPr>
+              <w:spacing w:before="0" w:after="0"/>
+              <w:jc w:val="center"/>
+              <w:rPr>
+                <w:sz w:val="24"/>
+              </w:rPr>
+            </w:pPr>
+            <w:r>
+              <w:rPr>
+                <w:sz w:val="24"/>
+              </w:rPr>
+              <w:t>Pass</w:t>
+            </w:r>
+          </w:p>
+        </w:tc>
+      </w:tr>
+      <w:tr>
+        <w:trPr>
+          <w:tblCellSpacing w:w="15" w:type="dxa"/>
+        </w:trPr>
+        <w:tc>
+          <w:tcPr>
+            <w:tcW w:w="2835" w:type="dxa"/>
+            <w:vAlign w:val="center"/>
+            <w:hideMark/>
+          </w:tcPr>
+          <w:p>
+            <w:pPr>
+              <w:spacing w:before="0" w:after="0"/>
+              <w:rPr>
+                <w:sz w:val="24"/>
+              </w:rPr>
+            </w:pPr>
+            <w:r>
+              <w:rPr>
+                <w:sz w:val="24"/>
+              </w:rPr>
+              <w:t>Complete night</w:t>
+            </w:r>
+          </w:p>
+        </w:tc>
+        <w:tc>
+          <w:tcPr>
+            <w:tcW w:w="3848" w:type="dxa"/>
+            <w:vAlign w:val="center"/>
+            <w:hideMark/>
+          </w:tcPr>
+          <w:p>
+            <w:pPr>
+              <w:spacing w:before="0" w:after="0"/>
+              <w:rPr>
+                <w:sz w:val="24"/>
+              </w:rPr>
+            </w:pPr>
+            <w:r>
+              <w:rPr>
+                <w:sz w:val="24"/>
+              </w:rPr>
+              <w:t>Night Complete screen appears</w:t>
+            </w:r>
+          </w:p>
+        </w:tc>
+        <w:tc>
+          <w:tcPr>
+            <w:tcW w:w="1057" w:type="dxa"/>
+            <w:vAlign w:val="center"/>
+            <w:hideMark/>
+          </w:tcPr>
+          <w:p>
+            <w:pPr>
+              <w:spacing w:before="0" w:after="0"/>
+              <w:jc w:val="center"/>
+              <w:rPr>
+                <w:sz w:val="24"/>
+              </w:rPr>
+            </w:pPr>
+            <w:r>
+              <w:rPr>
+                <w:sz w:val="24"/>
+              </w:rPr>
+              <w:t>Pass</w:t>
+            </w:r>
+          </w:p>
+        </w:tc>
+      </w:tr>
+      <w:tr>
+        <w:trPr>
+          <w:tblCellSpacing w:w="15" w:type="dxa"/>
+        </w:trPr>
+        <w:tc>
+          <w:tcPr>
+            <w:tcW w:w="2835" w:type="dxa"/>
+            <w:vAlign w:val="center"/>
+            <w:hideMark/>
+          </w:tcPr>
+          <w:p>
+            <w:pPr>
+              <w:spacing w:before="0" w:after="0"/>
+              <w:rPr>
+                <w:sz w:val="24"/>
+              </w:rPr>
+            </w:pPr>
+            <w:r>
+              <w:rPr>
+                <w:sz w:val="24"/>
+              </w:rPr>
+              <w:t>Ignore threat</w:t>
+            </w:r>
+          </w:p>
+        </w:tc>
+        <w:tc>
+          <w:tcPr>
+            <w:tcW w:w="3848" w:type="dxa"/>
+            <w:vAlign w:val="center"/>
+            <w:hideMark/>
+          </w:tcPr>
+          <w:p>
+            <w:pPr>
+              <w:spacing w:before="0" w:after="0"/>
+              <w:rPr>
+                <w:sz w:val="24"/>
+              </w:rPr>
+            </w:pPr>
+            <w:r>
+              <w:rPr>
+                <w:sz w:val="24"/>
+              </w:rPr>
+              <w:t>Game Over appears</w:t>
+            </w:r>
+          </w:p>
+        </w:tc>
+        <w:tc>
+          <w:tcPr>
+            <w:tcW w:w="1057" w:type="dxa"/>
+            <w:vAlign w:val="center"/>
+            <w:hideMark/>
+          </w:tcPr>
+          <w:p>
+            <w:pPr>
+              <w:spacing w:before="0" w:after="0"/>
+              <w:jc w:val="center"/>
+              <w:rPr>
+                <w:sz w:val="24"/>
+              </w:rPr>
+            </w:pPr>
+            <w:r>
+              <w:rPr>
+                <w:sz w:val="24"/>
+              </w:rPr>
+              <w:t>Pass</w:t>
+            </w:r>
+          </w:p>
+        </w:tc>
+      </w:tr>
+      <w:tr>
+        <w:trPr>
+          <w:tblCellSpacing w:w="15" w:type="dxa"/>
+        </w:trPr>
+        <w:tc>
+          <w:tcPr>
+            <w:tcW w:w="2835" w:type="dxa"/>
+            <w:vAlign w:val="center"/>
+            <w:hideMark/>
+          </w:tcPr>
+          <w:p>
+            <w:pPr>
+              <w:spacing w:before="0" w:after="0"/>
+              <w:rPr>
+                <w:sz w:val="24"/>
+              </w:rPr>
+            </w:pPr>
+            <w:r>
+              <w:rPr>
+                <w:sz w:val="24"/>
+              </w:rPr>
+              <w:t>Pause/Resume game</w:t>
+            </w:r>
+          </w:p>
+        </w:tc>
+        <w:tc>
+          <w:tcPr>
+            <w:tcW w:w="3848" w:type="dxa"/>
+            <w:vAlign w:val="center"/>
+            <w:hideMark/>
+          </w:tcPr>
+          <w:p>
+            <w:pPr>
+              <w:spacing w:before="0" w:after="0"/>
+              <w:rPr>
+                <w:sz w:val="24"/>
+              </w:rPr>
+            </w:pPr>
+            <w:r>
+              <w:rPr>
+                <w:sz w:val="24"/>
+              </w:rPr>
+              <w:t>Gameplay suspends and resumes</w:t>
+            </w:r>
+          </w:p>
+        </w:tc>
+        <w:tc>
+          <w:tcPr>
+            <w:tcW w:w="1057" w:type="dxa"/>
+            <w:vAlign w:val="center"/>
+            <w:hideMark/>
+          </w:tcPr>
+          <w:p>
+            <w:pPr>
+              <w:spacing w:before="0" w:after="0"/>
+              <w:jc w:val="center"/>
+              <w:rPr>
+                <w:sz w:val="24"/>
+              </w:rPr>
+            </w:pPr>
+            <w:r>
+              <w:rPr>
+                <w:sz w:val="24"/>
+              </w:rPr>
+              <w:t>Pass</w:t>
+            </w:r>
+          </w:p>
+        </w:tc>
+      </w:tr>
+    </w:tbl>
+    <w:p>
+      <w:pPr>
+        <w:pStyle w:val="Heading2"/>
+      </w:pPr>
+      <w:bookmarkStart w:id="23" w:name="_Toc229920319"/>
       <w:r>
         <w:t>Build Verification Testing</w:t>
       </w:r>
-      <w:bookmarkEnd w:id="18"/>
+      <w:bookmarkEnd w:id="23"/>
     </w:p>
     <w:p>
       <w:r>
@@ -5529,11 +6975,11 @@
       <w:pPr>
         <w:pStyle w:val="Heading1"/>
       </w:pPr>
-      <w:bookmarkStart w:id="19" w:name="_Toc229731007"/>
+      <w:bookmarkStart w:id="24" w:name="_Toc229920320"/>
       <w:r>
         <w:t>Test Approach</w:t>
       </w:r>
-      <w:bookmarkEnd w:id="19"/>
+      <w:bookmarkEnd w:id="24"/>
     </w:p>
     <w:p>
       <w:r>
@@ -5626,12 +7072,11 @@
       <w:pPr>
         <w:pStyle w:val="Heading1"/>
       </w:pPr>
-      <w:bookmarkStart w:id="20" w:name="_Toc229731008"/>
-      <w:r>
-        <w:lastRenderedPageBreak/>
+      <w:bookmarkStart w:id="25" w:name="_Toc229920321"/>
+      <w:r>
         <w:t>Roles and Responsibilities</w:t>
       </w:r>
-      <w:bookmarkEnd w:id="20"/>
+      <w:bookmarkEnd w:id="25"/>
       <w:r>
         <w:t xml:space="preserve"> </w:t>
       </w:r>
@@ -5842,6 +7287,7 @@
               <w:spacing w:before="60" w:after="60"/>
             </w:pPr>
             <w:r>
+              <w:lastRenderedPageBreak/>
               <w:t>Developers</w:t>
             </w:r>
           </w:p>
@@ -5867,11 +7313,11 @@
       <w:pPr>
         <w:pStyle w:val="Heading1"/>
       </w:pPr>
-      <w:bookmarkStart w:id="21" w:name="_Toc229731009"/>
+      <w:bookmarkStart w:id="26" w:name="_Toc229920322"/>
       <w:r>
         <w:t>Entry and Exit Criteria</w:t>
       </w:r>
-      <w:bookmarkEnd w:id="21"/>
+      <w:bookmarkEnd w:id="26"/>
       <w:r>
         <w:t xml:space="preserve"> </w:t>
       </w:r>
@@ -5880,11 +7326,11 @@
       <w:pPr>
         <w:pStyle w:val="Heading2"/>
       </w:pPr>
-      <w:bookmarkStart w:id="22" w:name="_Toc229731010"/>
+      <w:bookmarkStart w:id="27" w:name="_Toc229920323"/>
       <w:r>
         <w:t>Entry Criteria</w:t>
       </w:r>
-      <w:bookmarkEnd w:id="22"/>
+      <w:bookmarkEnd w:id="27"/>
     </w:p>
     <w:p>
       <w:r>
@@ -5927,11 +7373,11 @@
       <w:pPr>
         <w:pStyle w:val="Heading2"/>
       </w:pPr>
-      <w:bookmarkStart w:id="23" w:name="_Toc229731011"/>
+      <w:bookmarkStart w:id="28" w:name="_Toc229920324"/>
       <w:r>
         <w:t>Exit Criteria</w:t>
       </w:r>
-      <w:bookmarkEnd w:id="23"/>
+      <w:bookmarkEnd w:id="28"/>
     </w:p>
     <w:p>
       <w:r>
@@ -5982,11 +7428,11 @@
       <w:pPr>
         <w:pStyle w:val="Heading1"/>
       </w:pPr>
-      <w:bookmarkStart w:id="24" w:name="_Toc229731012"/>
+      <w:bookmarkStart w:id="29" w:name="_Toc229920325"/>
       <w:r>
         <w:t>Defect Management Process</w:t>
       </w:r>
-      <w:bookmarkEnd w:id="24"/>
+      <w:bookmarkEnd w:id="29"/>
       <w:r>
         <w:t xml:space="preserve"> </w:t>
       </w:r>
@@ -5995,11 +7441,11 @@
       <w:pPr>
         <w:pStyle w:val="Heading2"/>
       </w:pPr>
-      <w:bookmarkStart w:id="25" w:name="_Toc229731013"/>
+      <w:bookmarkStart w:id="30" w:name="_Toc229920326"/>
       <w:r>
         <w:t>Defect Lifecycle</w:t>
       </w:r>
-      <w:bookmarkEnd w:id="25"/>
+      <w:bookmarkEnd w:id="30"/>
     </w:p>
     <w:p>
       <w:pPr>
@@ -6030,13 +7476,8 @@
         <w:pStyle w:val="ListParagraph"/>
       </w:pPr>
       <w:r>
-        <w:t xml:space="preserve">Developer investigates and fixes </w:t>
-      </w:r>
-      <w:proofErr w:type="gramStart"/>
-      <w:r>
-        <w:t>issue</w:t>
-      </w:r>
-      <w:proofErr w:type="gramEnd"/>
+        <w:t>Developer investigates and fixes issue</w:t>
+      </w:r>
     </w:p>
     <w:p>
       <w:pPr>
@@ -6058,12 +7499,11 @@
       <w:pPr>
         <w:pStyle w:val="Heading2"/>
       </w:pPr>
-      <w:bookmarkStart w:id="26" w:name="_Toc229731014"/>
-      <w:r>
-        <w:lastRenderedPageBreak/>
+      <w:bookmarkStart w:id="31" w:name="_Toc229920327"/>
+      <w:r>
         <w:t>Severity Levels</w:t>
       </w:r>
-      <w:bookmarkEnd w:id="26"/>
+      <w:bookmarkEnd w:id="31"/>
     </w:p>
     <w:tbl>
       <w:tblPr>
@@ -6268,21 +7708,22 @@
       <w:pPr>
         <w:pStyle w:val="Heading1"/>
       </w:pPr>
-      <w:bookmarkStart w:id="27" w:name="_Toc229731015"/>
-      <w:r>
+      <w:bookmarkStart w:id="32" w:name="_Toc229920328"/>
+      <w:r>
+        <w:lastRenderedPageBreak/>
         <w:t>Suspension and Resumption Criteria</w:t>
       </w:r>
-      <w:bookmarkEnd w:id="27"/>
+      <w:bookmarkEnd w:id="32"/>
     </w:p>
     <w:p>
       <w:pPr>
         <w:pStyle w:val="Heading2"/>
       </w:pPr>
-      <w:bookmarkStart w:id="28" w:name="_Toc229731016"/>
+      <w:bookmarkStart w:id="33" w:name="_Toc229920329"/>
       <w:r>
         <w:t>Testing May Be Suspended If:</w:t>
       </w:r>
-      <w:bookmarkEnd w:id="28"/>
+      <w:bookmarkEnd w:id="33"/>
     </w:p>
     <w:p>
       <w:pPr>
@@ -6320,11 +7761,11 @@
       <w:pPr>
         <w:pStyle w:val="Heading2"/>
       </w:pPr>
-      <w:bookmarkStart w:id="29" w:name="_Toc229731017"/>
+      <w:bookmarkStart w:id="34" w:name="_Toc229920330"/>
       <w:r>
         <w:t>Testing Will Resume When:</w:t>
       </w:r>
-      <w:bookmarkEnd w:id="29"/>
+      <w:bookmarkEnd w:id="34"/>
     </w:p>
     <w:p>
       <w:pPr>
@@ -6354,21 +7795,71 @@
       <w:pPr>
         <w:pStyle w:val="Heading1"/>
       </w:pPr>
-      <w:bookmarkStart w:id="30" w:name="_Toc229731018"/>
+      <w:bookmarkStart w:id="35" w:name="_Toc229920331"/>
       <w:r>
         <w:t>Risks and Mitigation</w:t>
       </w:r>
-      <w:bookmarkEnd w:id="30"/>
+      <w:bookmarkEnd w:id="35"/>
     </w:p>
     <w:p>
       <w:pPr>
         <w:pStyle w:val="ListParagraph"/>
       </w:pPr>
       <w:r>
+        <w:t>unstable build</w:t>
+      </w:r>
+    </w:p>
+    <w:p>
+      <w:pPr>
+        <w:pStyle w:val="ListParagraph"/>
+      </w:pPr>
+      <w:r>
+        <w:t>unresolved defects</w:t>
+      </w:r>
+    </w:p>
+    <w:p>
+      <w:pPr>
+        <w:pStyle w:val="ListParagraph"/>
+      </w:pPr>
+      <w:r>
+        <w:t>hardware differences</w:t>
+      </w:r>
+    </w:p>
+    <w:p>
+      <w:pPr>
+        <w:pStyle w:val="ListParagraph"/>
+      </w:pPr>
+      <w:r>
+        <w:t>performance issues</w:t>
+      </w:r>
+    </w:p>
+    <w:p>
+      <w:pPr>
+        <w:pStyle w:val="ListParagraph"/>
+      </w:pPr>
+      <w:r>
+        <w:t>missed gameplay events</w:t>
+      </w:r>
+    </w:p>
+    <w:p>
+      <w:pPr>
+        <w:pStyle w:val="Heading1"/>
+      </w:pPr>
+      <w:bookmarkStart w:id="36" w:name="_Toc229920332"/>
+      <w:r>
+        <w:t>Deliverables</w:t>
+      </w:r>
+      <w:bookmarkEnd w:id="36"/>
+      <w:r>
         <w:t xml:space="preserve"> </w:t>
       </w:r>
-      <w:r>
-        <w:t>Runs locally on Windows</w:t>
+    </w:p>
+    <w:p>
+      <w:r>
+        <w:t xml:space="preserve"> </w:t>
+      </w:r>
+      <w:r>
+        <w:t>The following testing deliverables will be produced:</w:t>
       </w:r>
     </w:p>
     <w:p>
@@ -6376,7 +7867,7 @@
         <w:pStyle w:val="ListParagraph"/>
       </w:pPr>
       <w:r>
-        <w:t>Built using GameMaker Studio 2</w:t>
+        <w:t>Test Plan</w:t>
       </w:r>
     </w:p>
     <w:p>
@@ -6384,7 +7875,7 @@
         <w:pStyle w:val="ListParagraph"/>
       </w:pPr>
       <w:r>
-        <w:t>Event-driven object-based architecture</w:t>
+        <w:t>Requirements Traceability Matrix</w:t>
       </w:r>
     </w:p>
     <w:p>
@@ -6392,88 +7883,42 @@
         <w:pStyle w:val="ListParagraph"/>
       </w:pPr>
       <w:r>
-        <w:t>No external services</w:t>
+        <w:t>Test Case Documentation</w:t>
+      </w:r>
+    </w:p>
+    <w:p>
+      <w:pPr>
+        <w:pStyle w:val="ListParagraph"/>
+      </w:pPr>
+      <w:r>
+        <w:t>Defect Reports</w:t>
+      </w:r>
+    </w:p>
+    <w:p>
+      <w:pPr>
+        <w:pStyle w:val="ListParagraph"/>
+      </w:pPr>
+      <w:r>
+        <w:t>Testing Status Reports</w:t>
+      </w:r>
+    </w:p>
+    <w:p>
+      <w:pPr>
+        <w:pStyle w:val="ListParagraph"/>
+      </w:pPr>
+      <w:r>
+        <w:t>Final Testing Summary</w:t>
       </w:r>
     </w:p>
     <w:p>
       <w:pPr>
         <w:pStyle w:val="Heading1"/>
       </w:pPr>
-      <w:bookmarkStart w:id="31" w:name="_Toc229731019"/>
-      <w:r>
-        <w:t>Deliverables</w:t>
-      </w:r>
-      <w:bookmarkEnd w:id="31"/>
-      <w:r>
-        <w:t xml:space="preserve"> </w:t>
-      </w:r>
-    </w:p>
-    <w:p>
-      <w:r>
-        <w:t xml:space="preserve"> </w:t>
-      </w:r>
-      <w:r>
-        <w:t>The following testing deliverables will be produced:</w:t>
-      </w:r>
-    </w:p>
-    <w:p>
-      <w:pPr>
-        <w:pStyle w:val="ListParagraph"/>
-      </w:pPr>
-      <w:r>
-        <w:t>Test Plan</w:t>
-      </w:r>
-    </w:p>
-    <w:p>
-      <w:pPr>
-        <w:pStyle w:val="ListParagraph"/>
-      </w:pPr>
-      <w:r>
-        <w:t>Requirements Traceability Matrix</w:t>
-      </w:r>
-    </w:p>
-    <w:p>
-      <w:pPr>
-        <w:pStyle w:val="ListParagraph"/>
-      </w:pPr>
-      <w:r>
-        <w:t>Test Case Documentation</w:t>
-      </w:r>
-    </w:p>
-    <w:p>
-      <w:pPr>
-        <w:pStyle w:val="ListParagraph"/>
-      </w:pPr>
-      <w:r>
-        <w:t>Defect Reports</w:t>
-      </w:r>
-    </w:p>
-    <w:p>
-      <w:pPr>
-        <w:pStyle w:val="ListParagraph"/>
-      </w:pPr>
-      <w:r>
-        <w:t>Testing Status Reports</w:t>
-      </w:r>
-    </w:p>
-    <w:p>
-      <w:pPr>
-        <w:pStyle w:val="ListParagraph"/>
-      </w:pPr>
-      <w:r>
-        <w:t>Final Testing Summary</w:t>
-      </w:r>
-    </w:p>
-    <w:p>
-      <w:pPr>
-        <w:pStyle w:val="Heading1"/>
-      </w:pPr>
-      <w:bookmarkStart w:id="32" w:name="_Toc229731020"/>
-      <w:r>
-        <w:lastRenderedPageBreak/>
+      <w:bookmarkStart w:id="37" w:name="_Toc229920333"/>
+      <w:r>
         <w:t>Test Schedule</w:t>
       </w:r>
-      <w:bookmarkEnd w:id="32"/>
+      <w:bookmarkEnd w:id="37"/>
     </w:p>
     <w:tbl>
       <w:tblPr>
@@ -6708,21 +8153,22 @@
       <w:pPr>
         <w:pStyle w:val="Heading1"/>
       </w:pPr>
-      <w:bookmarkStart w:id="33" w:name="_Toc229731021"/>
-      <w:r>
+      <w:bookmarkStart w:id="38" w:name="_Toc229920334"/>
+      <w:r>
+        <w:lastRenderedPageBreak/>
         <w:t>Test Cases</w:t>
       </w:r>
-      <w:bookmarkEnd w:id="33"/>
+      <w:bookmarkEnd w:id="38"/>
     </w:p>
     <w:p>
       <w:pPr>
         <w:pStyle w:val="Heading2"/>
       </w:pPr>
-      <w:bookmarkStart w:id="34" w:name="_Toc229731022"/>
+      <w:bookmarkStart w:id="39" w:name="_Toc229920335"/>
       <w:r>
         <w:t>TC-001 – Launch Application</w:t>
       </w:r>
-      <w:bookmarkEnd w:id="34"/>
+      <w:bookmarkEnd w:id="39"/>
     </w:p>
     <w:tbl>
       <w:tblPr>
@@ -7114,11 +8560,11 @@
       <w:pPr>
         <w:pStyle w:val="Heading2"/>
       </w:pPr>
-      <w:bookmarkStart w:id="35" w:name="_Toc229731023"/>
+      <w:bookmarkStart w:id="40" w:name="_Toc229920336"/>
       <w:r>
         <w:t>TC-002 – Start New Game</w:t>
       </w:r>
-      <w:bookmarkEnd w:id="35"/>
+      <w:bookmarkEnd w:id="40"/>
     </w:p>
     <w:tbl>
       <w:tblPr>
@@ -7389,7 +8835,6 @@
               <w:spacing w:before="60" w:after="60"/>
             </w:pPr>
             <w:r>
-              <w:lastRenderedPageBreak/>
               <w:t>Priority</w:t>
             </w:r>
           </w:p>
@@ -7519,11 +8964,12 @@
       <w:pPr>
         <w:pStyle w:val="Heading2"/>
       </w:pPr>
-      <w:bookmarkStart w:id="36" w:name="_Toc229731024"/>
-      <w:r>
+      <w:bookmarkStart w:id="41" w:name="_Toc229920337"/>
+      <w:r>
+        <w:lastRenderedPageBreak/>
         <w:t>TC-003 – Sleep Meter Increases</w:t>
       </w:r>
-      <w:bookmarkEnd w:id="36"/>
+      <w:bookmarkEnd w:id="41"/>
     </w:p>
     <w:tbl>
       <w:tblPr>
@@ -7933,11 +9379,11 @@
       <w:pPr>
         <w:pStyle w:val="Heading2"/>
       </w:pPr>
-      <w:bookmarkStart w:id="37" w:name="_Toc229731025"/>
+      <w:bookmarkStart w:id="42" w:name="_Toc229920338"/>
       <w:r>
         <w:t>TC-004 – Sleep Meter Stops</w:t>
       </w:r>
-      <w:bookmarkEnd w:id="37"/>
+      <w:bookmarkEnd w:id="42"/>
     </w:p>
     <w:tbl>
       <w:tblPr>
@@ -8275,7 +9721,6 @@
               <w:spacing w:before="60" w:after="60"/>
             </w:pPr>
             <w:r>
-              <w:lastRenderedPageBreak/>
               <w:t>Test Image</w:t>
             </w:r>
           </w:p>
@@ -8351,11 +9796,11 @@
       <w:pPr>
         <w:pStyle w:val="Heading2"/>
       </w:pPr>
-      <w:bookmarkStart w:id="38" w:name="_Toc229731026"/>
+      <w:bookmarkStart w:id="43" w:name="_Toc229920339"/>
       <w:r>
         <w:t>TC-005 – Monster Threat Event</w:t>
       </w:r>
-      <w:bookmarkEnd w:id="38"/>
+      <w:bookmarkEnd w:id="43"/>
     </w:p>
     <w:tbl>
       <w:tblPr>
@@ -8486,6 +9931,7 @@
               <w:spacing w:before="60" w:after="60"/>
             </w:pPr>
             <w:r>
+              <w:lastRenderedPageBreak/>
               <w:t>Objective</w:t>
             </w:r>
           </w:p>
@@ -8749,11 +10195,11 @@
       <w:pPr>
         <w:pStyle w:val="Heading2"/>
       </w:pPr>
-      <w:bookmarkStart w:id="39" w:name="_Toc229731027"/>
+      <w:bookmarkStart w:id="44" w:name="_Toc229920340"/>
       <w:r>
         <w:t>TC-006 – Counter Monster Threat</w:t>
       </w:r>
-      <w:bookmarkEnd w:id="39"/>
+      <w:bookmarkEnd w:id="44"/>
     </w:p>
     <w:tbl>
       <w:tblPr>
@@ -9163,12 +10609,11 @@
       <w:pPr>
         <w:pStyle w:val="Heading2"/>
       </w:pPr>
-      <w:bookmarkStart w:id="40" w:name="_Toc229731028"/>
-      <w:r>
-        <w:lastRenderedPageBreak/>
+      <w:bookmarkStart w:id="45" w:name="_Toc229920341"/>
+      <w:r>
         <w:t>TC-007 – Failure Condition</w:t>
       </w:r>
-      <w:bookmarkEnd w:id="40"/>
+      <w:bookmarkEnd w:id="45"/>
     </w:p>
     <w:tbl>
       <w:tblPr>
@@ -9454,6 +10899,7 @@
               <w:spacing w:after="0"/>
             </w:pPr>
             <w:r>
+              <w:lastRenderedPageBreak/>
               <w:t>Priority</w:t>
             </w:r>
           </w:p>
@@ -9580,11 +11026,11 @@
       <w:pPr>
         <w:pStyle w:val="Heading2"/>
       </w:pPr>
-      <w:bookmarkStart w:id="41" w:name="_Toc229731029"/>
+      <w:bookmarkStart w:id="46" w:name="_Toc229920342"/>
       <w:r>
         <w:t>TC-008 – Night Completion</w:t>
       </w:r>
-      <w:bookmarkEnd w:id="41"/>
+      <w:bookmarkEnd w:id="46"/>
     </w:p>
     <w:tbl>
       <w:tblPr>
@@ -9991,11 +11437,11 @@
       <w:pPr>
         <w:pStyle w:val="Heading2"/>
       </w:pPr>
-      <w:bookmarkStart w:id="42" w:name="_Toc229731030"/>
+      <w:bookmarkStart w:id="47" w:name="_Toc229920343"/>
       <w:r>
         <w:t>TC-009 – Pause Functionality</w:t>
       </w:r>
-      <w:bookmarkEnd w:id="42"/>
+      <w:bookmarkEnd w:id="47"/>
     </w:p>
     <w:tbl>
       <w:tblPr>
@@ -10059,7 +11505,6 @@
               <w:spacing w:after="0"/>
             </w:pPr>
             <w:r>
-              <w:lastRenderedPageBreak/>
               <w:t>Test Case ID</w:t>
             </w:r>
           </w:p>
@@ -10325,6 +11770,7 @@
               <w:spacing w:after="0"/>
             </w:pPr>
             <w:r>
+              <w:lastRenderedPageBreak/>
               <w:t>Test Image</w:t>
             </w:r>
           </w:p>
@@ -10387,11 +11833,11 @@
       <w:pPr>
         <w:pStyle w:val="Heading2"/>
       </w:pPr>
-      <w:bookmarkStart w:id="43" w:name="_Toc229731031"/>
+      <w:bookmarkStart w:id="48" w:name="_Toc229920344"/>
       <w:r>
         <w:t>TC-010 – Resume Functionality</w:t>
       </w:r>
-      <w:bookmarkEnd w:id="43"/>
+      <w:bookmarkEnd w:id="48"/>
     </w:p>
     <w:tbl>
       <w:tblPr>
@@ -10782,11 +12228,11 @@
       <w:pPr>
         <w:pStyle w:val="Heading2"/>
       </w:pPr>
-      <w:bookmarkStart w:id="44" w:name="_Toc229731032"/>
+      <w:bookmarkStart w:id="49" w:name="_Toc229920345"/>
       <w:r>
         <w:t>TC-011 – UI Sleep Meter Update</w:t>
       </w:r>
-      <w:bookmarkEnd w:id="44"/>
+      <w:bookmarkEnd w:id="49"/>
     </w:p>
     <w:tbl>
       <w:tblPr>
@@ -10984,7 +12430,6 @@
               <w:spacing w:after="0"/>
             </w:pPr>
             <w:r>
-              <w:lastRenderedPageBreak/>
               <w:t>Steps</w:t>
             </w:r>
           </w:p>
@@ -11178,11 +12623,12 @@
       <w:pPr>
         <w:pStyle w:val="Heading2"/>
       </w:pPr>
-      <w:bookmarkStart w:id="45" w:name="_Toc229731033"/>
-      <w:r>
+      <w:bookmarkStart w:id="50" w:name="_Toc229920346"/>
+      <w:r>
+        <w:lastRenderedPageBreak/>
         <w:t>TC-012 – Audio Playback</w:t>
       </w:r>
-      <w:bookmarkEnd w:id="45"/>
+      <w:bookmarkEnd w:id="50"/>
     </w:p>
     <w:tbl>
       <w:tblPr>
@@ -11505,11 +12951,11 @@
       <w:pPr>
         <w:pStyle w:val="Heading2"/>
       </w:pPr>
-      <w:bookmarkStart w:id="46" w:name="_Toc229731034"/>
+      <w:bookmarkStart w:id="51" w:name="_Toc229920347"/>
       <w:r>
         <w:t>TC-013 – Performance Validation</w:t>
       </w:r>
-      <w:bookmarkEnd w:id="46"/>
+      <w:bookmarkEnd w:id="51"/>
     </w:p>
     <w:tbl>
       <w:tblPr>
@@ -11850,11 +13296,11 @@
       <w:pPr>
         <w:pStyle w:val="Heading2"/>
       </w:pPr>
-      <w:bookmarkStart w:id="47" w:name="_Toc229731035"/>
+      <w:bookmarkStart w:id="52" w:name="_Toc229920348"/>
       <w:r>
         <w:t>TC-014 – Input Response Validation</w:t>
       </w:r>
-      <w:bookmarkEnd w:id="47"/>
+      <w:bookmarkEnd w:id="52"/>
     </w:p>
     <w:tbl>
       <w:tblPr>
@@ -11918,7 +13364,6 @@
               <w:spacing w:after="0"/>
             </w:pPr>
             <w:r>
-              <w:lastRenderedPageBreak/>
               <w:t>Test Case ID</w:t>
             </w:r>
           </w:p>
@@ -12162,6 +13607,7 @@
               <w:spacing w:after="0"/>
             </w:pPr>
             <w:r>
+              <w:lastRenderedPageBreak/>
               <w:t>Status</w:t>
             </w:r>
           </w:p>
@@ -12179,30 +13625,21 @@
               <w:t>5/15/26: Successfully Tested</w:t>
             </w:r>
             <w:r>
-              <w:t xml:space="preserve">. No issues </w:t>
-            </w:r>
-            <w:proofErr w:type="gramStart"/>
-            <w:r>
-              <w:t>found</w:t>
-            </w:r>
-            <w:proofErr w:type="gramEnd"/>
-            <w:r>
-              <w:t xml:space="preserve"> with response rate.</w:t>
+              <w:t>. No issues found with response rate.</w:t>
             </w:r>
           </w:p>
         </w:tc>
       </w:tr>
     </w:tbl>
-    <w:p/>
-    <w:p>
-      <w:pPr>
-        <w:pStyle w:val="Heading1"/>
-      </w:pPr>
-      <w:bookmarkStart w:id="48" w:name="_Toc229731036"/>
-      <w:r>
-        <w:t>Requirements Traceability Matrix</w:t>
-      </w:r>
-      <w:bookmarkEnd w:id="48"/>
+    <w:p>
+      <w:pPr>
+        <w:pStyle w:val="Heading2"/>
+      </w:pPr>
+      <w:bookmarkStart w:id="53" w:name="_Toc229920349"/>
+      <w:r>
+        <w:t>TC-UAT-001 – First-Time User Launch</w:t>
+      </w:r>
+      <w:bookmarkEnd w:id="53"/>
     </w:p>
     <w:tbl>
       <w:tblPr>
@@ -12211,9 +13648,1080 @@
         <w:tblLook w:val="04A0" w:firstRow="1" w:lastRow="0" w:firstColumn="1" w:lastColumn="0" w:noHBand="0" w:noVBand="1"/>
       </w:tblPr>
       <w:tblGrid>
-        <w:gridCol w:w="1744"/>
-        <w:gridCol w:w="3654"/>
-        <w:gridCol w:w="1408"/>
+        <w:gridCol w:w="2835"/>
+        <w:gridCol w:w="4275"/>
+      </w:tblGrid>
+      <w:tr>
+        <w:trPr>
+          <w:cnfStyle w:val="100000000000" w:firstRow="1" w:lastRow="0" w:firstColumn="0" w:lastColumn="0" w:oddVBand="0" w:evenVBand="0" w:oddHBand="0" w:evenHBand="0" w:firstRowFirstColumn="0" w:firstRowLastColumn="0" w:lastRowFirstColumn="0" w:lastRowLastColumn="0"/>
+        </w:trPr>
+        <w:tc>
+          <w:tcPr>
+            <w:cnfStyle w:val="001000000000" w:firstRow="0" w:lastRow="0" w:firstColumn="1" w:lastColumn="0" w:oddVBand="0" w:evenVBand="0" w:oddHBand="0" w:evenHBand="0" w:firstRowFirstColumn="0" w:firstRowLastColumn="0" w:lastRowFirstColumn="0" w:lastRowLastColumn="0"/>
+            <w:tcW w:w="2835" w:type="dxa"/>
+            <w:hideMark/>
+          </w:tcPr>
+          <w:p>
+            <w:pPr>
+              <w:spacing w:after="0"/>
+              <w:jc w:val="center"/>
+            </w:pPr>
+            <w:r>
+              <w:t>Field</w:t>
+            </w:r>
+          </w:p>
+        </w:tc>
+        <w:tc>
+          <w:tcPr>
+            <w:tcW w:w="4275" w:type="dxa"/>
+            <w:hideMark/>
+          </w:tcPr>
+          <w:p>
+            <w:pPr>
+              <w:spacing w:after="0"/>
+              <w:jc w:val="center"/>
+              <w:cnfStyle w:val="100000000000" w:firstRow="1" w:lastRow="0" w:firstColumn="0" w:lastColumn="0" w:oddVBand="0" w:evenVBand="0" w:oddHBand="0" w:evenHBand="0" w:firstRowFirstColumn="0" w:firstRowLastColumn="0" w:lastRowFirstColumn="0" w:lastRowLastColumn="0"/>
+            </w:pPr>
+            <w:r>
+              <w:t>Description</w:t>
+            </w:r>
+          </w:p>
+        </w:tc>
+      </w:tr>
+      <w:tr>
+        <w:trPr>
+          <w:cnfStyle w:val="000000100000" w:firstRow="0" w:lastRow="0" w:firstColumn="0" w:lastColumn="0" w:oddVBand="0" w:evenVBand="0" w:oddHBand="1" w:evenHBand="0" w:firstRowFirstColumn="0" w:firstRowLastColumn="0" w:lastRowFirstColumn="0" w:lastRowLastColumn="0"/>
+        </w:trPr>
+        <w:tc>
+          <w:tcPr>
+            <w:cnfStyle w:val="001000000000" w:firstRow="0" w:lastRow="0" w:firstColumn="1" w:lastColumn="0" w:oddVBand="0" w:evenVBand="0" w:oddHBand="0" w:evenHBand="0" w:firstRowFirstColumn="0" w:firstRowLastColumn="0" w:lastRowFirstColumn="0" w:lastRowLastColumn="0"/>
+            <w:tcW w:w="2835" w:type="dxa"/>
+            <w:hideMark/>
+          </w:tcPr>
+          <w:p>
+            <w:pPr>
+              <w:spacing w:after="0"/>
+            </w:pPr>
+            <w:r>
+              <w:t>Test Case ID</w:t>
+            </w:r>
+          </w:p>
+        </w:tc>
+        <w:tc>
+          <w:tcPr>
+            <w:tcW w:w="4275" w:type="dxa"/>
+            <w:hideMark/>
+          </w:tcPr>
+          <w:p>
+            <w:pPr>
+              <w:spacing w:after="0"/>
+              <w:cnfStyle w:val="000000100000" w:firstRow="0" w:lastRow="0" w:firstColumn="0" w:lastColumn="0" w:oddVBand="0" w:evenVBand="0" w:oddHBand="1" w:evenHBand="0" w:firstRowFirstColumn="0" w:firstRowLastColumn="0" w:lastRowFirstColumn="0" w:lastRowLastColumn="0"/>
+            </w:pPr>
+            <w:r>
+              <w:t>TC-UAT-001</w:t>
+            </w:r>
+          </w:p>
+        </w:tc>
+      </w:tr>
+      <w:tr>
+        <w:tc>
+          <w:tcPr>
+            <w:cnfStyle w:val="001000000000" w:firstRow="0" w:lastRow="0" w:firstColumn="1" w:lastColumn="0" w:oddVBand="0" w:evenVBand="0" w:oddHBand="0" w:evenHBand="0" w:firstRowFirstColumn="0" w:firstRowLastColumn="0" w:lastRowFirstColumn="0" w:lastRowLastColumn="0"/>
+            <w:tcW w:w="2835" w:type="dxa"/>
+            <w:hideMark/>
+          </w:tcPr>
+          <w:p>
+            <w:pPr>
+              <w:spacing w:after="0"/>
+            </w:pPr>
+            <w:r>
+              <w:t>Requirement</w:t>
+            </w:r>
+          </w:p>
+        </w:tc>
+        <w:tc>
+          <w:tcPr>
+            <w:tcW w:w="4275" w:type="dxa"/>
+            <w:hideMark/>
+          </w:tcPr>
+          <w:p>
+            <w:pPr>
+              <w:spacing w:after="0"/>
+              <w:cnfStyle w:val="000000000000" w:firstRow="0" w:lastRow="0" w:firstColumn="0" w:lastColumn="0" w:oddVBand="0" w:evenVBand="0" w:oddHBand="0" w:evenHBand="0" w:firstRowFirstColumn="0" w:firstRowLastColumn="0" w:lastRowFirstColumn="0" w:lastRowLastColumn="0"/>
+            </w:pPr>
+            <w:r>
+              <w:t>UAT Validation</w:t>
+            </w:r>
+          </w:p>
+        </w:tc>
+      </w:tr>
+      <w:tr>
+        <w:trPr>
+          <w:cnfStyle w:val="000000100000" w:firstRow="0" w:lastRow="0" w:firstColumn="0" w:lastColumn="0" w:oddVBand="0" w:evenVBand="0" w:oddHBand="1" w:evenHBand="0" w:firstRowFirstColumn="0" w:firstRowLastColumn="0" w:lastRowFirstColumn="0" w:lastRowLastColumn="0"/>
+        </w:trPr>
+        <w:tc>
+          <w:tcPr>
+            <w:cnfStyle w:val="001000000000" w:firstRow="0" w:lastRow="0" w:firstColumn="1" w:lastColumn="0" w:oddVBand="0" w:evenVBand="0" w:oddHBand="0" w:evenHBand="0" w:firstRowFirstColumn="0" w:firstRowLastColumn="0" w:lastRowFirstColumn="0" w:lastRowLastColumn="0"/>
+            <w:tcW w:w="2835" w:type="dxa"/>
+            <w:hideMark/>
+          </w:tcPr>
+          <w:p>
+            <w:pPr>
+              <w:spacing w:after="0"/>
+            </w:pPr>
+            <w:r>
+              <w:t>Objective</w:t>
+            </w:r>
+          </w:p>
+        </w:tc>
+        <w:tc>
+          <w:tcPr>
+            <w:tcW w:w="4275" w:type="dxa"/>
+            <w:hideMark/>
+          </w:tcPr>
+          <w:p>
+            <w:pPr>
+              <w:spacing w:after="0"/>
+              <w:cnfStyle w:val="000000100000" w:firstRow="0" w:lastRow="0" w:firstColumn="0" w:lastColumn="0" w:oddVBand="0" w:evenVBand="0" w:oddHBand="1" w:evenHBand="0" w:firstRowFirstColumn="0" w:firstRowLastColumn="0" w:lastRowFirstColumn="0" w:lastRowLastColumn="0"/>
+            </w:pPr>
+            <w:r>
+              <w:t>Verify a first-time player can launch and begin the game without assistance</w:t>
+            </w:r>
+          </w:p>
+        </w:tc>
+      </w:tr>
+      <w:tr>
+        <w:tc>
+          <w:tcPr>
+            <w:cnfStyle w:val="001000000000" w:firstRow="0" w:lastRow="0" w:firstColumn="1" w:lastColumn="0" w:oddVBand="0" w:evenVBand="0" w:oddHBand="0" w:evenHBand="0" w:firstRowFirstColumn="0" w:firstRowLastColumn="0" w:lastRowFirstColumn="0" w:lastRowLastColumn="0"/>
+            <w:tcW w:w="2835" w:type="dxa"/>
+            <w:hideMark/>
+          </w:tcPr>
+          <w:p>
+            <w:pPr>
+              <w:spacing w:after="0"/>
+            </w:pPr>
+            <w:r>
+              <w:t>Preconditions</w:t>
+            </w:r>
+          </w:p>
+        </w:tc>
+        <w:tc>
+          <w:tcPr>
+            <w:tcW w:w="4275" w:type="dxa"/>
+            <w:hideMark/>
+          </w:tcPr>
+          <w:p>
+            <w:pPr>
+              <w:spacing w:after="0"/>
+              <w:cnfStyle w:val="000000000000" w:firstRow="0" w:lastRow="0" w:firstColumn="0" w:lastColumn="0" w:oddVBand="0" w:evenVBand="0" w:oddHBand="0" w:evenHBand="0" w:firstRowFirstColumn="0" w:firstRowLastColumn="0" w:lastRowFirstColumn="0" w:lastRowLastColumn="0"/>
+            </w:pPr>
+            <w:r>
+              <w:t>Application installed</w:t>
+            </w:r>
+          </w:p>
+        </w:tc>
+      </w:tr>
+      <w:tr>
+        <w:trPr>
+          <w:cnfStyle w:val="000000100000" w:firstRow="0" w:lastRow="0" w:firstColumn="0" w:lastColumn="0" w:oddVBand="0" w:evenVBand="0" w:oddHBand="1" w:evenHBand="0" w:firstRowFirstColumn="0" w:firstRowLastColumn="0" w:lastRowFirstColumn="0" w:lastRowLastColumn="0"/>
+        </w:trPr>
+        <w:tc>
+          <w:tcPr>
+            <w:cnfStyle w:val="001000000000" w:firstRow="0" w:lastRow="0" w:firstColumn="1" w:lastColumn="0" w:oddVBand="0" w:evenVBand="0" w:oddHBand="0" w:evenHBand="0" w:firstRowFirstColumn="0" w:firstRowLastColumn="0" w:lastRowFirstColumn="0" w:lastRowLastColumn="0"/>
+            <w:tcW w:w="2835" w:type="dxa"/>
+            <w:hideMark/>
+          </w:tcPr>
+          <w:p>
+            <w:pPr>
+              <w:spacing w:after="0"/>
+            </w:pPr>
+            <w:r>
+              <w:t>Steps</w:t>
+            </w:r>
+          </w:p>
+        </w:tc>
+        <w:tc>
+          <w:tcPr>
+            <w:tcW w:w="4275" w:type="dxa"/>
+            <w:hideMark/>
+          </w:tcPr>
+          <w:p>
+            <w:pPr>
+              <w:spacing w:after="0"/>
+              <w:cnfStyle w:val="000000100000" w:firstRow="0" w:lastRow="0" w:firstColumn="0" w:lastColumn="0" w:oddVBand="0" w:evenVBand="0" w:oddHBand="1" w:evenHBand="0" w:firstRowFirstColumn="0" w:firstRowLastColumn="0" w:lastRowFirstColumn="0" w:lastRowLastColumn="0"/>
+            </w:pPr>
+            <w:r>
+              <w:t>1. Launch the executable</w:t>
+            </w:r>
+          </w:p>
+          <w:p>
+            <w:pPr>
+              <w:spacing w:after="0"/>
+              <w:cnfStyle w:val="000000100000" w:firstRow="0" w:lastRow="0" w:firstColumn="0" w:lastColumn="0" w:oddVBand="0" w:evenVBand="0" w:oddHBand="1" w:evenHBand="0" w:firstRowFirstColumn="0" w:firstRowLastColumn="0" w:lastRowFirstColumn="0" w:lastRowLastColumn="0"/>
+            </w:pPr>
+            <w:r>
+              <w:t>2. Navigate the Main Menu</w:t>
+            </w:r>
+          </w:p>
+          <w:p>
+            <w:pPr>
+              <w:spacing w:after="0"/>
+              <w:cnfStyle w:val="000000100000" w:firstRow="0" w:lastRow="0" w:firstColumn="0" w:lastColumn="0" w:oddVBand="0" w:evenVBand="0" w:oddHBand="1" w:evenHBand="0" w:firstRowFirstColumn="0" w:firstRowLastColumn="0" w:lastRowFirstColumn="0" w:lastRowLastColumn="0"/>
+            </w:pPr>
+            <w:r>
+              <w:t>3. Start a new game</w:t>
+            </w:r>
+          </w:p>
+        </w:tc>
+      </w:tr>
+      <w:tr>
+        <w:tc>
+          <w:tcPr>
+            <w:cnfStyle w:val="001000000000" w:firstRow="0" w:lastRow="0" w:firstColumn="1" w:lastColumn="0" w:oddVBand="0" w:evenVBand="0" w:oddHBand="0" w:evenHBand="0" w:firstRowFirstColumn="0" w:firstRowLastColumn="0" w:lastRowFirstColumn="0" w:lastRowLastColumn="0"/>
+            <w:tcW w:w="2835" w:type="dxa"/>
+            <w:hideMark/>
+          </w:tcPr>
+          <w:p>
+            <w:pPr>
+              <w:spacing w:after="0"/>
+            </w:pPr>
+            <w:r>
+              <w:t>Expected Result</w:t>
+            </w:r>
+          </w:p>
+        </w:tc>
+        <w:tc>
+          <w:tcPr>
+            <w:tcW w:w="4275" w:type="dxa"/>
+            <w:hideMark/>
+          </w:tcPr>
+          <w:p>
+            <w:pPr>
+              <w:spacing w:after="0"/>
+              <w:cnfStyle w:val="000000000000" w:firstRow="0" w:lastRow="0" w:firstColumn="0" w:lastColumn="0" w:oddVBand="0" w:evenVBand="0" w:oddHBand="0" w:evenHBand="0" w:firstRowFirstColumn="0" w:firstRowLastColumn="0" w:lastRowFirstColumn="0" w:lastRowLastColumn="0"/>
+            </w:pPr>
+            <w:r>
+              <w:t>Player successfully reaches gameplay without errors or confusion</w:t>
+            </w:r>
+          </w:p>
+        </w:tc>
+      </w:tr>
+      <w:tr>
+        <w:trPr>
+          <w:cnfStyle w:val="000000100000" w:firstRow="0" w:lastRow="0" w:firstColumn="0" w:lastColumn="0" w:oddVBand="0" w:evenVBand="0" w:oddHBand="1" w:evenHBand="0" w:firstRowFirstColumn="0" w:firstRowLastColumn="0" w:lastRowFirstColumn="0" w:lastRowLastColumn="0"/>
+        </w:trPr>
+        <w:tc>
+          <w:tcPr>
+            <w:cnfStyle w:val="001000000000" w:firstRow="0" w:lastRow="0" w:firstColumn="1" w:lastColumn="0" w:oddVBand="0" w:evenVBand="0" w:oddHBand="0" w:evenHBand="0" w:firstRowFirstColumn="0" w:firstRowLastColumn="0" w:lastRowFirstColumn="0" w:lastRowLastColumn="0"/>
+            <w:tcW w:w="2835" w:type="dxa"/>
+            <w:hideMark/>
+          </w:tcPr>
+          <w:p>
+            <w:pPr>
+              <w:spacing w:after="0"/>
+            </w:pPr>
+            <w:r>
+              <w:t>Priority</w:t>
+            </w:r>
+          </w:p>
+        </w:tc>
+        <w:tc>
+          <w:tcPr>
+            <w:tcW w:w="4275" w:type="dxa"/>
+            <w:hideMark/>
+          </w:tcPr>
+          <w:p>
+            <w:pPr>
+              <w:spacing w:after="0"/>
+              <w:cnfStyle w:val="000000100000" w:firstRow="0" w:lastRow="0" w:firstColumn="0" w:lastColumn="0" w:oddVBand="0" w:evenVBand="0" w:oddHBand="1" w:evenHBand="0" w:firstRowFirstColumn="0" w:firstRowLastColumn="0" w:lastRowFirstColumn="0" w:lastRowLastColumn="0"/>
+            </w:pPr>
+            <w:r>
+              <w:t>High</w:t>
+            </w:r>
+          </w:p>
+        </w:tc>
+      </w:tr>
+      <w:tr>
+        <w:tc>
+          <w:tcPr>
+            <w:cnfStyle w:val="001000000000" w:firstRow="0" w:lastRow="0" w:firstColumn="1" w:lastColumn="0" w:oddVBand="0" w:evenVBand="0" w:oddHBand="0" w:evenHBand="0" w:firstRowFirstColumn="0" w:firstRowLastColumn="0" w:lastRowFirstColumn="0" w:lastRowLastColumn="0"/>
+            <w:tcW w:w="2835" w:type="dxa"/>
+          </w:tcPr>
+          <w:p>
+            <w:pPr>
+              <w:spacing w:after="0"/>
+            </w:pPr>
+            <w:r>
+              <w:t>Status</w:t>
+            </w:r>
+          </w:p>
+        </w:tc>
+        <w:tc>
+          <w:tcPr>
+            <w:tcW w:w="4275" w:type="dxa"/>
+          </w:tcPr>
+          <w:p>
+            <w:pPr>
+              <w:spacing w:after="0"/>
+              <w:cnfStyle w:val="000000000000" w:firstRow="0" w:lastRow="0" w:firstColumn="0" w:lastColumn="0" w:oddVBand="0" w:evenVBand="0" w:oddHBand="0" w:evenHBand="0" w:firstRowFirstColumn="0" w:firstRowLastColumn="0" w:lastRowFirstColumn="0" w:lastRowLastColumn="0"/>
+            </w:pPr>
+            <w:r>
+              <w:t>5/1</w:t>
+            </w:r>
+            <w:r>
+              <w:t>6</w:t>
+            </w:r>
+            <w:r>
+              <w:t>/26: Successfully Tested</w:t>
+            </w:r>
+          </w:p>
+        </w:tc>
+      </w:tr>
+    </w:tbl>
+    <w:p>
+      <w:pPr>
+        <w:pStyle w:val="Heading2"/>
+        <w:tabs>
+          <w:tab w:val="clear" w:pos="576"/>
+        </w:tabs>
+        <w:ind w:left="547" w:hanging="547"/>
+      </w:pPr>
+      <w:bookmarkStart w:id="54" w:name="_Toc229920350"/>
+      <w:r>
+        <w:t>TC-UAT-002 – Complete One Full Night</w:t>
+      </w:r>
+      <w:bookmarkEnd w:id="54"/>
+    </w:p>
+    <w:tbl>
+      <w:tblPr>
+        <w:tblStyle w:val="PlainTable1"/>
+        <w:tblW w:w="0" w:type="auto"/>
+        <w:tblLook w:val="04A0" w:firstRow="1" w:lastRow="0" w:firstColumn="1" w:lastColumn="0" w:noHBand="0" w:noVBand="1"/>
+      </w:tblPr>
+      <w:tblGrid>
+        <w:gridCol w:w="2835"/>
+        <w:gridCol w:w="4275"/>
+      </w:tblGrid>
+      <w:tr>
+        <w:trPr>
+          <w:cnfStyle w:val="100000000000" w:firstRow="1" w:lastRow="0" w:firstColumn="0" w:lastColumn="0" w:oddVBand="0" w:evenVBand="0" w:oddHBand="0" w:evenHBand="0" w:firstRowFirstColumn="0" w:firstRowLastColumn="0" w:lastRowFirstColumn="0" w:lastRowLastColumn="0"/>
+        </w:trPr>
+        <w:tc>
+          <w:tcPr>
+            <w:cnfStyle w:val="001000000000" w:firstRow="0" w:lastRow="0" w:firstColumn="1" w:lastColumn="0" w:oddVBand="0" w:evenVBand="0" w:oddHBand="0" w:evenHBand="0" w:firstRowFirstColumn="0" w:firstRowLastColumn="0" w:lastRowFirstColumn="0" w:lastRowLastColumn="0"/>
+            <w:tcW w:w="2835" w:type="dxa"/>
+            <w:hideMark/>
+          </w:tcPr>
+          <w:p>
+            <w:pPr>
+              <w:spacing w:after="0"/>
+              <w:jc w:val="center"/>
+            </w:pPr>
+            <w:r>
+              <w:t>Field</w:t>
+            </w:r>
+          </w:p>
+        </w:tc>
+        <w:tc>
+          <w:tcPr>
+            <w:tcW w:w="4275" w:type="dxa"/>
+            <w:hideMark/>
+          </w:tcPr>
+          <w:p>
+            <w:pPr>
+              <w:spacing w:after="0"/>
+              <w:jc w:val="center"/>
+              <w:cnfStyle w:val="100000000000" w:firstRow="1" w:lastRow="0" w:firstColumn="0" w:lastColumn="0" w:oddVBand="0" w:evenVBand="0" w:oddHBand="0" w:evenHBand="0" w:firstRowFirstColumn="0" w:firstRowLastColumn="0" w:lastRowFirstColumn="0" w:lastRowLastColumn="0"/>
+            </w:pPr>
+            <w:r>
+              <w:t>Description</w:t>
+            </w:r>
+          </w:p>
+        </w:tc>
+      </w:tr>
+      <w:tr>
+        <w:trPr>
+          <w:cnfStyle w:val="000000100000" w:firstRow="0" w:lastRow="0" w:firstColumn="0" w:lastColumn="0" w:oddVBand="0" w:evenVBand="0" w:oddHBand="1" w:evenHBand="0" w:firstRowFirstColumn="0" w:firstRowLastColumn="0" w:lastRowFirstColumn="0" w:lastRowLastColumn="0"/>
+        </w:trPr>
+        <w:tc>
+          <w:tcPr>
+            <w:cnfStyle w:val="001000000000" w:firstRow="0" w:lastRow="0" w:firstColumn="1" w:lastColumn="0" w:oddVBand="0" w:evenVBand="0" w:oddHBand="0" w:evenHBand="0" w:firstRowFirstColumn="0" w:firstRowLastColumn="0" w:lastRowFirstColumn="0" w:lastRowLastColumn="0"/>
+            <w:tcW w:w="2835" w:type="dxa"/>
+            <w:hideMark/>
+          </w:tcPr>
+          <w:p>
+            <w:pPr>
+              <w:spacing w:after="0"/>
+            </w:pPr>
+            <w:r>
+              <w:t>Test Case ID</w:t>
+            </w:r>
+          </w:p>
+        </w:tc>
+        <w:tc>
+          <w:tcPr>
+            <w:tcW w:w="4275" w:type="dxa"/>
+            <w:hideMark/>
+          </w:tcPr>
+          <w:p>
+            <w:pPr>
+              <w:spacing w:after="0"/>
+              <w:cnfStyle w:val="000000100000" w:firstRow="0" w:lastRow="0" w:firstColumn="0" w:lastColumn="0" w:oddVBand="0" w:evenVBand="0" w:oddHBand="1" w:evenHBand="0" w:firstRowFirstColumn="0" w:firstRowLastColumn="0" w:lastRowFirstColumn="0" w:lastRowLastColumn="0"/>
+            </w:pPr>
+            <w:r>
+              <w:t>TC-UAT-00</w:t>
+            </w:r>
+            <w:r>
+              <w:t>2</w:t>
+            </w:r>
+          </w:p>
+        </w:tc>
+      </w:tr>
+      <w:tr>
+        <w:tc>
+          <w:tcPr>
+            <w:cnfStyle w:val="001000000000" w:firstRow="0" w:lastRow="0" w:firstColumn="1" w:lastColumn="0" w:oddVBand="0" w:evenVBand="0" w:oddHBand="0" w:evenHBand="0" w:firstRowFirstColumn="0" w:firstRowLastColumn="0" w:lastRowFirstColumn="0" w:lastRowLastColumn="0"/>
+            <w:tcW w:w="2835" w:type="dxa"/>
+            <w:hideMark/>
+          </w:tcPr>
+          <w:p>
+            <w:pPr>
+              <w:spacing w:after="0"/>
+            </w:pPr>
+            <w:r>
+              <w:t>Requirement</w:t>
+            </w:r>
+          </w:p>
+        </w:tc>
+        <w:tc>
+          <w:tcPr>
+            <w:tcW w:w="4275" w:type="dxa"/>
+            <w:hideMark/>
+          </w:tcPr>
+          <w:p>
+            <w:pPr>
+              <w:spacing w:after="0"/>
+              <w:cnfStyle w:val="000000000000" w:firstRow="0" w:lastRow="0" w:firstColumn="0" w:lastColumn="0" w:oddVBand="0" w:evenVBand="0" w:oddHBand="0" w:evenHBand="0" w:firstRowFirstColumn="0" w:firstRowLastColumn="0" w:lastRowFirstColumn="0" w:lastRowLastColumn="0"/>
+            </w:pPr>
+            <w:r>
+              <w:t>UAT Validation</w:t>
+            </w:r>
+          </w:p>
+        </w:tc>
+      </w:tr>
+      <w:tr>
+        <w:trPr>
+          <w:cnfStyle w:val="000000100000" w:firstRow="0" w:lastRow="0" w:firstColumn="0" w:lastColumn="0" w:oddVBand="0" w:evenVBand="0" w:oddHBand="1" w:evenHBand="0" w:firstRowFirstColumn="0" w:firstRowLastColumn="0" w:lastRowFirstColumn="0" w:lastRowLastColumn="0"/>
+        </w:trPr>
+        <w:tc>
+          <w:tcPr>
+            <w:cnfStyle w:val="001000000000" w:firstRow="0" w:lastRow="0" w:firstColumn="1" w:lastColumn="0" w:oddVBand="0" w:evenVBand="0" w:oddHBand="0" w:evenHBand="0" w:firstRowFirstColumn="0" w:firstRowLastColumn="0" w:lastRowFirstColumn="0" w:lastRowLastColumn="0"/>
+            <w:tcW w:w="2835" w:type="dxa"/>
+            <w:hideMark/>
+          </w:tcPr>
+          <w:p>
+            <w:pPr>
+              <w:spacing w:after="0"/>
+            </w:pPr>
+            <w:r>
+              <w:t>Objective</w:t>
+            </w:r>
+          </w:p>
+        </w:tc>
+        <w:tc>
+          <w:tcPr>
+            <w:tcW w:w="4275" w:type="dxa"/>
+            <w:hideMark/>
+          </w:tcPr>
+          <w:p>
+            <w:pPr>
+              <w:spacing w:after="0"/>
+              <w:cnfStyle w:val="000000100000" w:firstRow="0" w:lastRow="0" w:firstColumn="0" w:lastColumn="0" w:oddVBand="0" w:evenVBand="0" w:oddHBand="1" w:evenHBand="0" w:firstRowFirstColumn="0" w:firstRowLastColumn="0" w:lastRowFirstColumn="0" w:lastRowLastColumn="0"/>
+            </w:pPr>
+            <w:r>
+              <w:t>Verify players can complete a full gameplay cycle successfully</w:t>
+            </w:r>
+          </w:p>
+        </w:tc>
+      </w:tr>
+      <w:tr>
+        <w:tc>
+          <w:tcPr>
+            <w:cnfStyle w:val="001000000000" w:firstRow="0" w:lastRow="0" w:firstColumn="1" w:lastColumn="0" w:oddVBand="0" w:evenVBand="0" w:oddHBand="0" w:evenHBand="0" w:firstRowFirstColumn="0" w:firstRowLastColumn="0" w:lastRowFirstColumn="0" w:lastRowLastColumn="0"/>
+            <w:tcW w:w="2835" w:type="dxa"/>
+            <w:hideMark/>
+          </w:tcPr>
+          <w:p>
+            <w:pPr>
+              <w:spacing w:after="0"/>
+            </w:pPr>
+            <w:r>
+              <w:t>Preconditions</w:t>
+            </w:r>
+          </w:p>
+        </w:tc>
+        <w:tc>
+          <w:tcPr>
+            <w:tcW w:w="4275" w:type="dxa"/>
+            <w:hideMark/>
+          </w:tcPr>
+          <w:p>
+            <w:pPr>
+              <w:spacing w:after="0"/>
+              <w:cnfStyle w:val="000000000000" w:firstRow="0" w:lastRow="0" w:firstColumn="0" w:lastColumn="0" w:oddVBand="0" w:evenVBand="0" w:oddHBand="0" w:evenHBand="0" w:firstRowFirstColumn="0" w:firstRowLastColumn="0" w:lastRowFirstColumn="0" w:lastRowLastColumn="0"/>
+            </w:pPr>
+            <w:r>
+              <w:t>Gameplay active</w:t>
+            </w:r>
+          </w:p>
+        </w:tc>
+      </w:tr>
+      <w:tr>
+        <w:trPr>
+          <w:cnfStyle w:val="000000100000" w:firstRow="0" w:lastRow="0" w:firstColumn="0" w:lastColumn="0" w:oddVBand="0" w:evenVBand="0" w:oddHBand="1" w:evenHBand="0" w:firstRowFirstColumn="0" w:firstRowLastColumn="0" w:lastRowFirstColumn="0" w:lastRowLastColumn="0"/>
+        </w:trPr>
+        <w:tc>
+          <w:tcPr>
+            <w:cnfStyle w:val="001000000000" w:firstRow="0" w:lastRow="0" w:firstColumn="1" w:lastColumn="0" w:oddVBand="0" w:evenVBand="0" w:oddHBand="0" w:evenHBand="0" w:firstRowFirstColumn="0" w:firstRowLastColumn="0" w:lastRowFirstColumn="0" w:lastRowLastColumn="0"/>
+            <w:tcW w:w="2835" w:type="dxa"/>
+            <w:hideMark/>
+          </w:tcPr>
+          <w:p>
+            <w:pPr>
+              <w:spacing w:after="0"/>
+            </w:pPr>
+            <w:r>
+              <w:t>Steps</w:t>
+            </w:r>
+          </w:p>
+        </w:tc>
+        <w:tc>
+          <w:tcPr>
+            <w:tcW w:w="4275" w:type="dxa"/>
+            <w:hideMark/>
+          </w:tcPr>
+          <w:p>
+            <w:pPr>
+              <w:spacing w:after="0"/>
+              <w:cnfStyle w:val="000000100000" w:firstRow="0" w:lastRow="0" w:firstColumn="0" w:lastColumn="0" w:oddVBand="0" w:evenVBand="0" w:oddHBand="1" w:evenHBand="0" w:firstRowFirstColumn="0" w:firstRowLastColumn="0" w:lastRowFirstColumn="0" w:lastRowLastColumn="0"/>
+            </w:pPr>
+            <w:r>
+              <w:t>1. Play through the night</w:t>
+            </w:r>
+          </w:p>
+          <w:p>
+            <w:pPr>
+              <w:spacing w:after="0"/>
+              <w:cnfStyle w:val="000000100000" w:firstRow="0" w:lastRow="0" w:firstColumn="0" w:lastColumn="0" w:oddVBand="0" w:evenVBand="0" w:oddHBand="1" w:evenHBand="0" w:firstRowFirstColumn="0" w:firstRowLastColumn="0" w:lastRowFirstColumn="0" w:lastRowLastColumn="0"/>
+            </w:pPr>
+            <w:r>
+              <w:t>2. Respond to monster threats</w:t>
+            </w:r>
+          </w:p>
+          <w:p>
+            <w:pPr>
+              <w:spacing w:after="0"/>
+              <w:cnfStyle w:val="000000100000" w:firstRow="0" w:lastRow="0" w:firstColumn="0" w:lastColumn="0" w:oddVBand="0" w:evenVBand="0" w:oddHBand="1" w:evenHBand="0" w:firstRowFirstColumn="0" w:firstRowLastColumn="0" w:lastRowFirstColumn="0" w:lastRowLastColumn="0"/>
+            </w:pPr>
+            <w:r>
+              <w:t>3. Increase Sleep Meter to 100%</w:t>
+            </w:r>
+          </w:p>
+        </w:tc>
+      </w:tr>
+      <w:tr>
+        <w:tc>
+          <w:tcPr>
+            <w:cnfStyle w:val="001000000000" w:firstRow="0" w:lastRow="0" w:firstColumn="1" w:lastColumn="0" w:oddVBand="0" w:evenVBand="0" w:oddHBand="0" w:evenHBand="0" w:firstRowFirstColumn="0" w:firstRowLastColumn="0" w:lastRowFirstColumn="0" w:lastRowLastColumn="0"/>
+            <w:tcW w:w="2835" w:type="dxa"/>
+            <w:hideMark/>
+          </w:tcPr>
+          <w:p>
+            <w:pPr>
+              <w:spacing w:after="0"/>
+            </w:pPr>
+            <w:r>
+              <w:t>Expected Result</w:t>
+            </w:r>
+          </w:p>
+        </w:tc>
+        <w:tc>
+          <w:tcPr>
+            <w:tcW w:w="4275" w:type="dxa"/>
+            <w:hideMark/>
+          </w:tcPr>
+          <w:p>
+            <w:pPr>
+              <w:spacing w:after="0"/>
+              <w:cnfStyle w:val="000000000000" w:firstRow="0" w:lastRow="0" w:firstColumn="0" w:lastColumn="0" w:oddVBand="0" w:evenVBand="0" w:oddHBand="0" w:evenHBand="0" w:firstRowFirstColumn="0" w:firstRowLastColumn="0" w:lastRowFirstColumn="0" w:lastRowLastColumn="0"/>
+            </w:pPr>
+            <w:r>
+              <w:t>Night Complete screen displays and gameplay progression functions correctly</w:t>
+            </w:r>
+          </w:p>
+        </w:tc>
+      </w:tr>
+      <w:tr>
+        <w:trPr>
+          <w:cnfStyle w:val="000000100000" w:firstRow="0" w:lastRow="0" w:firstColumn="0" w:lastColumn="0" w:oddVBand="0" w:evenVBand="0" w:oddHBand="1" w:evenHBand="0" w:firstRowFirstColumn="0" w:firstRowLastColumn="0" w:lastRowFirstColumn="0" w:lastRowLastColumn="0"/>
+        </w:trPr>
+        <w:tc>
+          <w:tcPr>
+            <w:cnfStyle w:val="001000000000" w:firstRow="0" w:lastRow="0" w:firstColumn="1" w:lastColumn="0" w:oddVBand="0" w:evenVBand="0" w:oddHBand="0" w:evenHBand="0" w:firstRowFirstColumn="0" w:firstRowLastColumn="0" w:lastRowFirstColumn="0" w:lastRowLastColumn="0"/>
+            <w:tcW w:w="2835" w:type="dxa"/>
+            <w:hideMark/>
+          </w:tcPr>
+          <w:p>
+            <w:pPr>
+              <w:spacing w:after="0"/>
+            </w:pPr>
+            <w:r>
+              <w:t>Priority</w:t>
+            </w:r>
+          </w:p>
+        </w:tc>
+        <w:tc>
+          <w:tcPr>
+            <w:tcW w:w="4275" w:type="dxa"/>
+            <w:hideMark/>
+          </w:tcPr>
+          <w:p>
+            <w:pPr>
+              <w:spacing w:after="0"/>
+              <w:cnfStyle w:val="000000100000" w:firstRow="0" w:lastRow="0" w:firstColumn="0" w:lastColumn="0" w:oddVBand="0" w:evenVBand="0" w:oddHBand="1" w:evenHBand="0" w:firstRowFirstColumn="0" w:firstRowLastColumn="0" w:lastRowFirstColumn="0" w:lastRowLastColumn="0"/>
+            </w:pPr>
+            <w:r>
+              <w:t>High</w:t>
+            </w:r>
+          </w:p>
+        </w:tc>
+      </w:tr>
+      <w:tr>
+        <w:tc>
+          <w:tcPr>
+            <w:cnfStyle w:val="001000000000" w:firstRow="0" w:lastRow="0" w:firstColumn="1" w:lastColumn="0" w:oddVBand="0" w:evenVBand="0" w:oddHBand="0" w:evenHBand="0" w:firstRowFirstColumn="0" w:firstRowLastColumn="0" w:lastRowFirstColumn="0" w:lastRowLastColumn="0"/>
+            <w:tcW w:w="2835" w:type="dxa"/>
+          </w:tcPr>
+          <w:p>
+            <w:pPr>
+              <w:spacing w:after="0"/>
+            </w:pPr>
+            <w:r>
+              <w:t>Status</w:t>
+            </w:r>
+          </w:p>
+        </w:tc>
+        <w:tc>
+          <w:tcPr>
+            <w:tcW w:w="4275" w:type="dxa"/>
+          </w:tcPr>
+          <w:p>
+            <w:pPr>
+              <w:spacing w:after="0"/>
+              <w:cnfStyle w:val="000000000000" w:firstRow="0" w:lastRow="0" w:firstColumn="0" w:lastColumn="0" w:oddVBand="0" w:evenVBand="0" w:oddHBand="0" w:evenHBand="0" w:firstRowFirstColumn="0" w:firstRowLastColumn="0" w:lastRowFirstColumn="0" w:lastRowLastColumn="0"/>
+            </w:pPr>
+            <w:r>
+              <w:t>5/16/26: Successfully Tested</w:t>
+            </w:r>
+          </w:p>
+        </w:tc>
+      </w:tr>
+      <w:tr>
+        <w:trPr>
+          <w:cnfStyle w:val="000000100000" w:firstRow="0" w:lastRow="0" w:firstColumn="0" w:lastColumn="0" w:oddVBand="0" w:evenVBand="0" w:oddHBand="1" w:evenHBand="0" w:firstRowFirstColumn="0" w:firstRowLastColumn="0" w:lastRowFirstColumn="0" w:lastRowLastColumn="0"/>
+        </w:trPr>
+        <w:tc>
+          <w:tcPr>
+            <w:cnfStyle w:val="001000000000" w:firstRow="0" w:lastRow="0" w:firstColumn="1" w:lastColumn="0" w:oddVBand="0" w:evenVBand="0" w:oddHBand="0" w:evenHBand="0" w:firstRowFirstColumn="0" w:firstRowLastColumn="0" w:lastRowFirstColumn="0" w:lastRowLastColumn="0"/>
+            <w:tcW w:w="2835" w:type="dxa"/>
+          </w:tcPr>
+          <w:p>
+            <w:pPr>
+              <w:spacing w:after="0"/>
+            </w:pPr>
+          </w:p>
+        </w:tc>
+        <w:tc>
+          <w:tcPr>
+            <w:tcW w:w="4275" w:type="dxa"/>
+          </w:tcPr>
+          <w:p>
+            <w:pPr>
+              <w:spacing w:after="0"/>
+              <w:cnfStyle w:val="000000100000" w:firstRow="0" w:lastRow="0" w:firstColumn="0" w:lastColumn="0" w:oddVBand="0" w:evenVBand="0" w:oddHBand="1" w:evenHBand="0" w:firstRowFirstColumn="0" w:firstRowLastColumn="0" w:lastRowFirstColumn="0" w:lastRowLastColumn="0"/>
+            </w:pPr>
+          </w:p>
+        </w:tc>
+      </w:tr>
+    </w:tbl>
+    <w:p>
+      <w:pPr>
+        <w:pStyle w:val="Heading2"/>
+      </w:pPr>
+      <w:bookmarkStart w:id="55" w:name="_Toc229920351"/>
+      <w:r>
+        <w:lastRenderedPageBreak/>
+        <w:t>TC-UAT-003 – Pause and Resume Gameplay</w:t>
+      </w:r>
+      <w:bookmarkEnd w:id="55"/>
+    </w:p>
+    <w:tbl>
+      <w:tblPr>
+        <w:tblStyle w:val="PlainTable1"/>
+        <w:tblW w:w="0" w:type="auto"/>
+        <w:tblLook w:val="04A0" w:firstRow="1" w:lastRow="0" w:firstColumn="1" w:lastColumn="0" w:noHBand="0" w:noVBand="1"/>
+      </w:tblPr>
+      <w:tblGrid>
+        <w:gridCol w:w="2835"/>
+        <w:gridCol w:w="4275"/>
+      </w:tblGrid>
+      <w:tr>
+        <w:trPr>
+          <w:cnfStyle w:val="100000000000" w:firstRow="1" w:lastRow="0" w:firstColumn="0" w:lastColumn="0" w:oddVBand="0" w:evenVBand="0" w:oddHBand="0" w:evenHBand="0" w:firstRowFirstColumn="0" w:firstRowLastColumn="0" w:lastRowFirstColumn="0" w:lastRowLastColumn="0"/>
+        </w:trPr>
+        <w:tc>
+          <w:tcPr>
+            <w:cnfStyle w:val="001000000000" w:firstRow="0" w:lastRow="0" w:firstColumn="1" w:lastColumn="0" w:oddVBand="0" w:evenVBand="0" w:oddHBand="0" w:evenHBand="0" w:firstRowFirstColumn="0" w:firstRowLastColumn="0" w:lastRowFirstColumn="0" w:lastRowLastColumn="0"/>
+            <w:tcW w:w="2835" w:type="dxa"/>
+            <w:hideMark/>
+          </w:tcPr>
+          <w:p>
+            <w:pPr>
+              <w:spacing w:after="0"/>
+              <w:jc w:val="center"/>
+            </w:pPr>
+            <w:r>
+              <w:t>Field</w:t>
+            </w:r>
+          </w:p>
+        </w:tc>
+        <w:tc>
+          <w:tcPr>
+            <w:tcW w:w="4275" w:type="dxa"/>
+            <w:hideMark/>
+          </w:tcPr>
+          <w:p>
+            <w:pPr>
+              <w:spacing w:after="0"/>
+              <w:jc w:val="center"/>
+              <w:cnfStyle w:val="100000000000" w:firstRow="1" w:lastRow="0" w:firstColumn="0" w:lastColumn="0" w:oddVBand="0" w:evenVBand="0" w:oddHBand="0" w:evenHBand="0" w:firstRowFirstColumn="0" w:firstRowLastColumn="0" w:lastRowFirstColumn="0" w:lastRowLastColumn="0"/>
+            </w:pPr>
+            <w:r>
+              <w:t>Description</w:t>
+            </w:r>
+          </w:p>
+        </w:tc>
+      </w:tr>
+      <w:tr>
+        <w:trPr>
+          <w:cnfStyle w:val="000000100000" w:firstRow="0" w:lastRow="0" w:firstColumn="0" w:lastColumn="0" w:oddVBand="0" w:evenVBand="0" w:oddHBand="1" w:evenHBand="0" w:firstRowFirstColumn="0" w:firstRowLastColumn="0" w:lastRowFirstColumn="0" w:lastRowLastColumn="0"/>
+        </w:trPr>
+        <w:tc>
+          <w:tcPr>
+            <w:cnfStyle w:val="001000000000" w:firstRow="0" w:lastRow="0" w:firstColumn="1" w:lastColumn="0" w:oddVBand="0" w:evenVBand="0" w:oddHBand="0" w:evenHBand="0" w:firstRowFirstColumn="0" w:firstRowLastColumn="0" w:lastRowFirstColumn="0" w:lastRowLastColumn="0"/>
+            <w:tcW w:w="2835" w:type="dxa"/>
+            <w:hideMark/>
+          </w:tcPr>
+          <w:p>
+            <w:pPr>
+              <w:spacing w:after="0"/>
+            </w:pPr>
+            <w:r>
+              <w:t>Test Case ID</w:t>
+            </w:r>
+          </w:p>
+        </w:tc>
+        <w:tc>
+          <w:tcPr>
+            <w:tcW w:w="4275" w:type="dxa"/>
+            <w:hideMark/>
+          </w:tcPr>
+          <w:p>
+            <w:pPr>
+              <w:spacing w:after="0"/>
+              <w:cnfStyle w:val="000000100000" w:firstRow="0" w:lastRow="0" w:firstColumn="0" w:lastColumn="0" w:oddVBand="0" w:evenVBand="0" w:oddHBand="1" w:evenHBand="0" w:firstRowFirstColumn="0" w:firstRowLastColumn="0" w:lastRowFirstColumn="0" w:lastRowLastColumn="0"/>
+            </w:pPr>
+            <w:r>
+              <w:t>TC-UAT-00</w:t>
+            </w:r>
+            <w:r>
+              <w:t>3</w:t>
+            </w:r>
+          </w:p>
+        </w:tc>
+      </w:tr>
+      <w:tr>
+        <w:tc>
+          <w:tcPr>
+            <w:cnfStyle w:val="001000000000" w:firstRow="0" w:lastRow="0" w:firstColumn="1" w:lastColumn="0" w:oddVBand="0" w:evenVBand="0" w:oddHBand="0" w:evenHBand="0" w:firstRowFirstColumn="0" w:firstRowLastColumn="0" w:lastRowFirstColumn="0" w:lastRowLastColumn="0"/>
+            <w:tcW w:w="2835" w:type="dxa"/>
+            <w:hideMark/>
+          </w:tcPr>
+          <w:p>
+            <w:pPr>
+              <w:spacing w:after="0"/>
+            </w:pPr>
+            <w:r>
+              <w:t>Requirement</w:t>
+            </w:r>
+          </w:p>
+        </w:tc>
+        <w:tc>
+          <w:tcPr>
+            <w:tcW w:w="4275" w:type="dxa"/>
+            <w:hideMark/>
+          </w:tcPr>
+          <w:p>
+            <w:pPr>
+              <w:spacing w:after="0"/>
+              <w:cnfStyle w:val="000000000000" w:firstRow="0" w:lastRow="0" w:firstColumn="0" w:lastColumn="0" w:oddVBand="0" w:evenVBand="0" w:oddHBand="0" w:evenHBand="0" w:firstRowFirstColumn="0" w:firstRowLastColumn="0" w:lastRowFirstColumn="0" w:lastRowLastColumn="0"/>
+            </w:pPr>
+            <w:r>
+              <w:t>UAT Validation</w:t>
+            </w:r>
+          </w:p>
+        </w:tc>
+      </w:tr>
+      <w:tr>
+        <w:trPr>
+          <w:cnfStyle w:val="000000100000" w:firstRow="0" w:lastRow="0" w:firstColumn="0" w:lastColumn="0" w:oddVBand="0" w:evenVBand="0" w:oddHBand="1" w:evenHBand="0" w:firstRowFirstColumn="0" w:firstRowLastColumn="0" w:lastRowFirstColumn="0" w:lastRowLastColumn="0"/>
+        </w:trPr>
+        <w:tc>
+          <w:tcPr>
+            <w:cnfStyle w:val="001000000000" w:firstRow="0" w:lastRow="0" w:firstColumn="1" w:lastColumn="0" w:oddVBand="0" w:evenVBand="0" w:oddHBand="0" w:evenHBand="0" w:firstRowFirstColumn="0" w:firstRowLastColumn="0" w:lastRowFirstColumn="0" w:lastRowLastColumn="0"/>
+            <w:tcW w:w="2835" w:type="dxa"/>
+            <w:hideMark/>
+          </w:tcPr>
+          <w:p>
+            <w:pPr>
+              <w:spacing w:after="0"/>
+            </w:pPr>
+            <w:r>
+              <w:t>Objective</w:t>
+            </w:r>
+          </w:p>
+        </w:tc>
+        <w:tc>
+          <w:tcPr>
+            <w:tcW w:w="4275" w:type="dxa"/>
+            <w:hideMark/>
+          </w:tcPr>
+          <w:p>
+            <w:pPr>
+              <w:spacing w:after="0"/>
+              <w:cnfStyle w:val="000000100000" w:firstRow="0" w:lastRow="0" w:firstColumn="0" w:lastColumn="0" w:oddVBand="0" w:evenVBand="0" w:oddHBand="1" w:evenHBand="0" w:firstRowFirstColumn="0" w:firstRowLastColumn="0" w:lastRowFirstColumn="0" w:lastRowLastColumn="0"/>
+            </w:pPr>
+            <w:r>
+              <w:t>Verify gameplay can be paused and resumed during active play</w:t>
+            </w:r>
+          </w:p>
+        </w:tc>
+      </w:tr>
+      <w:tr>
+        <w:tc>
+          <w:tcPr>
+            <w:cnfStyle w:val="001000000000" w:firstRow="0" w:lastRow="0" w:firstColumn="1" w:lastColumn="0" w:oddVBand="0" w:evenVBand="0" w:oddHBand="0" w:evenHBand="0" w:firstRowFirstColumn="0" w:firstRowLastColumn="0" w:lastRowFirstColumn="0" w:lastRowLastColumn="0"/>
+            <w:tcW w:w="2835" w:type="dxa"/>
+            <w:hideMark/>
+          </w:tcPr>
+          <w:p>
+            <w:pPr>
+              <w:spacing w:after="0"/>
+            </w:pPr>
+            <w:r>
+              <w:t>Preconditions</w:t>
+            </w:r>
+          </w:p>
+        </w:tc>
+        <w:tc>
+          <w:tcPr>
+            <w:tcW w:w="4275" w:type="dxa"/>
+            <w:hideMark/>
+          </w:tcPr>
+          <w:p>
+            <w:pPr>
+              <w:spacing w:after="0"/>
+              <w:cnfStyle w:val="000000000000" w:firstRow="0" w:lastRow="0" w:firstColumn="0" w:lastColumn="0" w:oddVBand="0" w:evenVBand="0" w:oddHBand="0" w:evenHBand="0" w:firstRowFirstColumn="0" w:firstRowLastColumn="0" w:lastRowFirstColumn="0" w:lastRowLastColumn="0"/>
+            </w:pPr>
+            <w:r>
+              <w:t>Gameplay active</w:t>
+            </w:r>
+          </w:p>
+        </w:tc>
+      </w:tr>
+      <w:tr>
+        <w:trPr>
+          <w:cnfStyle w:val="000000100000" w:firstRow="0" w:lastRow="0" w:firstColumn="0" w:lastColumn="0" w:oddVBand="0" w:evenVBand="0" w:oddHBand="1" w:evenHBand="0" w:firstRowFirstColumn="0" w:firstRowLastColumn="0" w:lastRowFirstColumn="0" w:lastRowLastColumn="0"/>
+        </w:trPr>
+        <w:tc>
+          <w:tcPr>
+            <w:cnfStyle w:val="001000000000" w:firstRow="0" w:lastRow="0" w:firstColumn="1" w:lastColumn="0" w:oddVBand="0" w:evenVBand="0" w:oddHBand="0" w:evenHBand="0" w:firstRowFirstColumn="0" w:firstRowLastColumn="0" w:lastRowFirstColumn="0" w:lastRowLastColumn="0"/>
+            <w:tcW w:w="2835" w:type="dxa"/>
+            <w:hideMark/>
+          </w:tcPr>
+          <w:p>
+            <w:pPr>
+              <w:spacing w:after="0"/>
+            </w:pPr>
+            <w:r>
+              <w:t>Steps</w:t>
+            </w:r>
+          </w:p>
+        </w:tc>
+        <w:tc>
+          <w:tcPr>
+            <w:tcW w:w="4275" w:type="dxa"/>
+            <w:hideMark/>
+          </w:tcPr>
+          <w:p>
+            <w:pPr>
+              <w:spacing w:after="0"/>
+              <w:cnfStyle w:val="000000100000" w:firstRow="0" w:lastRow="0" w:firstColumn="0" w:lastColumn="0" w:oddVBand="0" w:evenVBand="0" w:oddHBand="1" w:evenHBand="0" w:firstRowFirstColumn="0" w:firstRowLastColumn="0" w:lastRowFirstColumn="0" w:lastRowLastColumn="0"/>
+            </w:pPr>
+            <w:r>
+              <w:t>1. Start gameplay</w:t>
+            </w:r>
+          </w:p>
+          <w:p>
+            <w:pPr>
+              <w:spacing w:after="0"/>
+              <w:cnfStyle w:val="000000100000" w:firstRow="0" w:lastRow="0" w:firstColumn="0" w:lastColumn="0" w:oddVBand="0" w:evenVBand="0" w:oddHBand="1" w:evenHBand="0" w:firstRowFirstColumn="0" w:firstRowLastColumn="0" w:lastRowFirstColumn="0" w:lastRowLastColumn="0"/>
+            </w:pPr>
+            <w:r>
+              <w:t>2. Pause the game</w:t>
+            </w:r>
+          </w:p>
+          <w:p>
+            <w:pPr>
+              <w:spacing w:after="0"/>
+              <w:cnfStyle w:val="000000100000" w:firstRow="0" w:lastRow="0" w:firstColumn="0" w:lastColumn="0" w:oddVBand="0" w:evenVBand="0" w:oddHBand="1" w:evenHBand="0" w:firstRowFirstColumn="0" w:firstRowLastColumn="0" w:lastRowFirstColumn="0" w:lastRowLastColumn="0"/>
+            </w:pPr>
+            <w:r>
+              <w:t>3. Resume gameplay</w:t>
+            </w:r>
+          </w:p>
+        </w:tc>
+      </w:tr>
+      <w:tr>
+        <w:tc>
+          <w:tcPr>
+            <w:cnfStyle w:val="001000000000" w:firstRow="0" w:lastRow="0" w:firstColumn="1" w:lastColumn="0" w:oddVBand="0" w:evenVBand="0" w:oddHBand="0" w:evenHBand="0" w:firstRowFirstColumn="0" w:firstRowLastColumn="0" w:lastRowFirstColumn="0" w:lastRowLastColumn="0"/>
+            <w:tcW w:w="2835" w:type="dxa"/>
+            <w:hideMark/>
+          </w:tcPr>
+          <w:p>
+            <w:pPr>
+              <w:spacing w:after="0"/>
+            </w:pPr>
+            <w:r>
+              <w:t>Expected Result</w:t>
+            </w:r>
+          </w:p>
+        </w:tc>
+        <w:tc>
+          <w:tcPr>
+            <w:tcW w:w="4275" w:type="dxa"/>
+            <w:hideMark/>
+          </w:tcPr>
+          <w:p>
+            <w:pPr>
+              <w:spacing w:after="0"/>
+              <w:cnfStyle w:val="000000000000" w:firstRow="0" w:lastRow="0" w:firstColumn="0" w:lastColumn="0" w:oddVBand="0" w:evenVBand="0" w:oddHBand="0" w:evenHBand="0" w:firstRowFirstColumn="0" w:firstRowLastColumn="0" w:lastRowFirstColumn="0" w:lastRowLastColumn="0"/>
+            </w:pPr>
+            <w:r>
+              <w:t>Gameplay pauses and resumes correctly without visual or audio issues</w:t>
+            </w:r>
+          </w:p>
+        </w:tc>
+      </w:tr>
+      <w:tr>
+        <w:trPr>
+          <w:cnfStyle w:val="000000100000" w:firstRow="0" w:lastRow="0" w:firstColumn="0" w:lastColumn="0" w:oddVBand="0" w:evenVBand="0" w:oddHBand="1" w:evenHBand="0" w:firstRowFirstColumn="0" w:firstRowLastColumn="0" w:lastRowFirstColumn="0" w:lastRowLastColumn="0"/>
+        </w:trPr>
+        <w:tc>
+          <w:tcPr>
+            <w:cnfStyle w:val="001000000000" w:firstRow="0" w:lastRow="0" w:firstColumn="1" w:lastColumn="0" w:oddVBand="0" w:evenVBand="0" w:oddHBand="0" w:evenHBand="0" w:firstRowFirstColumn="0" w:firstRowLastColumn="0" w:lastRowFirstColumn="0" w:lastRowLastColumn="0"/>
+            <w:tcW w:w="2835" w:type="dxa"/>
+            <w:hideMark/>
+          </w:tcPr>
+          <w:p>
+            <w:pPr>
+              <w:spacing w:after="0"/>
+            </w:pPr>
+            <w:r>
+              <w:t>Priority</w:t>
+            </w:r>
+          </w:p>
+        </w:tc>
+        <w:tc>
+          <w:tcPr>
+            <w:tcW w:w="4275" w:type="dxa"/>
+            <w:hideMark/>
+          </w:tcPr>
+          <w:p>
+            <w:pPr>
+              <w:spacing w:after="0"/>
+              <w:cnfStyle w:val="000000100000" w:firstRow="0" w:lastRow="0" w:firstColumn="0" w:lastColumn="0" w:oddVBand="0" w:evenVBand="0" w:oddHBand="1" w:evenHBand="0" w:firstRowFirstColumn="0" w:firstRowLastColumn="0" w:lastRowFirstColumn="0" w:lastRowLastColumn="0"/>
+            </w:pPr>
+            <w:r>
+              <w:t>Medium</w:t>
+            </w:r>
+          </w:p>
+        </w:tc>
+      </w:tr>
+      <w:tr>
+        <w:tc>
+          <w:tcPr>
+            <w:cnfStyle w:val="001000000000" w:firstRow="0" w:lastRow="0" w:firstColumn="1" w:lastColumn="0" w:oddVBand="0" w:evenVBand="0" w:oddHBand="0" w:evenHBand="0" w:firstRowFirstColumn="0" w:firstRowLastColumn="0" w:lastRowFirstColumn="0" w:lastRowLastColumn="0"/>
+            <w:tcW w:w="2835" w:type="dxa"/>
+          </w:tcPr>
+          <w:p>
+            <w:pPr>
+              <w:spacing w:after="0"/>
+            </w:pPr>
+            <w:r>
+              <w:t>Status</w:t>
+            </w:r>
+          </w:p>
+        </w:tc>
+        <w:tc>
+          <w:tcPr>
+            <w:tcW w:w="4275" w:type="dxa"/>
+          </w:tcPr>
+          <w:p>
+            <w:pPr>
+              <w:spacing w:after="0"/>
+              <w:cnfStyle w:val="000000000000" w:firstRow="0" w:lastRow="0" w:firstColumn="0" w:lastColumn="0" w:oddVBand="0" w:evenVBand="0" w:oddHBand="0" w:evenHBand="0" w:firstRowFirstColumn="0" w:firstRowLastColumn="0" w:lastRowFirstColumn="0" w:lastRowLastColumn="0"/>
+            </w:pPr>
+            <w:r>
+              <w:t>5/16/26: Successfully Tested</w:t>
+            </w:r>
+          </w:p>
+        </w:tc>
+      </w:tr>
+    </w:tbl>
+    <w:p/>
+    <w:p>
+      <w:pPr>
+        <w:pStyle w:val="Heading1"/>
+      </w:pPr>
+      <w:bookmarkStart w:id="56" w:name="_Toc229920352"/>
+      <w:r>
+        <w:t>Requirements Traceability Matrix</w:t>
+      </w:r>
+      <w:bookmarkEnd w:id="56"/>
+    </w:p>
+    <w:tbl>
+      <w:tblPr>
+        <w:tblStyle w:val="PlainTable1"/>
+        <w:tblW w:w="0" w:type="auto"/>
+        <w:tblLook w:val="04A0" w:firstRow="1" w:lastRow="0" w:firstColumn="1" w:lastColumn="0" w:noHBand="0" w:noVBand="1"/>
+      </w:tblPr>
+      <w:tblGrid>
+        <w:gridCol w:w="1743"/>
+        <w:gridCol w:w="3653"/>
+        <w:gridCol w:w="1410"/>
         <w:gridCol w:w="1182"/>
         <w:gridCol w:w="1072"/>
       </w:tblGrid>
@@ -13435,6 +15943,7 @@
               <w:spacing w:after="0"/>
             </w:pPr>
             <w:r>
+              <w:lastRenderedPageBreak/>
               <w:t>FR-MO-05</w:t>
             </w:r>
           </w:p>
@@ -13749,7 +16258,6 @@
               <w:spacing w:after="0"/>
             </w:pPr>
             <w:r>
-              <w:lastRenderedPageBreak/>
               <w:t>FR-ENV-07</w:t>
             </w:r>
           </w:p>
@@ -15892,6 +18400,7 @@
               <w:spacing w:after="0"/>
             </w:pPr>
             <w:r>
+              <w:lastRenderedPageBreak/>
               <w:t>FR-UI-10</w:t>
             </w:r>
           </w:p>
@@ -15957,6 +18466,240 @@
           </w:p>
         </w:tc>
       </w:tr>
+      <w:tr>
+        <w:trPr>
+          <w:cnfStyle w:val="000000100000" w:firstRow="0" w:lastRow="0" w:firstColumn="0" w:lastColumn="0" w:oddVBand="0" w:evenVBand="0" w:oddHBand="1" w:evenHBand="0" w:firstRowFirstColumn="0" w:firstRowLastColumn="0" w:lastRowFirstColumn="0" w:lastRowLastColumn="0"/>
+        </w:trPr>
+        <w:tc>
+          <w:tcPr>
+            <w:cnfStyle w:val="001000000000" w:firstRow="0" w:lastRow="0" w:firstColumn="1" w:lastColumn="0" w:oddVBand="0" w:evenVBand="0" w:oddHBand="0" w:evenHBand="0" w:firstRowFirstColumn="0" w:firstRowLastColumn="0" w:lastRowFirstColumn="0" w:lastRowLastColumn="0"/>
+            <w:tcW w:w="0" w:type="auto"/>
+          </w:tcPr>
+          <w:p>
+            <w:pPr>
+              <w:spacing w:after="0"/>
+            </w:pPr>
+            <w:r>
+              <w:t>UAT-01</w:t>
+            </w:r>
+          </w:p>
+        </w:tc>
+        <w:tc>
+          <w:tcPr>
+            <w:tcW w:w="0" w:type="auto"/>
+          </w:tcPr>
+          <w:p>
+            <w:pPr>
+              <w:spacing w:after="0"/>
+              <w:cnfStyle w:val="000000100000" w:firstRow="0" w:lastRow="0" w:firstColumn="0" w:lastColumn="0" w:oddVBand="0" w:evenVBand="0" w:oddHBand="1" w:evenHBand="0" w:firstRowFirstColumn="0" w:firstRowLastColumn="0" w:lastRowFirstColumn="0" w:lastRowLastColumn="0"/>
+            </w:pPr>
+            <w:r>
+              <w:t>Verify first-time user gameplay access</w:t>
+            </w:r>
+          </w:p>
+        </w:tc>
+        <w:tc>
+          <w:tcPr>
+            <w:tcW w:w="0" w:type="auto"/>
+          </w:tcPr>
+          <w:p>
+            <w:pPr>
+              <w:spacing w:after="0"/>
+              <w:cnfStyle w:val="000000100000" w:firstRow="0" w:lastRow="0" w:firstColumn="0" w:lastColumn="0" w:oddVBand="0" w:evenVBand="0" w:oddHBand="1" w:evenHBand="0" w:firstRowFirstColumn="0" w:firstRowLastColumn="0" w:lastRowFirstColumn="0" w:lastRowLastColumn="0"/>
+            </w:pPr>
+            <w:r>
+              <w:t>TC-UAT-001</w:t>
+            </w:r>
+          </w:p>
+        </w:tc>
+        <w:tc>
+          <w:tcPr>
+            <w:tcW w:w="0" w:type="auto"/>
+          </w:tcPr>
+          <w:p>
+            <w:pPr>
+              <w:spacing w:after="0"/>
+              <w:cnfStyle w:val="000000100000" w:firstRow="0" w:lastRow="0" w:firstColumn="0" w:lastColumn="0" w:oddVBand="0" w:evenVBand="0" w:oddHBand="1" w:evenHBand="0" w:firstRowFirstColumn="0" w:firstRowLastColumn="0" w:lastRowFirstColumn="0" w:lastRowLastColumn="0"/>
+            </w:pPr>
+            <w:r>
+              <w:t>UAT</w:t>
+            </w:r>
+          </w:p>
+        </w:tc>
+        <w:tc>
+          <w:tcPr>
+            <w:tcW w:w="0" w:type="auto"/>
+          </w:tcPr>
+          <w:p>
+            <w:pPr>
+              <w:spacing w:after="0"/>
+              <w:cnfStyle w:val="000000100000" w:firstRow="0" w:lastRow="0" w:firstColumn="0" w:lastColumn="0" w:oddVBand="0" w:evenVBand="0" w:oddHBand="1" w:evenHBand="0" w:firstRowFirstColumn="0" w:firstRowLastColumn="0" w:lastRowFirstColumn="0" w:lastRowLastColumn="0"/>
+            </w:pPr>
+            <w:r>
+              <w:t>Complete</w:t>
+            </w:r>
+          </w:p>
+        </w:tc>
+      </w:tr>
+      <w:tr>
+        <w:tc>
+          <w:tcPr>
+            <w:cnfStyle w:val="001000000000" w:firstRow="0" w:lastRow="0" w:firstColumn="1" w:lastColumn="0" w:oddVBand="0" w:evenVBand="0" w:oddHBand="0" w:evenHBand="0" w:firstRowFirstColumn="0" w:firstRowLastColumn="0" w:lastRowFirstColumn="0" w:lastRowLastColumn="0"/>
+            <w:tcW w:w="0" w:type="auto"/>
+          </w:tcPr>
+          <w:p>
+            <w:pPr>
+              <w:spacing w:after="0"/>
+            </w:pPr>
+            <w:r>
+              <w:t>UAT-0</w:t>
+            </w:r>
+            <w:r>
+              <w:t>2</w:t>
+            </w:r>
+          </w:p>
+        </w:tc>
+        <w:tc>
+          <w:tcPr>
+            <w:tcW w:w="0" w:type="auto"/>
+          </w:tcPr>
+          <w:p>
+            <w:pPr>
+              <w:spacing w:after="0"/>
+              <w:cnfStyle w:val="000000000000" w:firstRow="0" w:lastRow="0" w:firstColumn="0" w:lastColumn="0" w:oddVBand="0" w:evenVBand="0" w:oddHBand="0" w:evenHBand="0" w:firstRowFirstColumn="0" w:firstRowLastColumn="0" w:lastRowFirstColumn="0" w:lastRowLastColumn="0"/>
+            </w:pPr>
+            <w:r>
+              <w:t>Verify full gameplay cycle completion</w:t>
+            </w:r>
+          </w:p>
+        </w:tc>
+        <w:tc>
+          <w:tcPr>
+            <w:tcW w:w="0" w:type="auto"/>
+          </w:tcPr>
+          <w:p>
+            <w:pPr>
+              <w:spacing w:after="0"/>
+              <w:cnfStyle w:val="000000000000" w:firstRow="0" w:lastRow="0" w:firstColumn="0" w:lastColumn="0" w:oddVBand="0" w:evenVBand="0" w:oddHBand="0" w:evenHBand="0" w:firstRowFirstColumn="0" w:firstRowLastColumn="0" w:lastRowFirstColumn="0" w:lastRowLastColumn="0"/>
+            </w:pPr>
+            <w:r>
+              <w:t>TC-UAT-00</w:t>
+            </w:r>
+            <w:r>
+              <w:t>2</w:t>
+            </w:r>
+          </w:p>
+        </w:tc>
+        <w:tc>
+          <w:tcPr>
+            <w:tcW w:w="0" w:type="auto"/>
+          </w:tcPr>
+          <w:p>
+            <w:pPr>
+              <w:spacing w:after="0"/>
+              <w:cnfStyle w:val="000000000000" w:firstRow="0" w:lastRow="0" w:firstColumn="0" w:lastColumn="0" w:oddVBand="0" w:evenVBand="0" w:oddHBand="0" w:evenHBand="0" w:firstRowFirstColumn="0" w:firstRowLastColumn="0" w:lastRowFirstColumn="0" w:lastRowLastColumn="0"/>
+            </w:pPr>
+            <w:r>
+              <w:t>UAT</w:t>
+            </w:r>
+          </w:p>
+        </w:tc>
+        <w:tc>
+          <w:tcPr>
+            <w:tcW w:w="0" w:type="auto"/>
+          </w:tcPr>
+          <w:p>
+            <w:pPr>
+              <w:spacing w:after="0"/>
+              <w:cnfStyle w:val="000000000000" w:firstRow="0" w:lastRow="0" w:firstColumn="0" w:lastColumn="0" w:oddVBand="0" w:evenVBand="0" w:oddHBand="0" w:evenHBand="0" w:firstRowFirstColumn="0" w:firstRowLastColumn="0" w:lastRowFirstColumn="0" w:lastRowLastColumn="0"/>
+            </w:pPr>
+            <w:r>
+              <w:t>Complete</w:t>
+            </w:r>
+          </w:p>
+        </w:tc>
+      </w:tr>
+      <w:tr>
+        <w:trPr>
+          <w:cnfStyle w:val="000000100000" w:firstRow="0" w:lastRow="0" w:firstColumn="0" w:lastColumn="0" w:oddVBand="0" w:evenVBand="0" w:oddHBand="1" w:evenHBand="0" w:firstRowFirstColumn="0" w:firstRowLastColumn="0" w:lastRowFirstColumn="0" w:lastRowLastColumn="0"/>
+        </w:trPr>
+        <w:tc>
+          <w:tcPr>
+            <w:cnfStyle w:val="001000000000" w:firstRow="0" w:lastRow="0" w:firstColumn="1" w:lastColumn="0" w:oddVBand="0" w:evenVBand="0" w:oddHBand="0" w:evenHBand="0" w:firstRowFirstColumn="0" w:firstRowLastColumn="0" w:lastRowFirstColumn="0" w:lastRowLastColumn="0"/>
+            <w:tcW w:w="0" w:type="auto"/>
+          </w:tcPr>
+          <w:p>
+            <w:pPr>
+              <w:spacing w:after="0"/>
+            </w:pPr>
+            <w:r>
+              <w:t>UAT-0</w:t>
+            </w:r>
+            <w:r>
+              <w:t>3</w:t>
+            </w:r>
+          </w:p>
+        </w:tc>
+        <w:tc>
+          <w:tcPr>
+            <w:tcW w:w="0" w:type="auto"/>
+          </w:tcPr>
+          <w:p>
+            <w:pPr>
+              <w:spacing w:after="0"/>
+              <w:cnfStyle w:val="000000100000" w:firstRow="0" w:lastRow="0" w:firstColumn="0" w:lastColumn="0" w:oddVBand="0" w:evenVBand="0" w:oddHBand="1" w:evenHBand="0" w:firstRowFirstColumn="0" w:firstRowLastColumn="0" w:lastRowFirstColumn="0" w:lastRowLastColumn="0"/>
+            </w:pPr>
+            <w:r>
+              <w:t>Verify pause and resume usability</w:t>
+            </w:r>
+          </w:p>
+        </w:tc>
+        <w:tc>
+          <w:tcPr>
+            <w:tcW w:w="0" w:type="auto"/>
+          </w:tcPr>
+          <w:p>
+            <w:pPr>
+              <w:spacing w:after="0"/>
+              <w:cnfStyle w:val="000000100000" w:firstRow="0" w:lastRow="0" w:firstColumn="0" w:lastColumn="0" w:oddVBand="0" w:evenVBand="0" w:oddHBand="1" w:evenHBand="0" w:firstRowFirstColumn="0" w:firstRowLastColumn="0" w:lastRowFirstColumn="0" w:lastRowLastColumn="0"/>
+            </w:pPr>
+            <w:r>
+              <w:t>TC-UAT-00</w:t>
+            </w:r>
+            <w:r>
+              <w:t>3</w:t>
+            </w:r>
+          </w:p>
+        </w:tc>
+        <w:tc>
+          <w:tcPr>
+            <w:tcW w:w="0" w:type="auto"/>
+          </w:tcPr>
+          <w:p>
+            <w:pPr>
+              <w:spacing w:after="0"/>
+              <w:cnfStyle w:val="000000100000" w:firstRow="0" w:lastRow="0" w:firstColumn="0" w:lastColumn="0" w:oddVBand="0" w:evenVBand="0" w:oddHBand="1" w:evenHBand="0" w:firstRowFirstColumn="0" w:firstRowLastColumn="0" w:lastRowFirstColumn="0" w:lastRowLastColumn="0"/>
+            </w:pPr>
+            <w:r>
+              <w:t>UAT</w:t>
+            </w:r>
+          </w:p>
+        </w:tc>
+        <w:tc>
+          <w:tcPr>
+            <w:tcW w:w="0" w:type="auto"/>
+          </w:tcPr>
+          <w:p>
+            <w:pPr>
+              <w:spacing w:after="0"/>
+              <w:cnfStyle w:val="000000100000" w:firstRow="0" w:lastRow="0" w:firstColumn="0" w:lastColumn="0" w:oddVBand="0" w:evenVBand="0" w:oddHBand="1" w:evenHBand="0" w:firstRowFirstColumn="0" w:firstRowLastColumn="0" w:lastRowFirstColumn="0" w:lastRowLastColumn="0"/>
+            </w:pPr>
+            <w:r>
+              <w:t>Complete</w:t>
+            </w:r>
+          </w:p>
+        </w:tc>
+      </w:tr>
     </w:tbl>
     <w:p>
       <w:pPr>
@@ -15980,11 +18723,11 @@
       <w:pPr>
         <w:pStyle w:val="Heading1"/>
       </w:pPr>
-      <w:bookmarkStart w:id="49" w:name="_Toc229731037"/>
+      <w:bookmarkStart w:id="57" w:name="_Toc229920353"/>
       <w:r>
         <w:t>Approval and Sign-Off</w:t>
       </w:r>
-      <w:bookmarkEnd w:id="49"/>
+      <w:bookmarkEnd w:id="57"/>
     </w:p>
     <w:tbl>
       <w:tblPr>
@@ -16210,11 +18953,11 @@
       <w:pPr>
         <w:pStyle w:val="Heading1"/>
       </w:pPr>
-      <w:bookmarkStart w:id="50" w:name="_Toc229731038"/>
+      <w:bookmarkStart w:id="58" w:name="_Toc229920354"/>
       <w:r>
         <w:t>Revision History</w:t>
       </w:r>
-      <w:bookmarkEnd w:id="50"/>
+      <w:bookmarkEnd w:id="58"/>
     </w:p>
     <w:tbl>
       <w:tblPr>
@@ -16599,14 +19342,27 @@
           <w:r>
             <w:t xml:space="preserve"> of </w:t>
           </w:r>
-          <w:fldSimple w:instr=" NUMPAGES ">
-            <w:r>
-              <w:rPr>
-                <w:noProof/>
-              </w:rPr>
-              <w:t>7</w:t>
-            </w:r>
-          </w:fldSimple>
+          <w:r>
+            <w:fldChar w:fldCharType="begin"/>
+          </w:r>
+          <w:r>
+            <w:instrText xml:space="preserve"> NUMPAGES </w:instrText>
+          </w:r>
+          <w:r>
+            <w:fldChar w:fldCharType="separate"/>
+          </w:r>
+          <w:r>
+            <w:rPr>
+              <w:noProof/>
+            </w:rPr>
+            <w:t>7</w:t>
+          </w:r>
+          <w:r>
+            <w:rPr>
+              <w:noProof/>
+            </w:rPr>
+            <w:fldChar w:fldCharType="end"/>
+          </w:r>
         </w:p>
       </w:tc>
     </w:tr>
@@ -16697,6 +19453,9 @@
           <w:r>
             <w:t>Insomnia</w:t>
           </w:r>
+          <w:r>
+            <w:t>c</w:t>
+          </w:r>
         </w:p>
       </w:tc>
     </w:tr>
@@ -16714,7 +19473,7 @@
   <w:abstractNum w:abstractNumId="0" w15:restartNumberingAfterBreak="0">
     <w:nsid w:val="19520FA3"/>
     <w:multiLevelType w:val="multilevel"/>
-    <w:tmpl w:val="28D03784"/>
+    <w:tmpl w:val="8ECA48B0"/>
     <w:lvl w:ilvl="0">
       <w:start w:val="1"/>
       <w:numFmt w:val="decimal"/>
@@ -17068,6 +19827,42 @@
   </w:num>
   <w:num w:numId="3" w16cid:durableId="1950240105">
     <w:abstractNumId w:val="1"/>
+  </w:num>
+  <w:num w:numId="4" w16cid:durableId="1202934814">
+    <w:abstractNumId w:val="0"/>
+  </w:num>
+  <w:num w:numId="5" w16cid:durableId="1346788161">
+    <w:abstractNumId w:val="0"/>
+    <w:lvlOverride w:ilvl="0">
+      <w:startOverride w:val="1"/>
+    </w:lvlOverride>
+    <w:lvlOverride w:ilvl="1">
+      <w:startOverride w:val="1"/>
+    </w:lvlOverride>
+    <w:lvlOverride w:ilvl="2">
+      <w:startOverride w:val="1"/>
+    </w:lvlOverride>
+    <w:lvlOverride w:ilvl="3">
+      <w:startOverride w:val="1"/>
+    </w:lvlOverride>
+    <w:lvlOverride w:ilvl="4">
+      <w:startOverride w:val="1"/>
+    </w:lvlOverride>
+    <w:lvlOverride w:ilvl="5">
+      <w:startOverride w:val="1"/>
+    </w:lvlOverride>
+    <w:lvlOverride w:ilvl="6">
+      <w:startOverride w:val="1"/>
+    </w:lvlOverride>
+    <w:lvlOverride w:ilvl="7">
+      <w:startOverride w:val="1"/>
+    </w:lvlOverride>
+    <w:lvlOverride w:ilvl="8">
+      <w:startOverride w:val="1"/>
+    </w:lvlOverride>
+  </w:num>
+  <w:num w:numId="6" w16cid:durableId="647636157">
+    <w:abstractNumId w:val="0"/>
   </w:num>
   <w:numIdMacAtCleanup w:val="3"/>
 </w:numbering>
@@ -17389,11 +20184,8 @@
       <w:numPr>
         <w:numId w:val="1"/>
       </w:numPr>
-      <w:tabs>
-        <w:tab w:val="clear" w:pos="432"/>
-      </w:tabs>
       <w:spacing w:before="240"/>
-      <w:ind w:left="720" w:right="-288" w:hanging="720"/>
+      <w:ind w:right="-288"/>
       <w:outlineLvl w:val="0"/>
     </w:pPr>
     <w:rPr>
@@ -17409,9 +20201,10 @@
     <w:name w:val="heading 2"/>
     <w:basedOn w:val="Normal"/>
     <w:next w:val="Normal"/>
+    <w:link w:val="Heading2Char"/>
     <w:autoRedefine/>
     <w:qFormat/>
-    <w:rsid w:val="0052082A"/>
+    <w:rsid w:val="009232CE"/>
     <w:pPr>
       <w:keepNext/>
       <w:numPr>
@@ -17419,11 +20212,9 @@
         <w:numId w:val="1"/>
       </w:numPr>
       <w:tabs>
-        <w:tab w:val="clear" w:pos="576"/>
         <w:tab w:val="left" w:pos="900"/>
       </w:tabs>
       <w:spacing w:before="240"/>
-      <w:ind w:left="547" w:hanging="360"/>
       <w:outlineLvl w:val="1"/>
     </w:pPr>
     <w:rPr>
@@ -17572,7 +20363,6 @@
   <w:style w:type="character" w:default="1" w:styleId="DefaultParagraphFont">
     <w:name w:val="Default Paragraph Font"/>
     <w:uiPriority w:val="1"/>
-    <w:semiHidden/>
     <w:unhideWhenUsed/>
   </w:style>
   <w:style w:type="table" w:default="1" w:styleId="TableNormal">
@@ -18239,6 +21029,20 @@
       </w:tcPr>
     </w:tblStylePr>
   </w:style>
+  <w:style w:type="character" w:customStyle="1" w:styleId="Heading2Char">
+    <w:name w:val="Heading 2 Char"/>
+    <w:basedOn w:val="DefaultParagraphFont"/>
+    <w:link w:val="Heading2"/>
+    <w:rsid w:val="008528A6"/>
+    <w:rPr>
+      <w:b/>
+      <w:bCs/>
+      <w:iCs/>
+      <w:spacing w:val="20"/>
+      <w:sz w:val="28"/>
+      <w:szCs w:val="28"/>
+    </w:rPr>
+  </w:style>
 </w:styles>
 </file>
 
